--- a/src/docs/LOTTY_AB_Platform_PartD_Documentation.docx
+++ b/src/docs/LOTTY_AB_Platform_PartD_Documentation.docx
@@ -135,12 +135,6 @@
         <w:gridCol w:w="6400"/>
       </w:tblGrid>
       <w:tr>
-        <w:tblPrEx>
-          <w:tblCellMar>
-            <w:top w:w="0" w:type="dxa"/>
-            <w:bottom w:w="0" w:type="dxa"/>
-          </w:tblCellMar>
-        </w:tblPrEx>
         <w:trPr>
           <w:tblHeader/>
         </w:trPr>
@@ -206,12 +200,6 @@
         </w:tc>
       </w:tr>
       <w:tr>
-        <w:tblPrEx>
-          <w:tblCellMar>
-            <w:top w:w="0" w:type="dxa"/>
-            <w:bottom w:w="0" w:type="dxa"/>
-          </w:tblCellMar>
-        </w:tblPrEx>
         <w:tc>
           <w:tcPr>
             <w:tcW w:w="3500" w:type="dxa"/>
@@ -268,12 +256,6 @@
         </w:tc>
       </w:tr>
       <w:tr>
-        <w:tblPrEx>
-          <w:tblCellMar>
-            <w:top w:w="0" w:type="dxa"/>
-            <w:bottom w:w="0" w:type="dxa"/>
-          </w:tblCellMar>
-        </w:tblPrEx>
         <w:tc>
           <w:tcPr>
             <w:tcW w:w="3500" w:type="dxa"/>
@@ -330,12 +312,6 @@
         </w:tc>
       </w:tr>
       <w:tr>
-        <w:tblPrEx>
-          <w:tblCellMar>
-            <w:top w:w="0" w:type="dxa"/>
-            <w:bottom w:w="0" w:type="dxa"/>
-          </w:tblCellMar>
-        </w:tblPrEx>
         <w:tc>
           <w:tcPr>
             <w:tcW w:w="3500" w:type="dxa"/>
@@ -392,12 +368,6 @@
         </w:tc>
       </w:tr>
       <w:tr>
-        <w:tblPrEx>
-          <w:tblCellMar>
-            <w:top w:w="0" w:type="dxa"/>
-            <w:bottom w:w="0" w:type="dxa"/>
-          </w:tblCellMar>
-        </w:tblPrEx>
         <w:tc>
           <w:tcPr>
             <w:tcW w:w="3500" w:type="dxa"/>
@@ -454,12 +424,6 @@
         </w:tc>
       </w:tr>
       <w:tr>
-        <w:tblPrEx>
-          <w:tblCellMar>
-            <w:top w:w="0" w:type="dxa"/>
-            <w:bottom w:w="0" w:type="dxa"/>
-          </w:tblCellMar>
-        </w:tblPrEx>
         <w:tc>
           <w:tcPr>
             <w:tcW w:w="3500" w:type="dxa"/>
@@ -516,12 +480,6 @@
         </w:tc>
       </w:tr>
       <w:tr>
-        <w:tblPrEx>
-          <w:tblCellMar>
-            <w:top w:w="0" w:type="dxa"/>
-            <w:bottom w:w="0" w:type="dxa"/>
-          </w:tblCellMar>
-        </w:tblPrEx>
         <w:tc>
           <w:tcPr>
             <w:tcW w:w="3500" w:type="dxa"/>
@@ -578,12 +536,6 @@
         </w:tc>
       </w:tr>
       <w:tr>
-        <w:tblPrEx>
-          <w:tblCellMar>
-            <w:top w:w="0" w:type="dxa"/>
-            <w:bottom w:w="0" w:type="dxa"/>
-          </w:tblCellMar>
-        </w:tblPrEx>
         <w:tc>
           <w:tcPr>
             <w:tcW w:w="3500" w:type="dxa"/>
@@ -671,12 +623,6 @@
         <w:gridCol w:w="6700"/>
       </w:tblGrid>
       <w:tr>
-        <w:tblPrEx>
-          <w:tblCellMar>
-            <w:top w:w="0" w:type="dxa"/>
-            <w:bottom w:w="0" w:type="dxa"/>
-          </w:tblCellMar>
-        </w:tblPrEx>
         <w:trPr>
           <w:tblHeader/>
         </w:trPr>
@@ -742,12 +688,6 @@
         </w:tc>
       </w:tr>
       <w:tr>
-        <w:tblPrEx>
-          <w:tblCellMar>
-            <w:top w:w="0" w:type="dxa"/>
-            <w:bottom w:w="0" w:type="dxa"/>
-          </w:tblCellMar>
-        </w:tblPrEx>
         <w:tc>
           <w:tcPr>
             <w:tcW w:w="3200" w:type="dxa"/>
@@ -804,12 +744,6 @@
         </w:tc>
       </w:tr>
       <w:tr>
-        <w:tblPrEx>
-          <w:tblCellMar>
-            <w:top w:w="0" w:type="dxa"/>
-            <w:bottom w:w="0" w:type="dxa"/>
-          </w:tblCellMar>
-        </w:tblPrEx>
         <w:tc>
           <w:tcPr>
             <w:tcW w:w="3200" w:type="dxa"/>
@@ -894,12 +828,6 @@
         </w:tc>
       </w:tr>
       <w:tr>
-        <w:tblPrEx>
-          <w:tblCellMar>
-            <w:top w:w="0" w:type="dxa"/>
-            <w:bottom w:w="0" w:type="dxa"/>
-          </w:tblCellMar>
-        </w:tblPrEx>
         <w:tc>
           <w:tcPr>
             <w:tcW w:w="3200" w:type="dxa"/>
@@ -956,12 +884,6 @@
         </w:tc>
       </w:tr>
       <w:tr>
-        <w:tblPrEx>
-          <w:tblCellMar>
-            <w:top w:w="0" w:type="dxa"/>
-            <w:bottom w:w="0" w:type="dxa"/>
-          </w:tblCellMar>
-        </w:tblPrEx>
         <w:tc>
           <w:tcPr>
             <w:tcW w:w="3200" w:type="dxa"/>
@@ -1018,12 +940,6 @@
         </w:tc>
       </w:tr>
       <w:tr>
-        <w:tblPrEx>
-          <w:tblCellMar>
-            <w:top w:w="0" w:type="dxa"/>
-            <w:bottom w:w="0" w:type="dxa"/>
-          </w:tblCellMar>
-        </w:tblPrEx>
         <w:tc>
           <w:tcPr>
             <w:tcW w:w="3200" w:type="dxa"/>
@@ -1080,12 +996,6 @@
         </w:tc>
       </w:tr>
       <w:tr>
-        <w:tblPrEx>
-          <w:tblCellMar>
-            <w:top w:w="0" w:type="dxa"/>
-            <w:bottom w:w="0" w:type="dxa"/>
-          </w:tblCellMar>
-        </w:tblPrEx>
         <w:tc>
           <w:tcPr>
             <w:tcW w:w="3200" w:type="dxa"/>
@@ -1142,12 +1052,6 @@
         </w:tc>
       </w:tr>
       <w:tr>
-        <w:tblPrEx>
-          <w:tblCellMar>
-            <w:top w:w="0" w:type="dxa"/>
-            <w:bottom w:w="0" w:type="dxa"/>
-          </w:tblCellMar>
-        </w:tblPrEx>
         <w:tc>
           <w:tcPr>
             <w:tcW w:w="3200" w:type="dxa"/>
@@ -1264,12 +1168,6 @@
         </w:tc>
       </w:tr>
       <w:tr>
-        <w:tblPrEx>
-          <w:tblCellMar>
-            <w:top w:w="0" w:type="dxa"/>
-            <w:bottom w:w="0" w:type="dxa"/>
-          </w:tblCellMar>
-        </w:tblPrEx>
         <w:tc>
           <w:tcPr>
             <w:tcW w:w="3200" w:type="dxa"/>
@@ -1377,12 +1275,6 @@
         </w:tc>
       </w:tr>
       <w:tr>
-        <w:tblPrEx>
-          <w:tblCellMar>
-            <w:top w:w="0" w:type="dxa"/>
-            <w:bottom w:w="0" w:type="dxa"/>
-          </w:tblCellMar>
-        </w:tblPrEx>
         <w:tc>
           <w:tcPr>
             <w:tcW w:w="3200" w:type="dxa"/>
@@ -1439,12 +1331,6 @@
         </w:tc>
       </w:tr>
       <w:tr>
-        <w:tblPrEx>
-          <w:tblCellMar>
-            <w:top w:w="0" w:type="dxa"/>
-            <w:bottom w:w="0" w:type="dxa"/>
-          </w:tblCellMar>
-        </w:tblPrEx>
         <w:tc>
           <w:tcPr>
             <w:tcW w:w="3200" w:type="dxa"/>
@@ -1507,12 +1393,6 @@
         </w:tc>
       </w:tr>
       <w:tr>
-        <w:tblPrEx>
-          <w:tblCellMar>
-            <w:top w:w="0" w:type="dxa"/>
-            <w:bottom w:w="0" w:type="dxa"/>
-          </w:tblCellMar>
-        </w:tblPrEx>
         <w:tc>
           <w:tcPr>
             <w:tcW w:w="3200" w:type="dxa"/>
@@ -1575,12 +1455,6 @@
         </w:tc>
       </w:tr>
       <w:tr>
-        <w:tblPrEx>
-          <w:tblCellMar>
-            <w:top w:w="0" w:type="dxa"/>
-            <w:bottom w:w="0" w:type="dxa"/>
-          </w:tblCellMar>
-        </w:tblPrEx>
         <w:tc>
           <w:tcPr>
             <w:tcW w:w="3200" w:type="dxa"/>
@@ -1637,12 +1511,6 @@
         </w:tc>
       </w:tr>
       <w:tr>
-        <w:tblPrEx>
-          <w:tblCellMar>
-            <w:top w:w="0" w:type="dxa"/>
-            <w:bottom w:w="0" w:type="dxa"/>
-          </w:tblCellMar>
-        </w:tblPrEx>
         <w:tc>
           <w:tcPr>
             <w:tcW w:w="3200" w:type="dxa"/>
@@ -1699,12 +1567,6 @@
         </w:tc>
       </w:tr>
       <w:tr>
-        <w:tblPrEx>
-          <w:tblCellMar>
-            <w:top w:w="0" w:type="dxa"/>
-            <w:bottom w:w="0" w:type="dxa"/>
-          </w:tblCellMar>
-        </w:tblPrEx>
         <w:tc>
           <w:tcPr>
             <w:tcW w:w="3200" w:type="dxa"/>
@@ -1761,12 +1623,6 @@
         </w:tc>
       </w:tr>
       <w:tr>
-        <w:tblPrEx>
-          <w:tblCellMar>
-            <w:top w:w="0" w:type="dxa"/>
-            <w:bottom w:w="0" w:type="dxa"/>
-          </w:tblCellMar>
-        </w:tblPrEx>
         <w:tc>
           <w:tcPr>
             <w:tcW w:w="3200" w:type="dxa"/>
@@ -1823,12 +1679,6 @@
         </w:tc>
       </w:tr>
       <w:tr>
-        <w:tblPrEx>
-          <w:tblCellMar>
-            <w:top w:w="0" w:type="dxa"/>
-            <w:bottom w:w="0" w:type="dxa"/>
-          </w:tblCellMar>
-        </w:tblPrEx>
         <w:tc>
           <w:tcPr>
             <w:tcW w:w="3200" w:type="dxa"/>
@@ -1935,12 +1785,6 @@
         <w:gridCol w:w="4771"/>
       </w:tblGrid>
       <w:tr>
-        <w:tblPrEx>
-          <w:tblCellMar>
-            <w:top w:w="0" w:type="dxa"/>
-            <w:bottom w:w="0" w:type="dxa"/>
-          </w:tblCellMar>
-        </w:tblPrEx>
         <w:trPr>
           <w:tblHeader/>
         </w:trPr>
@@ -2037,12 +1881,6 @@
         </w:tc>
       </w:tr>
       <w:tr>
-        <w:tblPrEx>
-          <w:tblCellMar>
-            <w:top w:w="0" w:type="dxa"/>
-            <w:bottom w:w="0" w:type="dxa"/>
-          </w:tblCellMar>
-        </w:tblPrEx>
         <w:tc>
           <w:tcPr>
             <w:tcW w:w="1800" w:type="dxa"/>
@@ -2237,12 +2075,6 @@
         </w:tc>
       </w:tr>
       <w:tr>
-        <w:tblPrEx>
-          <w:tblCellMar>
-            <w:top w:w="0" w:type="dxa"/>
-            <w:bottom w:w="0" w:type="dxa"/>
-          </w:tblCellMar>
-        </w:tblPrEx>
         <w:tc>
           <w:tcPr>
             <w:tcW w:w="1800" w:type="dxa"/>
@@ -2332,12 +2164,6 @@
         </w:tc>
       </w:tr>
       <w:tr>
-        <w:tblPrEx>
-          <w:tblCellMar>
-            <w:top w:w="0" w:type="dxa"/>
-            <w:bottom w:w="0" w:type="dxa"/>
-          </w:tblCellMar>
-        </w:tblPrEx>
         <w:tc>
           <w:tcPr>
             <w:tcW w:w="1800" w:type="dxa"/>
@@ -2427,12 +2253,6 @@
         </w:tc>
       </w:tr>
       <w:tr>
-        <w:tblPrEx>
-          <w:tblCellMar>
-            <w:top w:w="0" w:type="dxa"/>
-            <w:bottom w:w="0" w:type="dxa"/>
-          </w:tblCellMar>
-        </w:tblPrEx>
         <w:tc>
           <w:tcPr>
             <w:tcW w:w="1800" w:type="dxa"/>
@@ -2574,10 +2394,7 @@
         <w:t xml:space="preserve"> HTTP-only cookie. </w:t>
       </w:r>
       <w:r>
-        <w:t>Роли: ADMIN, EXPERIMENT</w:t>
-      </w:r>
-      <w:r>
-        <w:t>ER, APPROVER, VIEWER.</w:t>
+        <w:t>Роли: ADMIN, EXPERIMENTER, APPROVER, VIEWER.</w:t>
       </w:r>
     </w:p>
     <w:p/>
@@ -2612,12 +2429,6 @@
         <w:gridCol w:w="2400"/>
       </w:tblGrid>
       <w:tr>
-        <w:tblPrEx>
-          <w:tblCellMar>
-            <w:top w:w="0" w:type="dxa"/>
-            <w:bottom w:w="0" w:type="dxa"/>
-          </w:tblCellMar>
-        </w:tblPrEx>
         <w:trPr>
           <w:tblHeader/>
         </w:trPr>
@@ -2713,12 +2524,6 @@
         </w:tc>
       </w:tr>
       <w:tr>
-        <w:tblPrEx>
-          <w:tblCellMar>
-            <w:top w:w="0" w:type="dxa"/>
-            <w:bottom w:w="0" w:type="dxa"/>
-          </w:tblCellMar>
-        </w:tblPrEx>
         <w:tc>
           <w:tcPr>
             <w:tcW w:w="2500" w:type="dxa"/>
@@ -2802,12 +2607,6 @@
         </w:tc>
       </w:tr>
       <w:tr>
-        <w:tblPrEx>
-          <w:tblCellMar>
-            <w:top w:w="0" w:type="dxa"/>
-            <w:bottom w:w="0" w:type="dxa"/>
-          </w:tblCellMar>
-        </w:tblPrEx>
         <w:tc>
           <w:tcPr>
             <w:tcW w:w="2500" w:type="dxa"/>
@@ -2891,12 +2690,6 @@
         </w:tc>
       </w:tr>
       <w:tr>
-        <w:tblPrEx>
-          <w:tblCellMar>
-            <w:top w:w="0" w:type="dxa"/>
-            <w:bottom w:w="0" w:type="dxa"/>
-          </w:tblCellMar>
-        </w:tblPrEx>
         <w:tc>
           <w:tcPr>
             <w:tcW w:w="2500" w:type="dxa"/>
@@ -2986,12 +2779,6 @@
         </w:tc>
       </w:tr>
       <w:tr>
-        <w:tblPrEx>
-          <w:tblCellMar>
-            <w:top w:w="0" w:type="dxa"/>
-            <w:bottom w:w="0" w:type="dxa"/>
-          </w:tblCellMar>
-        </w:tblPrEx>
         <w:tc>
           <w:tcPr>
             <w:tcW w:w="2500" w:type="dxa"/>
@@ -3226,13 +3013,7 @@
         <w:rPr>
           <w:lang w:val="en-US"/>
         </w:rPr>
-        <w:t xml:space="preserve"> (→ APPROVED/REWORK/REJECTED): POST /api/v1/experimen</w:t>
-      </w:r>
-      <w:r>
-        <w:rPr>
-          <w:lang w:val="en-US"/>
-        </w:rPr>
-        <w:t>ts/status/stop-review</w:t>
+        <w:t xml:space="preserve"> (→ APPROVED/REWORK/REJECTED): POST /api/v1/experiments/status/stop-review</w:t>
       </w:r>
     </w:p>
     <w:p>
@@ -3355,10 +3136,7 @@
         <w:t xml:space="preserve"> </w:t>
       </w:r>
       <w:r>
-        <w:t>парам</w:t>
-      </w:r>
-      <w:r>
-        <w:t>етрами</w:t>
+        <w:t>параметрами</w:t>
       </w:r>
       <w:r>
         <w:rPr>
@@ -3407,10 +3185,7 @@
     <w:p>
       <w:r>
         <w:lastRenderedPageBreak/>
-        <w:t>Правила ревью: минимальный порог (user.required) — число одобрений APPROVER для данного EXPERIMENTER. Если APPROVER-группа не задана — значение required=0, т.е. никаких одобрений не требуется и ревью проходит автоматически. Назначение аппруверов: POST /api</w:t>
-      </w:r>
-      <w:r>
-        <w:t>/v1/users/approvers (ADMIN).</w:t>
+        <w:t>Правила ревью: минимальный порог (user.required) — число одобрений APPROVER для данного EXPERIMENTER. Если APPROVER-группа не задана — значение required=0, т.е. никаких одобрений не требуется и ревью проходит автоматически. Назначение аппруверов: POST /api/v1/users/approvers (ADMIN).</w:t>
       </w:r>
     </w:p>
     <w:p/>
@@ -3544,10 +3319,7 @@
         <w:t xml:space="preserve"> flag_code </w:t>
       </w:r>
       <w:r>
-        <w:t>и</w:t>
-      </w:r>
-      <w:r>
-        <w:t>щется</w:t>
+        <w:t>ищется</w:t>
       </w:r>
       <w:r>
         <w:rPr>
@@ -3631,10 +3403,7 @@
         </w:numPr>
       </w:pPr>
       <w:r>
-        <w:t>Если эксперимент в статусе ROLLBACK → возвращается з</w:t>
-      </w:r>
-      <w:r>
-        <w:t>начение контрольного варианта (isControl=True).</w:t>
+        <w:t>Если эксперимент в статусе ROLLBACK → возвращается значение контрольного варианта (isControl=True).</w:t>
       </w:r>
     </w:p>
     <w:p>
@@ -3652,10 +3421,7 @@
     <w:p/>
     <w:p>
       <w:r>
-        <w:t>Решения предвычисляются при переходе в статус APPROVED (метод _generate_decisions). Алгоритм распредел</w:t>
-      </w:r>
-      <w:r>
-        <w:t>ения использует exp_index пользователя для защиты от «вечных подопытных» (см. секцию 5).</w:t>
+        <w:t>Решения предвычисляются при переходе в статус APPROVED (метод _generate_decisions). Алгоритм распределения использует exp_index пользователя для защиты от «вечных подопытных» (см. секцию 5).</w:t>
       </w:r>
     </w:p>
     <w:p/>
@@ -3668,28 +3434,62 @@
       </w:r>
     </w:p>
     <w:p>
-      <w:pPr>
+      <w:r>
+        <w:t>Механизм</w:t>
+      </w:r>
+      <w:r>
+        <w:t xml:space="preserve"> </w:t>
+      </w:r>
+      <w:r>
         <w:rPr>
           <w:lang w:val="en-US"/>
         </w:rPr>
-      </w:pPr>
-      <w:r>
-        <w:t>Механизм</w:t>
+        <w:t>exp</w:t>
+      </w:r>
+      <w:r>
+        <w:t>_</w:t>
       </w:r>
       <w:r>
         <w:rPr>
           <w:lang w:val="en-US"/>
         </w:rPr>
-        <w:t xml:space="preserve"> exp_index (</w:t>
+        <w:t>index</w:t>
+      </w:r>
+      <w:r>
+        <w:t xml:space="preserve"> (</w:t>
       </w:r>
       <w:r>
         <w:t>поле</w:t>
+      </w:r>
+      <w:r>
+        <w:t xml:space="preserve"> </w:t>
       </w:r>
       <w:r>
         <w:rPr>
           <w:lang w:val="en-US"/>
         </w:rPr>
-        <w:t xml:space="preserve"> users.exp_index, 0..100):</w:t>
+        <w:t>users</w:t>
+      </w:r>
+      <w:r>
+        <w:t>.</w:t>
+      </w:r>
+      <w:r>
+        <w:rPr>
+          <w:lang w:val="en-US"/>
+        </w:rPr>
+        <w:t>exp</w:t>
+      </w:r>
+      <w:r>
+        <w:t>_</w:t>
+      </w:r>
+      <w:r>
+        <w:rPr>
+          <w:lang w:val="en-US"/>
+        </w:rPr>
+        <w:t>index</w:t>
+      </w:r>
+      <w:r>
+        <w:t>, 0..100):</w:t>
       </w:r>
     </w:p>
     <w:p>
@@ -3701,10 +3501,7 @@
         </w:numPr>
       </w:pPr>
       <w:r>
-        <w:t>При включении в эксперимент: exp_index *= 0.5 (коэффи</w:t>
-      </w:r>
-      <w:r>
-        <w:t>циент из config.yaml).</w:t>
+        <w:t>При включении в эксперимент: exp_index *= 0.5 (коэффициент из config.yaml).</w:t>
       </w:r>
     </w:p>
     <w:p>
@@ -3766,16 +3563,7 @@
           <w:szCs w:val="18"/>
           <w:lang w:val="en-US"/>
         </w:rPr>
-        <w:t>: { events: [{ eventKey</w:t>
-      </w:r>
-      <w:r>
-        <w:rPr>
-          <w:rFonts w:ascii="Courier New" w:eastAsia="Courier New" w:hAnsi="Courier New" w:cs="Courier New"/>
-          <w:sz w:val="18"/>
-          <w:szCs w:val="18"/>
-          <w:lang w:val="en-US"/>
-        </w:rPr>
-        <w:t xml:space="preserve">: string, decision_id: UUID, eventCatalog_code: string, data: {} }, ...] </w:t>
+        <w:t xml:space="preserve">: { events: [{ eventKey: string, decision_id: UUID, eventCatalog_code: string, data: {} }, ...] </w:t>
       </w:r>
       <w:r>
         <w:rPr>
@@ -3831,10 +3619,7 @@
         <w:t xml:space="preserve"> decision_id. </w:t>
       </w:r>
       <w:r>
-        <w:t>Если эксперимент не RUNNING → событие в категори</w:t>
-      </w:r>
-      <w:r>
-        <w:t>ю default (не учитывается).</w:t>
+        <w:t>Если эксперимент не RUNNING → событие в категорию default (не учитывается).</w:t>
       </w:r>
     </w:p>
     <w:p>
@@ -3876,10 +3661,7 @@
     <w:p/>
     <w:p>
       <w:r>
-        <w:t>Важно: requiresExposure в каталоге событий — мета-поле для будущей фильтрации. В текущей реализации все события принимаются, если они привязаны к валидному Decision RUNNING-эксперим</w:t>
-      </w:r>
-      <w:r>
-        <w:t>ента. Атрибуция к варианту идёт через цепочку: Event.decision_id → Decision.variant_id.</w:t>
+        <w:t>Важно: requiresExposure в каталоге событий — мета-поле для будущей фильтрации. В текущей реализации все события принимаются, если они привязаны к валидному Decision RUNNING-эксперимента. Атрибуция к варианту идёт через цепочку: Event.decision_id → Decision.variant_id.</w:t>
       </w:r>
     </w:p>
     <w:p/>
@@ -3899,10 +3681,7 @@
     </w:p>
     <w:p>
       <w:r>
-        <w:t>Проверка запу</w:t>
-      </w:r>
-      <w:r>
-        <w:t>скается синхронно после каждого батча событий:</w:t>
+        <w:t>Проверка запускается синхронно после каждого батча событий:</w:t>
       </w:r>
     </w:p>
     <w:p>
@@ -3938,10 +3717,7 @@
         </w:numPr>
       </w:pPr>
       <w:r>
-        <w:t>Вычисляется значение метрики через VariantService.</w:t>
-      </w:r>
-      <w:r>
-        <w:t>_calculate().</w:t>
+        <w:t>Вычисляется значение метрики через VariantService._calculate().</w:t>
       </w:r>
     </w:p>
     <w:p>
@@ -3987,13 +3763,7 @@
         <w:rPr>
           <w:lang w:val="en-US"/>
         </w:rPr>
-        <w:t>Endpoint: GET /api/v1/reports/{experimen</w:t>
-      </w:r>
-      <w:r>
-        <w:rPr>
-          <w:lang w:val="en-US"/>
-        </w:rPr>
-        <w:t>t_code}?time_from=...&amp;time_to=...</w:t>
+        <w:t>Endpoint: GET /api/v1/reports/{experiment_code}?time_from=...&amp;time_to=...</w:t>
       </w:r>
     </w:p>
     <w:p>
@@ -4004,10 +3774,7 @@
     <w:p/>
     <w:p>
       <w:r>
-        <w:t>Доступные типы вычисления метрик (</w:t>
-      </w:r>
-      <w:r>
-        <w:t>MetricType): COUNT, SUM, AVG, MIN, MAX, RATIO. Единица агрегации (AggregationUnit): EVENT или USER (для USER — считается число уникальных decision_id).</w:t>
+        <w:t>Доступные типы вычисления метрик (MetricType): COUNT, SUM, AVG, MIN, MAX, RATIO. Единица агрегации (AggregationUnit): EVENT или USER (для USER — считается число уникальных decision_id).</w:t>
       </w:r>
     </w:p>
     <w:p/>
@@ -4041,12 +3808,6 @@
         <w:gridCol w:w="8100"/>
       </w:tblGrid>
       <w:tr>
-        <w:tblPrEx>
-          <w:tblCellMar>
-            <w:top w:w="0" w:type="dxa"/>
-            <w:bottom w:w="0" w:type="dxa"/>
-          </w:tblCellMar>
-        </w:tblPrEx>
         <w:trPr>
           <w:tblHeader/>
         </w:trPr>
@@ -4112,12 +3873,6 @@
         </w:tc>
       </w:tr>
       <w:tr>
-        <w:tblPrEx>
-          <w:tblCellMar>
-            <w:top w:w="0" w:type="dxa"/>
-            <w:bottom w:w="0" w:type="dxa"/>
-          </w:tblCellMar>
-        </w:tblPrEx>
         <w:tc>
           <w:tcPr>
             <w:tcW w:w="1800" w:type="dxa"/>
@@ -4174,12 +3929,6 @@
         </w:tc>
       </w:tr>
       <w:tr>
-        <w:tblPrEx>
-          <w:tblCellMar>
-            <w:top w:w="0" w:type="dxa"/>
-            <w:bottom w:w="0" w:type="dxa"/>
-          </w:tblCellMar>
-        </w:tblPrEx>
         <w:tc>
           <w:tcPr>
             <w:tcW w:w="1800" w:type="dxa"/>
@@ -4242,12 +3991,6 @@
         </w:tc>
       </w:tr>
       <w:tr>
-        <w:tblPrEx>
-          <w:tblCellMar>
-            <w:top w:w="0" w:type="dxa"/>
-            <w:bottom w:w="0" w:type="dxa"/>
-          </w:tblCellMar>
-        </w:tblPrEx>
         <w:tc>
           <w:tcPr>
             <w:tcW w:w="1800" w:type="dxa"/>
@@ -4371,10 +4114,7 @@
     </w:p>
     <w:p>
       <w:r>
-        <w:t>При старте приложения автоматически создаются базовые события (EXPOSURE, CONVERSION, ERROR, LATENCY, CLICK, PURCHASE) и базовые метрики (IMPRESSIONS, CONVERSIONS, CONVERSION_RATE, ERRORS, ERROR_RATE, AVG_LATENCY, P95_LATENCY). Связь событий с метриками нас</w:t>
-      </w:r>
-      <w:r>
-        <w:t>траивается через POST /api/v1/metric-catalog/assign (EventMetricLink).</w:t>
+        <w:t>При старте приложения автоматически создаются базовые события (EXPOSURE, CONVERSION, ERROR, LATENCY, CLICK, PURCHASE) и базовые метрики (IMPRESSIONS, CONVERSIONS, CONVERSION_RATE, ERRORS, ERROR_RATE, AVG_LATENCY, P95_LATENCY). Связь событий с метриками настраивается через POST /api/v1/metric-catalog/assign (EventMetricLink).</w:t>
       </w:r>
     </w:p>
     <w:p/>
@@ -4414,12 +4154,6 @@
         <w:gridCol w:w="1301"/>
       </w:tblGrid>
       <w:tr>
-        <w:tblPrEx>
-          <w:tblCellMar>
-            <w:top w:w="0" w:type="dxa"/>
-            <w:bottom w:w="0" w:type="dxa"/>
-          </w:tblCellMar>
-        </w:tblPrEx>
         <w:trPr>
           <w:tblHeader/>
         </w:trPr>
@@ -4635,12 +4369,6 @@
         </w:tc>
       </w:tr>
       <w:tr>
-        <w:tblPrEx>
-          <w:tblCellMar>
-            <w:top w:w="0" w:type="dxa"/>
-            <w:bottom w:w="0" w:type="dxa"/>
-          </w:tblCellMar>
-        </w:tblPrEx>
         <w:tc>
           <w:tcPr>
             <w:tcW w:w="1100" w:type="dxa"/>
@@ -4904,15 +4632,7 @@
                 <w:szCs w:val="18"/>
                 <w:lang w:val="en-US"/>
               </w:rPr>
-              <w:t>, decision_i</w:t>
-            </w:r>
-            <w:r>
-              <w:rPr>
-                <w:sz w:val="18"/>
-                <w:szCs w:val="18"/>
-                <w:lang w:val="en-US"/>
-              </w:rPr>
-              <w:t>d=null.</w:t>
+              <w:t>, decision_id=null.</w:t>
             </w:r>
           </w:p>
         </w:tc>
@@ -5015,12 +4735,6 @@
         </w:tc>
       </w:tr>
       <w:tr>
-        <w:tblPrEx>
-          <w:tblCellMar>
-            <w:top w:w="0" w:type="dxa"/>
-            <w:bottom w:w="0" w:type="dxa"/>
-          </w:tblCellMar>
-        </w:tblPrEx>
         <w:tc>
           <w:tcPr>
             <w:tcW w:w="1100" w:type="dxa"/>
@@ -5216,14 +4930,7 @@
                 <w:sz w:val="18"/>
                 <w:szCs w:val="18"/>
               </w:rPr>
-              <w:t>Флаг, эксперимент RUNNING, us</w:t>
-            </w:r>
-            <w:r>
-              <w:rPr>
-                <w:sz w:val="18"/>
-                <w:szCs w:val="18"/>
-              </w:rPr>
-              <w:t>er без записи в decisions.</w:t>
+              <w:t>Флаг, эксперимент RUNNING, user без записи в decisions.</w:t>
             </w:r>
           </w:p>
         </w:tc>
@@ -5250,25 +4957,12 @@
                 <w:sz w:val="18"/>
                 <w:szCs w:val="18"/>
               </w:rPr>
-              <w:t>✅</w:t>
-            </w:r>
-            <w:r>
-              <w:rPr>
-                <w:sz w:val="18"/>
-                <w:szCs w:val="18"/>
-              </w:rPr>
-              <w:t xml:space="preserve"> (частично: DSL таргетинга хранится в поле target, но не исполняется на уровне decide — упрощение)</w:t>
+              <w:t>✅ (частично: DSL таргетинга хранится в поле target, но не исполняется на уровне decide — упрощение)</w:t>
             </w:r>
           </w:p>
         </w:tc>
       </w:tr>
       <w:tr>
-        <w:tblPrEx>
-          <w:tblCellMar>
-            <w:top w:w="0" w:type="dxa"/>
-            <w:bottom w:w="0" w:type="dxa"/>
-          </w:tblCellMar>
-        </w:tblPrEx>
         <w:tc>
           <w:tcPr>
             <w:tcW w:w="1100" w:type="dxa"/>
@@ -5496,12 +5190,6 @@
         </w:tc>
       </w:tr>
       <w:tr>
-        <w:tblPrEx>
-          <w:tblCellMar>
-            <w:top w:w="0" w:type="dxa"/>
-            <w:bottom w:w="0" w:type="dxa"/>
-          </w:tblCellMar>
-        </w:tblPrEx>
         <w:tc>
           <w:tcPr>
             <w:tcW w:w="1100" w:type="dxa"/>
@@ -5693,12 +5381,6 @@
         </w:tc>
       </w:tr>
       <w:tr>
-        <w:tblPrEx>
-          <w:tblCellMar>
-            <w:top w:w="0" w:type="dxa"/>
-            <w:bottom w:w="0" w:type="dxa"/>
-          </w:tblCellMar>
-        </w:tblPrEx>
         <w:tc>
           <w:tcPr>
             <w:tcW w:w="1100" w:type="dxa"/>
@@ -5857,14 +5539,7 @@
                 <w:sz w:val="18"/>
                 <w:szCs w:val="18"/>
               </w:rPr>
-              <w:t>Флаг + эксп</w:t>
-            </w:r>
-            <w:r>
-              <w:rPr>
-                <w:sz w:val="18"/>
-                <w:szCs w:val="18"/>
-              </w:rPr>
-              <w:t>еримент с вариантами weight=70/30, part=100.</w:t>
+              <w:t>Флаг + эксперимент с вариантами weight=70/30, part=100.</w:t>
             </w:r>
           </w:p>
         </w:tc>
@@ -5897,12 +5572,6 @@
         </w:tc>
       </w:tr>
       <w:tr>
-        <w:tblPrEx>
-          <w:tblCellMar>
-            <w:top w:w="0" w:type="dxa"/>
-            <w:bottom w:w="0" w:type="dxa"/>
-          </w:tblCellMar>
-        </w:tblPrEx>
         <w:tc>
           <w:tcPr>
             <w:tcW w:w="1100" w:type="dxa"/>
@@ -6100,12 +5769,6 @@
         </w:tc>
       </w:tr>
       <w:tr>
-        <w:tblPrEx>
-          <w:tblCellMar>
-            <w:top w:w="0" w:type="dxa"/>
-            <w:bottom w:w="0" w:type="dxa"/>
-          </w:tblCellMar>
-        </w:tblPrEx>
         <w:tc>
           <w:tcPr>
             <w:tcW w:w="1100" w:type="dxa"/>
@@ -6303,12 +5966,6 @@
         </w:tc>
       </w:tr>
       <w:tr>
-        <w:tblPrEx>
-          <w:tblCellMar>
-            <w:top w:w="0" w:type="dxa"/>
-            <w:bottom w:w="0" w:type="dxa"/>
-          </w:tblCellMar>
-        </w:tblPrEx>
         <w:tc>
           <w:tcPr>
             <w:tcW w:w="1100" w:type="dxa"/>
@@ -6587,12 +6244,6 @@
         </w:tc>
       </w:tr>
       <w:tr>
-        <w:tblPrEx>
-          <w:tblCellMar>
-            <w:top w:w="0" w:type="dxa"/>
-            <w:bottom w:w="0" w:type="dxa"/>
-          </w:tblCellMar>
-        </w:tblPrEx>
         <w:tc>
           <w:tcPr>
             <w:tcW w:w="1100" w:type="dxa"/>
@@ -6784,12 +6435,6 @@
         </w:tc>
       </w:tr>
       <w:tr>
-        <w:tblPrEx>
-          <w:tblCellMar>
-            <w:top w:w="0" w:type="dxa"/>
-            <w:bottom w:w="0" w:type="dxa"/>
-          </w:tblCellMar>
-        </w:tblPrEx>
         <w:tc>
           <w:tcPr>
             <w:tcW w:w="1100" w:type="dxa"/>
@@ -7049,12 +6694,6 @@
         </w:tc>
       </w:tr>
       <w:tr>
-        <w:tblPrEx>
-          <w:tblCellMar>
-            <w:top w:w="0" w:type="dxa"/>
-            <w:bottom w:w="0" w:type="dxa"/>
-          </w:tblCellMar>
-        </w:tblPrEx>
         <w:tc>
           <w:tcPr>
             <w:tcW w:w="1100" w:type="dxa"/>
@@ -7246,12 +6885,6 @@
         </w:tc>
       </w:tr>
       <w:tr>
-        <w:tblPrEx>
-          <w:tblCellMar>
-            <w:top w:w="0" w:type="dxa"/>
-            <w:bottom w:w="0" w:type="dxa"/>
-          </w:tblCellMar>
-        </w:tblPrEx>
         <w:tc>
           <w:tcPr>
             <w:tcW w:w="1100" w:type="dxa"/>
@@ -7471,12 +7104,6 @@
         </w:tc>
       </w:tr>
       <w:tr>
-        <w:tblPrEx>
-          <w:tblCellMar>
-            <w:top w:w="0" w:type="dxa"/>
-            <w:bottom w:w="0" w:type="dxa"/>
-          </w:tblCellMar>
-        </w:tblPrEx>
         <w:tc>
           <w:tcPr>
             <w:tcW w:w="1100" w:type="dxa"/>
@@ -7689,12 +7316,6 @@
         </w:tc>
       </w:tr>
       <w:tr>
-        <w:tblPrEx>
-          <w:tblCellMar>
-            <w:top w:w="0" w:type="dxa"/>
-            <w:bottom w:w="0" w:type="dxa"/>
-          </w:tblCellMar>
-        </w:tblPrEx>
         <w:tc>
           <w:tcPr>
             <w:tcW w:w="1100" w:type="dxa"/>
@@ -7937,12 +7558,6 @@
         </w:tc>
       </w:tr>
       <w:tr>
-        <w:tblPrEx>
-          <w:tblCellMar>
-            <w:top w:w="0" w:type="dxa"/>
-            <w:bottom w:w="0" w:type="dxa"/>
-          </w:tblCellMar>
-        </w:tblPrEx>
         <w:tc>
           <w:tcPr>
             <w:tcW w:w="1100" w:type="dxa"/>
@@ -8074,21 +7689,7 @@
                 <w:sz w:val="18"/>
                 <w:szCs w:val="18"/>
               </w:rPr>
-              <w:t>⚠</w:t>
-            </w:r>
-            <w:r>
-              <w:rPr>
-                <w:sz w:val="18"/>
-                <w:szCs w:val="18"/>
-              </w:rPr>
-              <w:t>️</w:t>
-            </w:r>
-            <w:r>
-              <w:rPr>
-                <w:sz w:val="18"/>
-                <w:szCs w:val="18"/>
-              </w:rPr>
-              <w:t xml:space="preserve"> Зафиксировано как ограничение.</w:t>
+              <w:t>Зафиксировано как ограничение.</w:t>
             </w:r>
           </w:p>
         </w:tc>
@@ -8142,32 +7743,12 @@
                 <w:sz w:val="18"/>
                 <w:szCs w:val="18"/>
               </w:rPr>
-              <w:t>⚠</w:t>
-            </w:r>
-            <w:r>
-              <w:rPr>
-                <w:sz w:val="18"/>
-                <w:szCs w:val="18"/>
-              </w:rPr>
-              <w:t>️</w:t>
-            </w:r>
-            <w:r>
-              <w:rPr>
-                <w:sz w:val="18"/>
-                <w:szCs w:val="18"/>
-              </w:rPr>
-              <w:t xml:space="preserve"> Упрощение</w:t>
+              <w:t>⚠️ Упрощение</w:t>
             </w:r>
           </w:p>
         </w:tc>
       </w:tr>
       <w:tr>
-        <w:tblPrEx>
-          <w:tblCellMar>
-            <w:top w:w="0" w:type="dxa"/>
-            <w:bottom w:w="0" w:type="dxa"/>
-          </w:tblCellMar>
-        </w:tblPrEx>
         <w:tc>
           <w:tcPr>
             <w:tcW w:w="1100" w:type="dxa"/>
@@ -8396,12 +7977,6 @@
         </w:tc>
       </w:tr>
       <w:tr>
-        <w:tblPrEx>
-          <w:tblCellMar>
-            <w:top w:w="0" w:type="dxa"/>
-            <w:bottom w:w="0" w:type="dxa"/>
-          </w:tblCellMar>
-        </w:tblPrEx>
         <w:tc>
           <w:tcPr>
             <w:tcW w:w="1100" w:type="dxa"/>
@@ -8644,12 +8219,6 @@
         </w:tc>
       </w:tr>
       <w:tr>
-        <w:tblPrEx>
-          <w:tblCellMar>
-            <w:top w:w="0" w:type="dxa"/>
-            <w:bottom w:w="0" w:type="dxa"/>
-          </w:tblCellMar>
-        </w:tblPrEx>
         <w:tc>
           <w:tcPr>
             <w:tcW w:w="1100" w:type="dxa"/>
@@ -8899,12 +8468,6 @@
         </w:tc>
       </w:tr>
       <w:tr>
-        <w:tblPrEx>
-          <w:tblCellMar>
-            <w:top w:w="0" w:type="dxa"/>
-            <w:bottom w:w="0" w:type="dxa"/>
-          </w:tblCellMar>
-        </w:tblPrEx>
         <w:tc>
           <w:tcPr>
             <w:tcW w:w="1100" w:type="dxa"/>
@@ -9145,12 +8708,6 @@
         </w:tc>
       </w:tr>
       <w:tr>
-        <w:tblPrEx>
-          <w:tblCellMar>
-            <w:top w:w="0" w:type="dxa"/>
-            <w:bottom w:w="0" w:type="dxa"/>
-          </w:tblCellMar>
-        </w:tblPrEx>
         <w:tc>
           <w:tcPr>
             <w:tcW w:w="1100" w:type="dxa"/>
@@ -9330,14 +8887,7 @@
                 <w:sz w:val="18"/>
                 <w:szCs w:val="18"/>
               </w:rPr>
-              <w:t>Эксперимент с сработавши</w:t>
-            </w:r>
-            <w:r>
-              <w:rPr>
-                <w:sz w:val="18"/>
-                <w:szCs w:val="18"/>
-              </w:rPr>
-              <w:t>м guardrail.</w:t>
+              <w:t>Эксперимент с сработавшим guardrail.</w:t>
             </w:r>
           </w:p>
         </w:tc>
@@ -9370,12 +8920,6 @@
         </w:tc>
       </w:tr>
       <w:tr>
-        <w:tblPrEx>
-          <w:tblCellMar>
-            <w:top w:w="0" w:type="dxa"/>
-            <w:bottom w:w="0" w:type="dxa"/>
-          </w:tblCellMar>
-        </w:tblPrEx>
         <w:tc>
           <w:tcPr>
             <w:tcW w:w="1100" w:type="dxa"/>
@@ -9534,14 +9078,7 @@
                 <w:sz w:val="18"/>
                 <w:szCs w:val="18"/>
               </w:rPr>
-              <w:t>3 последовательных _generate_decisions для одного</w:t>
-            </w:r>
-            <w:r>
-              <w:rPr>
-                <w:sz w:val="18"/>
-                <w:szCs w:val="18"/>
-              </w:rPr>
-              <w:t xml:space="preserve"> user.</w:t>
+              <w:t>3 последовательных _generate_decisions для одного user.</w:t>
             </w:r>
           </w:p>
         </w:tc>
@@ -9574,12 +9111,6 @@
         </w:tc>
       </w:tr>
       <w:tr>
-        <w:tblPrEx>
-          <w:tblCellMar>
-            <w:top w:w="0" w:type="dxa"/>
-            <w:bottom w:w="0" w:type="dxa"/>
-          </w:tblCellMar>
-        </w:tblPrEx>
         <w:tc>
           <w:tcPr>
             <w:tcW w:w="1100" w:type="dxa"/>
@@ -9822,12 +9353,6 @@
         </w:tc>
       </w:tr>
       <w:tr>
-        <w:tblPrEx>
-          <w:tblCellMar>
-            <w:top w:w="0" w:type="dxa"/>
-            <w:bottom w:w="0" w:type="dxa"/>
-          </w:tblCellMar>
-        </w:tblPrEx>
         <w:tc>
           <w:tcPr>
             <w:tcW w:w="1100" w:type="dxa"/>
@@ -10070,12 +9595,6 @@
         </w:tc>
       </w:tr>
       <w:tr>
-        <w:tblPrEx>
-          <w:tblCellMar>
-            <w:top w:w="0" w:type="dxa"/>
-            <w:bottom w:w="0" w:type="dxa"/>
-          </w:tblCellMar>
-        </w:tblPrEx>
         <w:tc>
           <w:tcPr>
             <w:tcW w:w="1100" w:type="dxa"/>
@@ -10310,12 +9829,6 @@
         </w:tc>
       </w:tr>
       <w:tr>
-        <w:tblPrEx>
-          <w:tblCellMar>
-            <w:top w:w="0" w:type="dxa"/>
-            <w:bottom w:w="0" w:type="dxa"/>
-          </w:tblCellMar>
-        </w:tblPrEx>
         <w:tc>
           <w:tcPr>
             <w:tcW w:w="1100" w:type="dxa"/>
@@ -10528,12 +10041,6 @@
         </w:tc>
       </w:tr>
       <w:tr>
-        <w:tblPrEx>
-          <w:tblCellMar>
-            <w:top w:w="0" w:type="dxa"/>
-            <w:bottom w:w="0" w:type="dxa"/>
-          </w:tblCellMar>
-        </w:tblPrEx>
         <w:tc>
           <w:tcPr>
             <w:tcW w:w="1100" w:type="dxa"/>
@@ -10827,12 +10334,6 @@
         </w:tc>
       </w:tr>
       <w:tr>
-        <w:tblPrEx>
-          <w:tblCellMar>
-            <w:top w:w="0" w:type="dxa"/>
-            <w:bottom w:w="0" w:type="dxa"/>
-          </w:tblCellMar>
-        </w:tblPrEx>
         <w:tc>
           <w:tcPr>
             <w:tcW w:w="1100" w:type="dxa"/>
@@ -11075,12 +10576,6 @@
         </w:tc>
       </w:tr>
       <w:tr>
-        <w:tblPrEx>
-          <w:tblCellMar>
-            <w:top w:w="0" w:type="dxa"/>
-            <w:bottom w:w="0" w:type="dxa"/>
-          </w:tblCellMar>
-        </w:tblPrEx>
         <w:tc>
           <w:tcPr>
             <w:tcW w:w="1100" w:type="dxa"/>
@@ -11272,12 +10767,6 @@
         </w:tc>
       </w:tr>
       <w:tr>
-        <w:tblPrEx>
-          <w:tblCellMar>
-            <w:top w:w="0" w:type="dxa"/>
-            <w:bottom w:w="0" w:type="dxa"/>
-          </w:tblCellMar>
-        </w:tblPrEx>
         <w:tc>
           <w:tcPr>
             <w:tcW w:w="1100" w:type="dxa"/>
@@ -11500,10 +10989,7 @@
     <w:p>
       <w:r>
         <w:lastRenderedPageBreak/>
-        <w:t>Обоснование: Гарантирует stickiness (один пользователь всегда видит один вариант), детерминизм и отсутствие race</w:t>
-      </w:r>
-      <w:r>
-        <w:t xml:space="preserve"> conditions при параллельных запросах.</w:t>
+        <w:t>Обоснование: Гарантирует stickiness (один пользователь всегда видит один вариант), детерминизм и отсутствие race conditions при параллельных запросах.</w:t>
       </w:r>
     </w:p>
     <w:p>
@@ -11527,10 +11013,7 @@
     </w:p>
     <w:p>
       <w:r>
-        <w:t>Обоснование: Полный аудит истории, GET /experiments/history/{code} возвращает все вер</w:t>
-      </w:r>
-      <w:r>
-        <w:t>сии.</w:t>
+        <w:t>Обоснование: Полный аудит истории, GET /experiments/history/{code} возвращает все версии.</w:t>
       </w:r>
     </w:p>
     <w:p>
@@ -11549,10 +11032,7 @@
     </w:p>
     <w:p>
       <w:r>
-        <w:t>Решение: _check_guardrails() вызывается синхронно внутри process_batch() после сохра</w:t>
-      </w:r>
-      <w:r>
-        <w:t>нения событий.</w:t>
+        <w:t>Решение: _check_guardrails() вызывается синхронно внутри process_batch() после сохранения событий.</w:t>
       </w:r>
     </w:p>
     <w:p>
@@ -11562,10 +11042,7 @@
     </w:p>
     <w:p>
       <w:r>
-        <w:t xml:space="preserve">Риск: При большом батче задержка ответа растёт. Для production рекомендуется вынести в фоновую задачу (Celery/APScheduler). Это упрощение </w:t>
-      </w:r>
-      <w:r>
-        <w:t>зафиксировано.</w:t>
+        <w:t>Риск: При большом батче задержка ответа растёт. Для production рекомендуется вынести в фоновую задачу (Celery/APScheduler). Это упрощение зафиксировано.</w:t>
       </w:r>
     </w:p>
     <w:p/>
@@ -11584,10 +11061,7 @@
     </w:p>
     <w:p>
       <w:r>
-        <w:t>Обоснование: Чёткие границы транзакций, тестируемость, замена реализации без изме</w:t>
-      </w:r>
-      <w:r>
-        <w:t>нения бизнес-логики.</w:t>
+        <w:t>Обоснование: Чёткие границы транзакций, тестируемость, замена реализации без изменения бизнес-логики.</w:t>
       </w:r>
     </w:p>
     <w:p/>
@@ -11601,10 +11075,7 @@
     </w:p>
     <w:p>
       <w:r>
-        <w:t xml:space="preserve">Решение: Числовой индекс пользователя (0–100), уменьшающийся при участии в эксперименте и восстанавливающийся при невключении. Параметры коэффициент (0.5) и term (10) вынесены в </w:t>
-      </w:r>
-      <w:r>
-        <w:t>config.yaml.</w:t>
+        <w:t>Решение: Числовой индекс пользователя (0–100), уменьшающийся при участии в эксперименте и восстанавливающийся при невключении. Параметры коэффициент (0.5) и term (10) вынесены в config.yaml.</w:t>
       </w:r>
     </w:p>
     <w:p>
@@ -11614,10 +11085,7 @@
     </w:p>
     <w:p>
       <w:r>
-        <w:t>Риск: При коэффициенте 0.5 и term=10 пользователь восстанавливается примерно за 7 «пропущенных» экспериментов. Это может быть слиш</w:t>
-      </w:r>
-      <w:r>
-        <w:t>ком медленно или быстро в зависимости от частоты запусков.</w:t>
+        <w:t>Риск: При коэффициенте 0.5 и term=10 пользователь восстанавливается примерно за 7 «пропущенных» экспериментов. Это может быть слишком медленно или быстро в зависимости от частоты запусков.</w:t>
       </w:r>
     </w:p>
     <w:p/>
@@ -11631,10 +11099,7 @@
     </w:p>
     <w:p>
       <w:r>
-        <w:t>Если для Experimenter не настроена аппрувер-группа (approvers пустой список), используется required=0. Это означает: ревью не требуется ни от кого, эксперимент мож</w:t>
-      </w:r>
-      <w:r>
-        <w:t>ет быть одобрен без аппруверов через stop_review(). Явно задокументировано.</w:t>
+        <w:t>Если для Experimenter не настроена аппрувер-группа (approvers пустой список), используется required=0. Это означает: ревью не требуется ни от кого, эксперимент может быть одобрен без аппруверов через stop_review(). Явно задокументировано.</w:t>
       </w:r>
     </w:p>
     <w:p/>
@@ -11669,12 +11134,6 @@
         <w:gridCol w:w="3981"/>
       </w:tblGrid>
       <w:tr>
-        <w:tblPrEx>
-          <w:tblCellMar>
-            <w:top w:w="0" w:type="dxa"/>
-            <w:bottom w:w="0" w:type="dxa"/>
-          </w:tblCellMar>
-        </w:tblPrEx>
         <w:trPr>
           <w:tblHeader/>
         </w:trPr>
@@ -11771,12 +11230,6 @@
         </w:tc>
       </w:tr>
       <w:tr>
-        <w:tblPrEx>
-          <w:tblCellMar>
-            <w:top w:w="0" w:type="dxa"/>
-            <w:bottom w:w="0" w:type="dxa"/>
-          </w:tblCellMar>
-        </w:tblPrEx>
         <w:tc>
           <w:tcPr>
             <w:tcW w:w="2200" w:type="dxa"/>
@@ -11913,12 +11366,6 @@
         </w:tc>
       </w:tr>
       <w:tr>
-        <w:tblPrEx>
-          <w:tblCellMar>
-            <w:top w:w="0" w:type="dxa"/>
-            <w:bottom w:w="0" w:type="dxa"/>
-          </w:tblCellMar>
-        </w:tblPrEx>
         <w:tc>
           <w:tcPr>
             <w:tcW w:w="2200" w:type="dxa"/>
@@ -12002,12 +11449,6 @@
         </w:tc>
       </w:tr>
       <w:tr>
-        <w:tblPrEx>
-          <w:tblCellMar>
-            <w:top w:w="0" w:type="dxa"/>
-            <w:bottom w:w="0" w:type="dxa"/>
-          </w:tblCellMar>
-        </w:tblPrEx>
         <w:tc>
           <w:tcPr>
             <w:tcW w:w="2200" w:type="dxa"/>
@@ -12112,12 +11553,6 @@
         </w:tc>
       </w:tr>
       <w:tr>
-        <w:tblPrEx>
-          <w:tblCellMar>
-            <w:top w:w="0" w:type="dxa"/>
-            <w:bottom w:w="0" w:type="dxa"/>
-          </w:tblCellMar>
-        </w:tblPrEx>
         <w:tc>
           <w:tcPr>
             <w:tcW w:w="2200" w:type="dxa"/>
@@ -12254,12 +11689,6 @@
         </w:tc>
       </w:tr>
       <w:tr>
-        <w:tblPrEx>
-          <w:tblCellMar>
-            <w:top w:w="0" w:type="dxa"/>
-            <w:bottom w:w="0" w:type="dxa"/>
-          </w:tblCellMar>
-        </w:tblPrEx>
         <w:tc>
           <w:tcPr>
             <w:tcW w:w="2200" w:type="dxa"/>
@@ -12424,12 +11853,6 @@
         </w:tc>
       </w:tr>
       <w:tr>
-        <w:tblPrEx>
-          <w:tblCellMar>
-            <w:top w:w="0" w:type="dxa"/>
-            <w:bottom w:w="0" w:type="dxa"/>
-          </w:tblCellMar>
-        </w:tblPrEx>
         <w:tc>
           <w:tcPr>
             <w:tcW w:w="2200" w:type="dxa"/>
@@ -12513,12 +11936,6 @@
         </w:tc>
       </w:tr>
       <w:tr>
-        <w:tblPrEx>
-          <w:tblCellMar>
-            <w:top w:w="0" w:type="dxa"/>
-            <w:bottom w:w="0" w:type="dxa"/>
-          </w:tblCellMar>
-        </w:tblPrEx>
         <w:tc>
           <w:tcPr>
             <w:tcW w:w="2200" w:type="dxa"/>
@@ -12602,12 +12019,6 @@
         </w:tc>
       </w:tr>
       <w:tr>
-        <w:tblPrEx>
-          <w:tblCellMar>
-            <w:top w:w="0" w:type="dxa"/>
-            <w:bottom w:w="0" w:type="dxa"/>
-          </w:tblCellMar>
-        </w:tblPrEx>
         <w:tc>
           <w:tcPr>
             <w:tcW w:w="2200" w:type="dxa"/>
@@ -12812,12 +12223,6 @@
         <w:gridCol w:w="6276"/>
       </w:tblGrid>
       <w:tr>
-        <w:tblPrEx>
-          <w:tblCellMar>
-            <w:top w:w="0" w:type="dxa"/>
-            <w:bottom w:w="0" w:type="dxa"/>
-          </w:tblCellMar>
-        </w:tblPrEx>
         <w:trPr>
           <w:tblHeader/>
         </w:trPr>
@@ -12913,12 +12318,6 @@
         </w:tc>
       </w:tr>
       <w:tr>
-        <w:tblPrEx>
-          <w:tblCellMar>
-            <w:top w:w="0" w:type="dxa"/>
-            <w:bottom w:w="0" w:type="dxa"/>
-          </w:tblCellMar>
-        </w:tblPrEx>
         <w:tc>
           <w:tcPr>
             <w:tcW w:w="2200" w:type="dxa"/>
@@ -13002,12 +12401,6 @@
         </w:tc>
       </w:tr>
       <w:tr>
-        <w:tblPrEx>
-          <w:tblCellMar>
-            <w:top w:w="0" w:type="dxa"/>
-            <w:bottom w:w="0" w:type="dxa"/>
-          </w:tblCellMar>
-        </w:tblPrEx>
         <w:tc>
           <w:tcPr>
             <w:tcW w:w="2200" w:type="dxa"/>
@@ -13091,12 +12484,6 @@
         </w:tc>
       </w:tr>
       <w:tr>
-        <w:tblPrEx>
-          <w:tblCellMar>
-            <w:top w:w="0" w:type="dxa"/>
-            <w:bottom w:w="0" w:type="dxa"/>
-          </w:tblCellMar>
-        </w:tblPrEx>
         <w:tc>
           <w:tcPr>
             <w:tcW w:w="2200" w:type="dxa"/>
@@ -13180,12 +12567,6 @@
         </w:tc>
       </w:tr>
       <w:tr>
-        <w:tblPrEx>
-          <w:tblCellMar>
-            <w:top w:w="0" w:type="dxa"/>
-            <w:bottom w:w="0" w:type="dxa"/>
-          </w:tblCellMar>
-        </w:tblPrEx>
         <w:tc>
           <w:tcPr>
             <w:tcW w:w="2200" w:type="dxa"/>
@@ -13269,12 +12650,6 @@
         </w:tc>
       </w:tr>
       <w:tr>
-        <w:tblPrEx>
-          <w:tblCellMar>
-            <w:top w:w="0" w:type="dxa"/>
-            <w:bottom w:w="0" w:type="dxa"/>
-          </w:tblCellMar>
-        </w:tblPrEx>
         <w:tc>
           <w:tcPr>
             <w:tcW w:w="2200" w:type="dxa"/>
@@ -13358,12 +12733,6 @@
         </w:tc>
       </w:tr>
       <w:tr>
-        <w:tblPrEx>
-          <w:tblCellMar>
-            <w:top w:w="0" w:type="dxa"/>
-            <w:bottom w:w="0" w:type="dxa"/>
-          </w:tblCellMar>
-        </w:tblPrEx>
         <w:tc>
           <w:tcPr>
             <w:tcW w:w="2200" w:type="dxa"/>
@@ -13447,12 +12816,6 @@
         </w:tc>
       </w:tr>
       <w:tr>
-        <w:tblPrEx>
-          <w:tblCellMar>
-            <w:top w:w="0" w:type="dxa"/>
-            <w:bottom w:w="0" w:type="dxa"/>
-          </w:tblCellMar>
-        </w:tblPrEx>
         <w:tc>
           <w:tcPr>
             <w:tcW w:w="2200" w:type="dxa"/>
@@ -13568,12 +12931,6 @@
         <w:gridCol w:w="5400"/>
       </w:tblGrid>
       <w:tr>
-        <w:tblPrEx>
-          <w:tblCellMar>
-            <w:top w:w="0" w:type="dxa"/>
-            <w:bottom w:w="0" w:type="dxa"/>
-          </w:tblCellMar>
-        </w:tblPrEx>
         <w:trPr>
           <w:tblHeader/>
         </w:trPr>
@@ -13669,12 +13026,6 @@
         </w:tc>
       </w:tr>
       <w:tr>
-        <w:tblPrEx>
-          <w:tblCellMar>
-            <w:top w:w="0" w:type="dxa"/>
-            <w:bottom w:w="0" w:type="dxa"/>
-          </w:tblCellMar>
-        </w:tblPrEx>
         <w:tc>
           <w:tcPr>
             <w:tcW w:w="2000" w:type="dxa"/>
@@ -13758,12 +13109,6 @@
         </w:tc>
       </w:tr>
       <w:tr>
-        <w:tblPrEx>
-          <w:tblCellMar>
-            <w:top w:w="0" w:type="dxa"/>
-            <w:bottom w:w="0" w:type="dxa"/>
-          </w:tblCellMar>
-        </w:tblPrEx>
         <w:tc>
           <w:tcPr>
             <w:tcW w:w="2000" w:type="dxa"/>
@@ -13904,12 +13249,6 @@
         <w:gridCol w:w="5418"/>
       </w:tblGrid>
       <w:tr>
-        <w:tblPrEx>
-          <w:tblCellMar>
-            <w:top w:w="0" w:type="dxa"/>
-            <w:bottom w:w="0" w:type="dxa"/>
-          </w:tblCellMar>
-        </w:tblPrEx>
         <w:trPr>
           <w:tblHeader/>
         </w:trPr>
@@ -14005,12 +13344,6 @@
         </w:tc>
       </w:tr>
       <w:tr>
-        <w:tblPrEx>
-          <w:tblCellMar>
-            <w:top w:w="0" w:type="dxa"/>
-            <w:bottom w:w="0" w:type="dxa"/>
-          </w:tblCellMar>
-        </w:tblPrEx>
         <w:tc>
           <w:tcPr>
             <w:tcW w:w="2300" w:type="dxa"/>
@@ -14122,12 +13455,6 @@
         </w:tc>
       </w:tr>
       <w:tr>
-        <w:tblPrEx>
-          <w:tblCellMar>
-            <w:top w:w="0" w:type="dxa"/>
-            <w:bottom w:w="0" w:type="dxa"/>
-          </w:tblCellMar>
-        </w:tblPrEx>
         <w:tc>
           <w:tcPr>
             <w:tcW w:w="2300" w:type="dxa"/>
@@ -14254,12 +13581,6 @@
         </w:tc>
       </w:tr>
       <w:tr>
-        <w:tblPrEx>
-          <w:tblCellMar>
-            <w:top w:w="0" w:type="dxa"/>
-            <w:bottom w:w="0" w:type="dxa"/>
-          </w:tblCellMar>
-        </w:tblPrEx>
         <w:tc>
           <w:tcPr>
             <w:tcW w:w="2300" w:type="dxa"/>
@@ -14349,12 +13670,6 @@
         </w:tc>
       </w:tr>
       <w:tr>
-        <w:tblPrEx>
-          <w:tblCellMar>
-            <w:top w:w="0" w:type="dxa"/>
-            <w:bottom w:w="0" w:type="dxa"/>
-          </w:tblCellMar>
-        </w:tblPrEx>
         <w:tc>
           <w:tcPr>
             <w:tcW w:w="2300" w:type="dxa"/>
@@ -14466,12 +13781,6 @@
         </w:tc>
       </w:tr>
       <w:tr>
-        <w:tblPrEx>
-          <w:tblCellMar>
-            <w:top w:w="0" w:type="dxa"/>
-            <w:bottom w:w="0" w:type="dxa"/>
-          </w:tblCellMar>
-        </w:tblPrEx>
         <w:tc>
           <w:tcPr>
             <w:tcW w:w="2300" w:type="dxa"/>
@@ -14555,12 +13864,6 @@
         </w:tc>
       </w:tr>
       <w:tr>
-        <w:tblPrEx>
-          <w:tblCellMar>
-            <w:top w:w="0" w:type="dxa"/>
-            <w:bottom w:w="0" w:type="dxa"/>
-          </w:tblCellMar>
-        </w:tblPrEx>
         <w:tc>
           <w:tcPr>
             <w:tcW w:w="2300" w:type="dxa"/>
@@ -14695,12 +13998,6 @@
         </w:tc>
       </w:tr>
       <w:tr>
-        <w:tblPrEx>
-          <w:tblCellMar>
-            <w:top w:w="0" w:type="dxa"/>
-            <w:bottom w:w="0" w:type="dxa"/>
-          </w:tblCellMar>
-        </w:tblPrEx>
         <w:tc>
           <w:tcPr>
             <w:tcW w:w="2300" w:type="dxa"/>
@@ -14784,12 +14081,6 @@
         </w:tc>
       </w:tr>
       <w:tr>
-        <w:tblPrEx>
-          <w:tblCellMar>
-            <w:top w:w="0" w:type="dxa"/>
-            <w:bottom w:w="0" w:type="dxa"/>
-          </w:tblCellMar>
-        </w:tblPrEx>
         <w:tc>
           <w:tcPr>
             <w:tcW w:w="2300" w:type="dxa"/>
@@ -14888,12 +14179,6 @@
         </w:tc>
       </w:tr>
       <w:tr>
-        <w:tblPrEx>
-          <w:tblCellMar>
-            <w:top w:w="0" w:type="dxa"/>
-            <w:bottom w:w="0" w:type="dxa"/>
-          </w:tblCellMar>
-        </w:tblPrEx>
         <w:tc>
           <w:tcPr>
             <w:tcW w:w="2300" w:type="dxa"/>
@@ -14990,12 +14275,6 @@
         </w:tc>
       </w:tr>
       <w:tr>
-        <w:tblPrEx>
-          <w:tblCellMar>
-            <w:top w:w="0" w:type="dxa"/>
-            <w:bottom w:w="0" w:type="dxa"/>
-          </w:tblCellMar>
-        </w:tblPrEx>
         <w:tc>
           <w:tcPr>
             <w:tcW w:w="2300" w:type="dxa"/>
@@ -15107,12 +14386,6 @@
         </w:tc>
       </w:tr>
       <w:tr>
-        <w:tblPrEx>
-          <w:tblCellMar>
-            <w:top w:w="0" w:type="dxa"/>
-            <w:bottom w:w="0" w:type="dxa"/>
-          </w:tblCellMar>
-        </w:tblPrEx>
         <w:tc>
           <w:tcPr>
             <w:tcW w:w="2300" w:type="dxa"/>
@@ -15272,9 +14545,6 @@
     <w:p>
       <w:pPr>
         <w:pStyle w:val="aa"/>
-        <w:rPr>
-          <w:lang w:val="en-US"/>
-        </w:rPr>
       </w:pPr>
       <w:r>
         <w:t>Можно посмотреть по ссылке</w:t>
@@ -15538,9 +14808,6 @@
     <w:p>
       <w:pPr>
         <w:pStyle w:val="a4"/>
-        <w:rPr>
-          <w:lang w:val="en-US"/>
-        </w:rPr>
       </w:pPr>
     </w:p>
     <w:p/>
@@ -15583,12 +14850,6 @@
         <w:gridCol w:w="3700"/>
       </w:tblGrid>
       <w:tr>
-        <w:tblPrEx>
-          <w:tblCellMar>
-            <w:top w:w="0" w:type="dxa"/>
-            <w:bottom w:w="0" w:type="dxa"/>
-          </w:tblCellMar>
-        </w:tblPrEx>
         <w:trPr>
           <w:tblHeader/>
         </w:trPr>
@@ -15684,12 +14945,6 @@
         </w:tc>
       </w:tr>
       <w:tr>
-        <w:tblPrEx>
-          <w:tblCellMar>
-            <w:top w:w="0" w:type="dxa"/>
-            <w:bottom w:w="0" w:type="dxa"/>
-          </w:tblCellMar>
-        </w:tblPrEx>
         <w:tc>
           <w:tcPr>
             <w:tcW w:w="2200" w:type="dxa"/>
@@ -15773,12 +15028,6 @@
         </w:tc>
       </w:tr>
       <w:tr>
-        <w:tblPrEx>
-          <w:tblCellMar>
-            <w:top w:w="0" w:type="dxa"/>
-            <w:bottom w:w="0" w:type="dxa"/>
-          </w:tblCellMar>
-        </w:tblPrEx>
         <w:tc>
           <w:tcPr>
             <w:tcW w:w="2200" w:type="dxa"/>
@@ -15862,12 +15111,6 @@
         </w:tc>
       </w:tr>
       <w:tr>
-        <w:tblPrEx>
-          <w:tblCellMar>
-            <w:top w:w="0" w:type="dxa"/>
-            <w:bottom w:w="0" w:type="dxa"/>
-          </w:tblCellMar>
-        </w:tblPrEx>
         <w:tc>
           <w:tcPr>
             <w:tcW w:w="2200" w:type="dxa"/>
@@ -16082,12 +15325,6 @@
         <w:gridCol w:w="6400"/>
       </w:tblGrid>
       <w:tr>
-        <w:tblPrEx>
-          <w:tblCellMar>
-            <w:top w:w="0" w:type="dxa"/>
-            <w:bottom w:w="0" w:type="dxa"/>
-          </w:tblCellMar>
-        </w:tblPrEx>
         <w:trPr>
           <w:tblHeader/>
         </w:trPr>
@@ -16117,17 +15354,7 @@
                 <w:sz w:val="18"/>
                 <w:szCs w:val="18"/>
               </w:rPr>
-              <w:t>Таблица</w:t>
-            </w:r>
-            <w:r>
-              <w:rPr>
-                <w:b/>
-                <w:bCs/>
-                <w:color w:val="FFFFFF"/>
-                <w:sz w:val="18"/>
-                <w:szCs w:val="18"/>
-              </w:rPr>
-              <w:t xml:space="preserve"> / Поле</w:t>
+              <w:t>Таблица / Поле</w:t>
             </w:r>
           </w:p>
         </w:tc>
@@ -16163,12 +15390,6 @@
         </w:tc>
       </w:tr>
       <w:tr>
-        <w:tblPrEx>
-          <w:tblCellMar>
-            <w:top w:w="0" w:type="dxa"/>
-            <w:bottom w:w="0" w:type="dxa"/>
-          </w:tblCellMar>
-        </w:tblPrEx>
         <w:tc>
           <w:tcPr>
             <w:tcW w:w="3500" w:type="dxa"/>
@@ -16225,12 +15446,6 @@
         </w:tc>
       </w:tr>
       <w:tr>
-        <w:tblPrEx>
-          <w:tblCellMar>
-            <w:top w:w="0" w:type="dxa"/>
-            <w:bottom w:w="0" w:type="dxa"/>
-          </w:tblCellMar>
-        </w:tblPrEx>
         <w:tc>
           <w:tcPr>
             <w:tcW w:w="3500" w:type="dxa"/>
@@ -16293,12 +15508,6 @@
         </w:tc>
       </w:tr>
       <w:tr>
-        <w:tblPrEx>
-          <w:tblCellMar>
-            <w:top w:w="0" w:type="dxa"/>
-            <w:bottom w:w="0" w:type="dxa"/>
-          </w:tblCellMar>
-        </w:tblPrEx>
         <w:tc>
           <w:tcPr>
             <w:tcW w:w="3500" w:type="dxa"/>
@@ -16355,12 +15564,6 @@
         </w:tc>
       </w:tr>
       <w:tr>
-        <w:tblPrEx>
-          <w:tblCellMar>
-            <w:top w:w="0" w:type="dxa"/>
-            <w:bottom w:w="0" w:type="dxa"/>
-          </w:tblCellMar>
-        </w:tblPrEx>
         <w:tc>
           <w:tcPr>
             <w:tcW w:w="3500" w:type="dxa"/>
@@ -16417,12 +15620,6 @@
         </w:tc>
       </w:tr>
       <w:tr>
-        <w:tblPrEx>
-          <w:tblCellMar>
-            <w:top w:w="0" w:type="dxa"/>
-            <w:bottom w:w="0" w:type="dxa"/>
-          </w:tblCellMar>
-        </w:tblPrEx>
         <w:tc>
           <w:tcPr>
             <w:tcW w:w="3500" w:type="dxa"/>
@@ -16479,12 +15676,6 @@
         </w:tc>
       </w:tr>
       <w:tr>
-        <w:tblPrEx>
-          <w:tblCellMar>
-            <w:top w:w="0" w:type="dxa"/>
-            <w:bottom w:w="0" w:type="dxa"/>
-          </w:tblCellMar>
-        </w:tblPrEx>
         <w:tc>
           <w:tcPr>
             <w:tcW w:w="3500" w:type="dxa"/>
@@ -16541,12 +15732,6 @@
         </w:tc>
       </w:tr>
       <w:tr>
-        <w:tblPrEx>
-          <w:tblCellMar>
-            <w:top w:w="0" w:type="dxa"/>
-            <w:bottom w:w="0" w:type="dxa"/>
-          </w:tblCellMar>
-        </w:tblPrEx>
         <w:tc>
           <w:tcPr>
             <w:tcW w:w="3500" w:type="dxa"/>
@@ -16604,12 +15789,6 @@
         </w:tc>
       </w:tr>
       <w:tr>
-        <w:tblPrEx>
-          <w:tblCellMar>
-            <w:top w:w="0" w:type="dxa"/>
-            <w:bottom w:w="0" w:type="dxa"/>
-          </w:tblCellMar>
-        </w:tblPrEx>
         <w:tc>
           <w:tcPr>
             <w:tcW w:w="3500" w:type="dxa"/>
@@ -16666,12 +15845,6 @@
         </w:tc>
       </w:tr>
       <w:tr>
-        <w:tblPrEx>
-          <w:tblCellMar>
-            <w:top w:w="0" w:type="dxa"/>
-            <w:bottom w:w="0" w:type="dxa"/>
-          </w:tblCellMar>
-        </w:tblPrEx>
         <w:tc>
           <w:tcPr>
             <w:tcW w:w="3500" w:type="dxa"/>
@@ -16728,12 +15901,6 @@
         </w:tc>
       </w:tr>
       <w:tr>
-        <w:tblPrEx>
-          <w:tblCellMar>
-            <w:top w:w="0" w:type="dxa"/>
-            <w:bottom w:w="0" w:type="dxa"/>
-          </w:tblCellMar>
-        </w:tblPrEx>
         <w:tc>
           <w:tcPr>
             <w:tcW w:w="3500" w:type="dxa"/>
@@ -16875,15 +16042,7 @@
           <w:sz w:val="18"/>
           <w:szCs w:val="18"/>
         </w:rPr>
-        <w:t xml:space="preserve">Проверка формата: cd src &amp;&amp; ruff </w:t>
-      </w:r>
-      <w:r>
-        <w:rPr>
-          <w:rFonts w:ascii="Courier New" w:eastAsia="Courier New" w:hAnsi="Courier New" w:cs="Courier New"/>
-          <w:sz w:val="18"/>
-          <w:szCs w:val="18"/>
-        </w:rPr>
-        <w:t>format . --check</w:t>
+        <w:t>Проверка формата: cd src &amp;&amp; ruff format . --check</w:t>
       </w:r>
     </w:p>
     <w:p/>

--- a/src/docs/LOTTY_AB_Platform_PartD_Documentation.docx
+++ b/src/docs/LOTTY_AB_Platform_PartD_Documentation.docx
@@ -3434,10 +3434,18 @@
       </w:r>
     </w:p>
     <w:p>
+      <w:pPr>
+        <w:rPr>
+          <w:lang w:val="en-US"/>
+        </w:rPr>
+      </w:pPr>
       <w:r>
         <w:t>Механизм</w:t>
       </w:r>
       <w:r>
+        <w:rPr>
+          <w:lang w:val="en-US"/>
+        </w:rPr>
         <w:t xml:space="preserve"> </w:t>
       </w:r>
       <w:r>
@@ -3447,6 +3455,9 @@
         <w:t>exp</w:t>
       </w:r>
       <w:r>
+        <w:rPr>
+          <w:lang w:val="en-US"/>
+        </w:rPr>
         <w:t>_</w:t>
       </w:r>
       <w:r>
@@ -3456,12 +3467,18 @@
         <w:t>index</w:t>
       </w:r>
       <w:r>
+        <w:rPr>
+          <w:lang w:val="en-US"/>
+        </w:rPr>
         <w:t xml:space="preserve"> (</w:t>
       </w:r>
       <w:r>
         <w:t>поле</w:t>
       </w:r>
       <w:r>
+        <w:rPr>
+          <w:lang w:val="en-US"/>
+        </w:rPr>
         <w:t xml:space="preserve"> </w:t>
       </w:r>
       <w:r>
@@ -3471,6 +3488,9 @@
         <w:t>users</w:t>
       </w:r>
       <w:r>
+        <w:rPr>
+          <w:lang w:val="en-US"/>
+        </w:rPr>
         <w:t>.</w:t>
       </w:r>
       <w:r>
@@ -3480,6 +3500,9 @@
         <w:t>exp</w:t>
       </w:r>
       <w:r>
+        <w:rPr>
+          <w:lang w:val="en-US"/>
+        </w:rPr>
         <w:t>_</w:t>
       </w:r>
       <w:r>
@@ -3489,6 +3512,9 @@
         <w:t>index</w:t>
       </w:r>
       <w:r>
+        <w:rPr>
+          <w:lang w:val="en-US"/>
+        </w:rPr>
         <w:t>, 0..100):</w:t>
       </w:r>
     </w:p>
@@ -3660,12 +3686,6 @@
     </w:p>
     <w:p/>
     <w:p>
-      <w:r>
-        <w:t>Важно: requiresExposure в каталоге событий — мета-поле для будущей фильтрации. В текущей реализации все события принимаются, если они привязаны к валидному Decision RUNNING-эксперимента. Атрибуция к варианту идёт через цепочку: Event.decision_id → Decision.variant_id.</w:t>
-      </w:r>
-    </w:p>
-    <w:p/>
-    <w:p>
       <w:pPr>
         <w:pStyle w:val="2"/>
       </w:pPr>
@@ -3675,7 +3695,6 @@
     </w:p>
     <w:p>
       <w:r>
-        <w:lastRenderedPageBreak/>
         <w:t>Guardrail задаётся как метрика эксперимента с role=GUARDRAIL, threshold и action_code (PAUSE/ROLLBACK).</w:t>
       </w:r>
     </w:p>
@@ -3705,6 +3724,7 @@
         </w:numPr>
       </w:pPr>
       <w:r>
+        <w:lastRenderedPageBreak/>
         <w:t>Выбираются события за последние window секунд (default 864000 = 10 дней).</w:t>
       </w:r>
     </w:p>
@@ -4129,7 +4149,7 @@
     <w:p/>
     <w:tbl>
       <w:tblPr>
-        <w:tblW w:w="10500" w:type="dxa"/>
+        <w:tblW w:w="14933" w:type="dxa"/>
         <w:tblBorders>
           <w:top w:val="single" w:sz="4" w:space="0" w:color="auto"/>
           <w:left w:val="single" w:sz="4" w:space="0" w:color="auto"/>
@@ -4159,7 +4179,7 @@
         </w:trPr>
         <w:tc>
           <w:tcPr>
-            <w:tcW w:w="1100" w:type="dxa"/>
+            <w:tcW w:w="969" w:type="dxa"/>
             <w:tcBorders>
               <w:top w:val="single" w:sz="1" w:space="0" w:color="2E75B6"/>
               <w:left w:val="single" w:sz="1" w:space="0" w:color="2E75B6"/>
@@ -4189,7 +4209,7 @@
         </w:tc>
         <w:tc>
           <w:tcPr>
-            <w:tcW w:w="800" w:type="dxa"/>
+            <w:tcW w:w="1065" w:type="dxa"/>
             <w:tcBorders>
               <w:top w:val="single" w:sz="1" w:space="0" w:color="2E75B6"/>
               <w:left w:val="single" w:sz="1" w:space="0" w:color="2E75B6"/>
@@ -4219,7 +4239,7 @@
         </w:tc>
         <w:tc>
           <w:tcPr>
-            <w:tcW w:w="2000" w:type="dxa"/>
+            <w:tcW w:w="2542" w:type="dxa"/>
             <w:tcBorders>
               <w:top w:val="single" w:sz="1" w:space="0" w:color="2E75B6"/>
               <w:left w:val="single" w:sz="1" w:space="0" w:color="2E75B6"/>
@@ -4249,7 +4269,7 @@
         </w:tc>
         <w:tc>
           <w:tcPr>
-            <w:tcW w:w="2200" w:type="dxa"/>
+            <w:tcW w:w="3952" w:type="dxa"/>
             <w:tcBorders>
               <w:top w:val="single" w:sz="1" w:space="0" w:color="2E75B6"/>
               <w:left w:val="single" w:sz="1" w:space="0" w:color="2E75B6"/>
@@ -4279,7 +4299,7 @@
         </w:tc>
         <w:tc>
           <w:tcPr>
-            <w:tcW w:w="2000" w:type="dxa"/>
+            <w:tcW w:w="3202" w:type="dxa"/>
             <w:tcBorders>
               <w:top w:val="single" w:sz="1" w:space="0" w:color="2E75B6"/>
               <w:left w:val="single" w:sz="1" w:space="0" w:color="2E75B6"/>
@@ -4309,7 +4329,7 @@
         </w:tc>
         <w:tc>
           <w:tcPr>
-            <w:tcW w:w="1700" w:type="dxa"/>
+            <w:tcW w:w="1902" w:type="dxa"/>
             <w:tcBorders>
               <w:top w:val="single" w:sz="1" w:space="0" w:color="2E75B6"/>
               <w:left w:val="single" w:sz="1" w:space="0" w:color="2E75B6"/>
@@ -4339,7 +4359,7 @@
         </w:tc>
         <w:tc>
           <w:tcPr>
-            <w:tcW w:w="700" w:type="dxa"/>
+            <w:tcW w:w="1301" w:type="dxa"/>
             <w:tcBorders>
               <w:top w:val="single" w:sz="1" w:space="0" w:color="2E75B6"/>
               <w:left w:val="single" w:sz="1" w:space="0" w:color="2E75B6"/>
@@ -4371,7 +4391,7 @@
       <w:tr>
         <w:tc>
           <w:tcPr>
-            <w:tcW w:w="1100" w:type="dxa"/>
+            <w:tcW w:w="969" w:type="dxa"/>
             <w:tcBorders>
               <w:top w:val="single" w:sz="1" w:space="0" w:color="BBBBBB"/>
               <w:left w:val="single" w:sz="1" w:space="0" w:color="BBBBBB"/>
@@ -4398,7 +4418,7 @@
         </w:tc>
         <w:tc>
           <w:tcPr>
-            <w:tcW w:w="800" w:type="dxa"/>
+            <w:tcW w:w="1065" w:type="dxa"/>
             <w:tcBorders>
               <w:top w:val="single" w:sz="1" w:space="0" w:color="BBBBBB"/>
               <w:left w:val="single" w:sz="1" w:space="0" w:color="BBBBBB"/>
@@ -4425,7 +4445,7 @@
         </w:tc>
         <w:tc>
           <w:tcPr>
-            <w:tcW w:w="2000" w:type="dxa"/>
+            <w:tcW w:w="2542" w:type="dxa"/>
             <w:tcBorders>
               <w:top w:val="single" w:sz="1" w:space="0" w:color="BBBBBB"/>
               <w:left w:val="single" w:sz="1" w:space="0" w:color="BBBBBB"/>
@@ -4452,7 +4472,7 @@
         </w:tc>
         <w:tc>
           <w:tcPr>
-            <w:tcW w:w="2200" w:type="dxa"/>
+            <w:tcW w:w="3952" w:type="dxa"/>
             <w:tcBorders>
               <w:top w:val="single" w:sz="1" w:space="0" w:color="BBBBBB"/>
               <w:left w:val="single" w:sz="1" w:space="0" w:color="BBBBBB"/>
@@ -4500,7 +4520,7 @@
         </w:tc>
         <w:tc>
           <w:tcPr>
-            <w:tcW w:w="2000" w:type="dxa"/>
+            <w:tcW w:w="3202" w:type="dxa"/>
             <w:tcBorders>
               <w:top w:val="single" w:sz="1" w:space="0" w:color="BBBBBB"/>
               <w:left w:val="single" w:sz="1" w:space="0" w:color="BBBBBB"/>
@@ -4638,7 +4658,7 @@
         </w:tc>
         <w:tc>
           <w:tcPr>
-            <w:tcW w:w="1700" w:type="dxa"/>
+            <w:tcW w:w="1902" w:type="dxa"/>
             <w:tcBorders>
               <w:top w:val="single" w:sz="1" w:space="0" w:color="BBBBBB"/>
               <w:left w:val="single" w:sz="1" w:space="0" w:color="BBBBBB"/>
@@ -4708,7 +4728,7 @@
         </w:tc>
         <w:tc>
           <w:tcPr>
-            <w:tcW w:w="700" w:type="dxa"/>
+            <w:tcW w:w="1301" w:type="dxa"/>
             <w:tcBorders>
               <w:top w:val="single" w:sz="1" w:space="0" w:color="BBBBBB"/>
               <w:left w:val="single" w:sz="1" w:space="0" w:color="BBBBBB"/>
@@ -4737,227 +4757,234 @@
       <w:tr>
         <w:tc>
           <w:tcPr>
-            <w:tcW w:w="1100" w:type="dxa"/>
-            <w:tcBorders>
-              <w:top w:val="single" w:sz="1" w:space="0" w:color="BBBBBB"/>
-              <w:left w:val="single" w:sz="1" w:space="0" w:color="BBBBBB"/>
-              <w:bottom w:val="single" w:sz="1" w:space="0" w:color="BBBBBB"/>
-              <w:right w:val="single" w:sz="1" w:space="0" w:color="BBBBBB"/>
-            </w:tcBorders>
-            <w:shd w:val="clear" w:color="auto" w:fill="F5F8FF"/>
-            <w:tcMar>
-              <w:top w:w="80" w:type="dxa"/>
-              <w:left w:w="120" w:type="dxa"/>
-              <w:bottom w:w="80" w:type="dxa"/>
-              <w:right w:w="120" w:type="dxa"/>
-            </w:tcMar>
-          </w:tcPr>
-          <w:p>
+            <w:tcW w:w="969" w:type="dxa"/>
+            <w:tcBorders>
+              <w:top w:val="single" w:sz="1" w:space="0" w:color="BBBBBB"/>
+              <w:left w:val="single" w:sz="1" w:space="0" w:color="BBBBBB"/>
+              <w:bottom w:val="single" w:sz="1" w:space="0" w:color="BBBBBB"/>
+              <w:right w:val="single" w:sz="1" w:space="0" w:color="BBBBBB"/>
+            </w:tcBorders>
+            <w:shd w:val="clear" w:color="auto" w:fill="F5F8FF"/>
+            <w:tcMar>
+              <w:top w:w="80" w:type="dxa"/>
+              <w:left w:w="120" w:type="dxa"/>
+              <w:bottom w:w="80" w:type="dxa"/>
+              <w:right w:w="120" w:type="dxa"/>
+            </w:tcMar>
+          </w:tcPr>
+          <w:p>
+            <w:r>
+              <w:rPr>
+                <w:sz w:val="18"/>
+                <w:szCs w:val="18"/>
+              </w:rPr>
+              <w:t>2.7</w:t>
+            </w:r>
+          </w:p>
+        </w:tc>
+        <w:tc>
+          <w:tcPr>
+            <w:tcW w:w="1065" w:type="dxa"/>
+            <w:tcBorders>
+              <w:top w:val="single" w:sz="1" w:space="0" w:color="BBBBBB"/>
+              <w:left w:val="single" w:sz="1" w:space="0" w:color="BBBBBB"/>
+              <w:bottom w:val="single" w:sz="1" w:space="0" w:color="BBBBBB"/>
+              <w:right w:val="single" w:sz="1" w:space="0" w:color="BBBBBB"/>
+            </w:tcBorders>
+            <w:shd w:val="clear" w:color="auto" w:fill="F5F8FF"/>
+            <w:tcMar>
+              <w:top w:w="80" w:type="dxa"/>
+              <w:left w:w="120" w:type="dxa"/>
+              <w:bottom w:w="80" w:type="dxa"/>
+              <w:right w:w="120" w:type="dxa"/>
+            </w:tcMar>
+          </w:tcPr>
+          <w:p>
+            <w:r>
+              <w:rPr>
+                <w:sz w:val="18"/>
+                <w:szCs w:val="18"/>
+              </w:rPr>
+              <w:t>B2-2</w:t>
+            </w:r>
+          </w:p>
+        </w:tc>
+        <w:tc>
+          <w:tcPr>
+            <w:tcW w:w="2542" w:type="dxa"/>
+            <w:tcBorders>
+              <w:top w:val="single" w:sz="1" w:space="0" w:color="BBBBBB"/>
+              <w:left w:val="single" w:sz="1" w:space="0" w:color="BBBBBB"/>
+              <w:bottom w:val="single" w:sz="1" w:space="0" w:color="BBBBBB"/>
+              <w:right w:val="single" w:sz="1" w:space="0" w:color="BBBBBB"/>
+            </w:tcBorders>
+            <w:shd w:val="clear" w:color="auto" w:fill="F5F8FF"/>
+            <w:tcMar>
+              <w:top w:w="80" w:type="dxa"/>
+              <w:left w:w="120" w:type="dxa"/>
+              <w:bottom w:w="80" w:type="dxa"/>
+              <w:right w:w="120" w:type="dxa"/>
+            </w:tcMar>
+          </w:tcPr>
+          <w:p>
+            <w:r>
+              <w:rPr>
+                <w:sz w:val="18"/>
+                <w:szCs w:val="18"/>
+              </w:rPr>
+              <w:t>Пользователь вне таргетинга получает вариант.</w:t>
+            </w:r>
+          </w:p>
+        </w:tc>
+        <w:tc>
+          <w:tcPr>
+            <w:tcW w:w="3952" w:type="dxa"/>
+            <w:tcBorders>
+              <w:top w:val="single" w:sz="1" w:space="0" w:color="BBBBBB"/>
+              <w:left w:val="single" w:sz="1" w:space="0" w:color="BBBBBB"/>
+              <w:bottom w:val="single" w:sz="1" w:space="0" w:color="BBBBBB"/>
+              <w:right w:val="single" w:sz="1" w:space="0" w:color="BBBBBB"/>
+            </w:tcBorders>
+            <w:shd w:val="clear" w:color="auto" w:fill="F5F8FF"/>
+            <w:tcMar>
+              <w:top w:w="80" w:type="dxa"/>
+              <w:left w:w="120" w:type="dxa"/>
+              <w:bottom w:w="80" w:type="dxa"/>
+              <w:right w:w="120" w:type="dxa"/>
+            </w:tcMar>
+          </w:tcPr>
+          <w:p>
+            <w:r>
+              <w:rPr>
+                <w:sz w:val="18"/>
+                <w:szCs w:val="18"/>
+              </w:rPr>
+              <w:t>Таргетинг реализован через поле target на уровне Experiment. Decision генерируется только для пользователей с нужным exp_index. Пользователи без Decision получают default.</w:t>
+            </w:r>
+          </w:p>
+        </w:tc>
+        <w:tc>
+          <w:tcPr>
+            <w:tcW w:w="3202" w:type="dxa"/>
+            <w:tcBorders>
+              <w:top w:val="single" w:sz="1" w:space="0" w:color="BBBBBB"/>
+              <w:left w:val="single" w:sz="1" w:space="0" w:color="BBBBBB"/>
+              <w:bottom w:val="single" w:sz="1" w:space="0" w:color="BBBBBB"/>
+              <w:right w:val="single" w:sz="1" w:space="0" w:color="BBBBBB"/>
+            </w:tcBorders>
+            <w:shd w:val="clear" w:color="auto" w:fill="F5F8FF"/>
+            <w:tcMar>
+              <w:top w:w="80" w:type="dxa"/>
+              <w:left w:w="120" w:type="dxa"/>
+              <w:bottom w:w="80" w:type="dxa"/>
+              <w:right w:w="120" w:type="dxa"/>
+            </w:tcMar>
+          </w:tcPr>
+          <w:p>
+            <w:pPr>
+              <w:rPr>
+                <w:lang w:val="en-US"/>
+              </w:rPr>
+            </w:pPr>
+            <w:r>
+              <w:rPr>
+                <w:sz w:val="18"/>
+                <w:szCs w:val="18"/>
+                <w:lang w:val="en-US"/>
+              </w:rPr>
+              <w:t xml:space="preserve">POST /decisions </w:t>
+            </w:r>
+            <w:r>
+              <w:rPr>
+                <w:sz w:val="18"/>
+                <w:szCs w:val="18"/>
+              </w:rPr>
+              <w:t>для</w:t>
+            </w:r>
+            <w:r>
+              <w:rPr>
+                <w:sz w:val="18"/>
+                <w:szCs w:val="18"/>
+                <w:lang w:val="en-US"/>
+              </w:rPr>
+              <w:t xml:space="preserve"> user </w:t>
+            </w:r>
+            <w:r>
+              <w:rPr>
+                <w:sz w:val="18"/>
+                <w:szCs w:val="18"/>
+              </w:rPr>
+              <w:t>без</w:t>
+            </w:r>
+            <w:r>
+              <w:rPr>
+                <w:sz w:val="18"/>
+                <w:szCs w:val="18"/>
+                <w:lang w:val="en-US"/>
+              </w:rPr>
+              <w:t xml:space="preserve"> Decision → value=default.</w:t>
+            </w:r>
+          </w:p>
+        </w:tc>
+        <w:tc>
+          <w:tcPr>
+            <w:tcW w:w="1902" w:type="dxa"/>
+            <w:tcBorders>
+              <w:top w:val="single" w:sz="1" w:space="0" w:color="BBBBBB"/>
+              <w:left w:val="single" w:sz="1" w:space="0" w:color="BBBBBB"/>
+              <w:bottom w:val="single" w:sz="1" w:space="0" w:color="BBBBBB"/>
+              <w:right w:val="single" w:sz="1" w:space="0" w:color="BBBBBB"/>
+            </w:tcBorders>
+            <w:shd w:val="clear" w:color="auto" w:fill="F5F8FF"/>
+            <w:tcMar>
+              <w:top w:w="80" w:type="dxa"/>
+              <w:left w:w="120" w:type="dxa"/>
+              <w:bottom w:w="80" w:type="dxa"/>
+              <w:right w:w="120" w:type="dxa"/>
+            </w:tcMar>
+          </w:tcPr>
+          <w:p>
+            <w:r>
+              <w:rPr>
+                <w:sz w:val="18"/>
+                <w:szCs w:val="18"/>
+              </w:rPr>
+              <w:t>Флаг, эксперимент RUNNING, user без записи в decisions.</w:t>
+            </w:r>
+          </w:p>
+        </w:tc>
+        <w:tc>
+          <w:tcPr>
+            <w:tcW w:w="1301" w:type="dxa"/>
+            <w:tcBorders>
+              <w:top w:val="single" w:sz="1" w:space="0" w:color="BBBBBB"/>
+              <w:left w:val="single" w:sz="1" w:space="0" w:color="BBBBBB"/>
+              <w:bottom w:val="single" w:sz="1" w:space="0" w:color="BBBBBB"/>
+              <w:right w:val="single" w:sz="1" w:space="0" w:color="BBBBBB"/>
+            </w:tcBorders>
+            <w:shd w:val="clear" w:color="auto" w:fill="F5F8FF"/>
+            <w:tcMar>
+              <w:top w:w="80" w:type="dxa"/>
+              <w:left w:w="120" w:type="dxa"/>
+              <w:bottom w:w="80" w:type="dxa"/>
+              <w:right w:w="120" w:type="dxa"/>
+            </w:tcMar>
+          </w:tcPr>
+          <w:p>
+            <w:r>
+              <w:rPr>
+                <w:sz w:val="18"/>
+                <w:szCs w:val="18"/>
+              </w:rPr>
+              <w:t xml:space="preserve">✅ (частично: DSL таргетинга хранится в поле target, но не </w:t>
+            </w:r>
             <w:r>
               <w:rPr>
                 <w:sz w:val="18"/>
                 <w:szCs w:val="18"/>
               </w:rPr>
               <w:lastRenderedPageBreak/>
-              <w:t>2.7</w:t>
-            </w:r>
-          </w:p>
-        </w:tc>
-        <w:tc>
-          <w:tcPr>
-            <w:tcW w:w="800" w:type="dxa"/>
-            <w:tcBorders>
-              <w:top w:val="single" w:sz="1" w:space="0" w:color="BBBBBB"/>
-              <w:left w:val="single" w:sz="1" w:space="0" w:color="BBBBBB"/>
-              <w:bottom w:val="single" w:sz="1" w:space="0" w:color="BBBBBB"/>
-              <w:right w:val="single" w:sz="1" w:space="0" w:color="BBBBBB"/>
-            </w:tcBorders>
-            <w:shd w:val="clear" w:color="auto" w:fill="F5F8FF"/>
-            <w:tcMar>
-              <w:top w:w="80" w:type="dxa"/>
-              <w:left w:w="120" w:type="dxa"/>
-              <w:bottom w:w="80" w:type="dxa"/>
-              <w:right w:w="120" w:type="dxa"/>
-            </w:tcMar>
-          </w:tcPr>
-          <w:p>
-            <w:r>
-              <w:rPr>
-                <w:sz w:val="18"/>
-                <w:szCs w:val="18"/>
-              </w:rPr>
-              <w:t>B2-2</w:t>
-            </w:r>
-          </w:p>
-        </w:tc>
-        <w:tc>
-          <w:tcPr>
-            <w:tcW w:w="2000" w:type="dxa"/>
-            <w:tcBorders>
-              <w:top w:val="single" w:sz="1" w:space="0" w:color="BBBBBB"/>
-              <w:left w:val="single" w:sz="1" w:space="0" w:color="BBBBBB"/>
-              <w:bottom w:val="single" w:sz="1" w:space="0" w:color="BBBBBB"/>
-              <w:right w:val="single" w:sz="1" w:space="0" w:color="BBBBBB"/>
-            </w:tcBorders>
-            <w:shd w:val="clear" w:color="auto" w:fill="F5F8FF"/>
-            <w:tcMar>
-              <w:top w:w="80" w:type="dxa"/>
-              <w:left w:w="120" w:type="dxa"/>
-              <w:bottom w:w="80" w:type="dxa"/>
-              <w:right w:w="120" w:type="dxa"/>
-            </w:tcMar>
-          </w:tcPr>
-          <w:p>
-            <w:r>
-              <w:rPr>
-                <w:sz w:val="18"/>
-                <w:szCs w:val="18"/>
-              </w:rPr>
-              <w:t>Пользователь вне таргетинга получает вариант.</w:t>
-            </w:r>
-          </w:p>
-        </w:tc>
-        <w:tc>
-          <w:tcPr>
-            <w:tcW w:w="2200" w:type="dxa"/>
-            <w:tcBorders>
-              <w:top w:val="single" w:sz="1" w:space="0" w:color="BBBBBB"/>
-              <w:left w:val="single" w:sz="1" w:space="0" w:color="BBBBBB"/>
-              <w:bottom w:val="single" w:sz="1" w:space="0" w:color="BBBBBB"/>
-              <w:right w:val="single" w:sz="1" w:space="0" w:color="BBBBBB"/>
-            </w:tcBorders>
-            <w:shd w:val="clear" w:color="auto" w:fill="F5F8FF"/>
-            <w:tcMar>
-              <w:top w:w="80" w:type="dxa"/>
-              <w:left w:w="120" w:type="dxa"/>
-              <w:bottom w:w="80" w:type="dxa"/>
-              <w:right w:w="120" w:type="dxa"/>
-            </w:tcMar>
-          </w:tcPr>
-          <w:p>
-            <w:r>
-              <w:rPr>
-                <w:sz w:val="18"/>
-                <w:szCs w:val="18"/>
-              </w:rPr>
-              <w:t>Таргетинг реализован через поле target на уровне Experiment. Decision генерируется только для пользователей с нужным exp_index. Пользователи без Decision получают default.</w:t>
-            </w:r>
-          </w:p>
-        </w:tc>
-        <w:tc>
-          <w:tcPr>
-            <w:tcW w:w="2000" w:type="dxa"/>
-            <w:tcBorders>
-              <w:top w:val="single" w:sz="1" w:space="0" w:color="BBBBBB"/>
-              <w:left w:val="single" w:sz="1" w:space="0" w:color="BBBBBB"/>
-              <w:bottom w:val="single" w:sz="1" w:space="0" w:color="BBBBBB"/>
-              <w:right w:val="single" w:sz="1" w:space="0" w:color="BBBBBB"/>
-            </w:tcBorders>
-            <w:shd w:val="clear" w:color="auto" w:fill="F5F8FF"/>
-            <w:tcMar>
-              <w:top w:w="80" w:type="dxa"/>
-              <w:left w:w="120" w:type="dxa"/>
-              <w:bottom w:w="80" w:type="dxa"/>
-              <w:right w:w="120" w:type="dxa"/>
-            </w:tcMar>
-          </w:tcPr>
-          <w:p>
-            <w:pPr>
-              <w:rPr>
-                <w:lang w:val="en-US"/>
-              </w:rPr>
-            </w:pPr>
-            <w:r>
-              <w:rPr>
-                <w:sz w:val="18"/>
-                <w:szCs w:val="18"/>
-                <w:lang w:val="en-US"/>
-              </w:rPr>
-              <w:t xml:space="preserve">POST /decisions </w:t>
-            </w:r>
-            <w:r>
-              <w:rPr>
-                <w:sz w:val="18"/>
-                <w:szCs w:val="18"/>
-              </w:rPr>
-              <w:t>для</w:t>
-            </w:r>
-            <w:r>
-              <w:rPr>
-                <w:sz w:val="18"/>
-                <w:szCs w:val="18"/>
-                <w:lang w:val="en-US"/>
-              </w:rPr>
-              <w:t xml:space="preserve"> user </w:t>
-            </w:r>
-            <w:r>
-              <w:rPr>
-                <w:sz w:val="18"/>
-                <w:szCs w:val="18"/>
-              </w:rPr>
-              <w:t>без</w:t>
-            </w:r>
-            <w:r>
-              <w:rPr>
-                <w:sz w:val="18"/>
-                <w:szCs w:val="18"/>
-                <w:lang w:val="en-US"/>
-              </w:rPr>
-              <w:t xml:space="preserve"> Decision → value=default.</w:t>
-            </w:r>
-          </w:p>
-        </w:tc>
-        <w:tc>
-          <w:tcPr>
-            <w:tcW w:w="1700" w:type="dxa"/>
-            <w:tcBorders>
-              <w:top w:val="single" w:sz="1" w:space="0" w:color="BBBBBB"/>
-              <w:left w:val="single" w:sz="1" w:space="0" w:color="BBBBBB"/>
-              <w:bottom w:val="single" w:sz="1" w:space="0" w:color="BBBBBB"/>
-              <w:right w:val="single" w:sz="1" w:space="0" w:color="BBBBBB"/>
-            </w:tcBorders>
-            <w:shd w:val="clear" w:color="auto" w:fill="F5F8FF"/>
-            <w:tcMar>
-              <w:top w:w="80" w:type="dxa"/>
-              <w:left w:w="120" w:type="dxa"/>
-              <w:bottom w:w="80" w:type="dxa"/>
-              <w:right w:w="120" w:type="dxa"/>
-            </w:tcMar>
-          </w:tcPr>
-          <w:p>
-            <w:r>
-              <w:rPr>
-                <w:sz w:val="18"/>
-                <w:szCs w:val="18"/>
-              </w:rPr>
-              <w:t>Флаг, эксперимент RUNNING, user без записи в decisions.</w:t>
-            </w:r>
-          </w:p>
-        </w:tc>
-        <w:tc>
-          <w:tcPr>
-            <w:tcW w:w="700" w:type="dxa"/>
-            <w:tcBorders>
-              <w:top w:val="single" w:sz="1" w:space="0" w:color="BBBBBB"/>
-              <w:left w:val="single" w:sz="1" w:space="0" w:color="BBBBBB"/>
-              <w:bottom w:val="single" w:sz="1" w:space="0" w:color="BBBBBB"/>
-              <w:right w:val="single" w:sz="1" w:space="0" w:color="BBBBBB"/>
-            </w:tcBorders>
-            <w:shd w:val="clear" w:color="auto" w:fill="F5F8FF"/>
-            <w:tcMar>
-              <w:top w:w="80" w:type="dxa"/>
-              <w:left w:w="120" w:type="dxa"/>
-              <w:bottom w:w="80" w:type="dxa"/>
-              <w:right w:w="120" w:type="dxa"/>
-            </w:tcMar>
-          </w:tcPr>
-          <w:p>
-            <w:r>
-              <w:rPr>
-                <w:sz w:val="18"/>
-                <w:szCs w:val="18"/>
-              </w:rPr>
-              <w:t>✅ (частично: DSL таргетинга хранится в поле target, но не исполняется на уровне decide — упрощение)</w:t>
+              <w:t>исполняется на уровне decide — упрощение)</w:t>
             </w:r>
           </w:p>
         </w:tc>
@@ -4965,34 +4992,35 @@
       <w:tr>
         <w:tc>
           <w:tcPr>
-            <w:tcW w:w="1100" w:type="dxa"/>
-            <w:tcBorders>
-              <w:top w:val="single" w:sz="1" w:space="0" w:color="BBBBBB"/>
-              <w:left w:val="single" w:sz="1" w:space="0" w:color="BBBBBB"/>
-              <w:bottom w:val="single" w:sz="1" w:space="0" w:color="BBBBBB"/>
-              <w:right w:val="single" w:sz="1" w:space="0" w:color="BBBBBB"/>
-            </w:tcBorders>
-            <w:shd w:val="clear" w:color="auto" w:fill="FFFFFF"/>
-            <w:tcMar>
-              <w:top w:w="80" w:type="dxa"/>
-              <w:left w:w="120" w:type="dxa"/>
-              <w:bottom w:w="80" w:type="dxa"/>
-              <w:right w:w="120" w:type="dxa"/>
-            </w:tcMar>
-          </w:tcPr>
-          <w:p>
-            <w:r>
-              <w:rPr>
-                <w:sz w:val="18"/>
-                <w:szCs w:val="18"/>
-              </w:rPr>
+            <w:tcW w:w="969" w:type="dxa"/>
+            <w:tcBorders>
+              <w:top w:val="single" w:sz="1" w:space="0" w:color="BBBBBB"/>
+              <w:left w:val="single" w:sz="1" w:space="0" w:color="BBBBBB"/>
+              <w:bottom w:val="single" w:sz="1" w:space="0" w:color="BBBBBB"/>
+              <w:right w:val="single" w:sz="1" w:space="0" w:color="BBBBBB"/>
+            </w:tcBorders>
+            <w:shd w:val="clear" w:color="auto" w:fill="FFFFFF"/>
+            <w:tcMar>
+              <w:top w:w="80" w:type="dxa"/>
+              <w:left w:w="120" w:type="dxa"/>
+              <w:bottom w:w="80" w:type="dxa"/>
+              <w:right w:w="120" w:type="dxa"/>
+            </w:tcMar>
+          </w:tcPr>
+          <w:p>
+            <w:r>
+              <w:rPr>
+                <w:sz w:val="18"/>
+                <w:szCs w:val="18"/>
+              </w:rPr>
+              <w:lastRenderedPageBreak/>
               <w:t>3.4</w:t>
             </w:r>
           </w:p>
         </w:tc>
         <w:tc>
           <w:tcPr>
-            <w:tcW w:w="800" w:type="dxa"/>
+            <w:tcW w:w="1065" w:type="dxa"/>
             <w:tcBorders>
               <w:top w:val="single" w:sz="1" w:space="0" w:color="BBBBBB"/>
               <w:left w:val="single" w:sz="1" w:space="0" w:color="BBBBBB"/>
@@ -5019,7 +5047,7 @@
         </w:tc>
         <w:tc>
           <w:tcPr>
-            <w:tcW w:w="2000" w:type="dxa"/>
+            <w:tcW w:w="2542" w:type="dxa"/>
             <w:tcBorders>
               <w:top w:val="single" w:sz="1" w:space="0" w:color="BBBBBB"/>
               <w:left w:val="single" w:sz="1" w:space="0" w:color="BBBBBB"/>
@@ -5046,7 +5074,7 @@
         </w:tc>
         <w:tc>
           <w:tcPr>
-            <w:tcW w:w="2200" w:type="dxa"/>
+            <w:tcW w:w="3952" w:type="dxa"/>
             <w:tcBorders>
               <w:top w:val="single" w:sz="1" w:space="0" w:color="BBBBBB"/>
               <w:left w:val="single" w:sz="1" w:space="0" w:color="BBBBBB"/>
@@ -5073,7 +5101,7 @@
         </w:tc>
         <w:tc>
           <w:tcPr>
-            <w:tcW w:w="2000" w:type="dxa"/>
+            <w:tcW w:w="3202" w:type="dxa"/>
             <w:tcBorders>
               <w:top w:val="single" w:sz="1" w:space="0" w:color="BBBBBB"/>
               <w:left w:val="single" w:sz="1" w:space="0" w:color="BBBBBB"/>
@@ -5136,7 +5164,7 @@
         </w:tc>
         <w:tc>
           <w:tcPr>
-            <w:tcW w:w="1700" w:type="dxa"/>
+            <w:tcW w:w="1902" w:type="dxa"/>
             <w:tcBorders>
               <w:top w:val="single" w:sz="1" w:space="0" w:color="BBBBBB"/>
               <w:left w:val="single" w:sz="1" w:space="0" w:color="BBBBBB"/>
@@ -5163,7 +5191,7 @@
         </w:tc>
         <w:tc>
           <w:tcPr>
-            <w:tcW w:w="700" w:type="dxa"/>
+            <w:tcW w:w="1301" w:type="dxa"/>
             <w:tcBorders>
               <w:top w:val="single" w:sz="1" w:space="0" w:color="BBBBBB"/>
               <w:left w:val="single" w:sz="1" w:space="0" w:color="BBBBBB"/>
@@ -5192,7 +5220,7 @@
       <w:tr>
         <w:tc>
           <w:tcPr>
-            <w:tcW w:w="1100" w:type="dxa"/>
+            <w:tcW w:w="969" w:type="dxa"/>
             <w:tcBorders>
               <w:top w:val="single" w:sz="1" w:space="0" w:color="BBBBBB"/>
               <w:left w:val="single" w:sz="1" w:space="0" w:color="BBBBBB"/>
@@ -5219,7 +5247,7 @@
         </w:tc>
         <w:tc>
           <w:tcPr>
-            <w:tcW w:w="800" w:type="dxa"/>
+            <w:tcW w:w="1065" w:type="dxa"/>
             <w:tcBorders>
               <w:top w:val="single" w:sz="1" w:space="0" w:color="BBBBBB"/>
               <w:left w:val="single" w:sz="1" w:space="0" w:color="BBBBBB"/>
@@ -5246,7 +5274,7 @@
         </w:tc>
         <w:tc>
           <w:tcPr>
-            <w:tcW w:w="2000" w:type="dxa"/>
+            <w:tcW w:w="2542" w:type="dxa"/>
             <w:tcBorders>
               <w:top w:val="single" w:sz="1" w:space="0" w:color="BBBBBB"/>
               <w:left w:val="single" w:sz="1" w:space="0" w:color="BBBBBB"/>
@@ -5273,7 +5301,7 @@
         </w:tc>
         <w:tc>
           <w:tcPr>
-            <w:tcW w:w="2200" w:type="dxa"/>
+            <w:tcW w:w="3952" w:type="dxa"/>
             <w:tcBorders>
               <w:top w:val="single" w:sz="1" w:space="0" w:color="BBBBBB"/>
               <w:left w:val="single" w:sz="1" w:space="0" w:color="BBBBBB"/>
@@ -5300,7 +5328,7 @@
         </w:tc>
         <w:tc>
           <w:tcPr>
-            <w:tcW w:w="2000" w:type="dxa"/>
+            <w:tcW w:w="3202" w:type="dxa"/>
             <w:tcBorders>
               <w:top w:val="single" w:sz="1" w:space="0" w:color="BBBBBB"/>
               <w:left w:val="single" w:sz="1" w:space="0" w:color="BBBBBB"/>
@@ -5327,7 +5355,7 @@
         </w:tc>
         <w:tc>
           <w:tcPr>
-            <w:tcW w:w="1700" w:type="dxa"/>
+            <w:tcW w:w="1902" w:type="dxa"/>
             <w:tcBorders>
               <w:top w:val="single" w:sz="1" w:space="0" w:color="BBBBBB"/>
               <w:left w:val="single" w:sz="1" w:space="0" w:color="BBBBBB"/>
@@ -5354,7 +5382,7 @@
         </w:tc>
         <w:tc>
           <w:tcPr>
-            <w:tcW w:w="700" w:type="dxa"/>
+            <w:tcW w:w="1301" w:type="dxa"/>
             <w:tcBorders>
               <w:top w:val="single" w:sz="1" w:space="0" w:color="BBBBBB"/>
               <w:left w:val="single" w:sz="1" w:space="0" w:color="BBBBBB"/>
@@ -5383,7 +5411,7 @@
       <w:tr>
         <w:tc>
           <w:tcPr>
-            <w:tcW w:w="1100" w:type="dxa"/>
+            <w:tcW w:w="969" w:type="dxa"/>
             <w:tcBorders>
               <w:top w:val="single" w:sz="1" w:space="0" w:color="BBBBBB"/>
               <w:left w:val="single" w:sz="1" w:space="0" w:color="BBBBBB"/>
@@ -5410,7 +5438,7 @@
         </w:tc>
         <w:tc>
           <w:tcPr>
-            <w:tcW w:w="800" w:type="dxa"/>
+            <w:tcW w:w="1065" w:type="dxa"/>
             <w:tcBorders>
               <w:top w:val="single" w:sz="1" w:space="0" w:color="BBBBBB"/>
               <w:left w:val="single" w:sz="1" w:space="0" w:color="BBBBBB"/>
@@ -5437,7 +5465,7 @@
         </w:tc>
         <w:tc>
           <w:tcPr>
-            <w:tcW w:w="2000" w:type="dxa"/>
+            <w:tcW w:w="2542" w:type="dxa"/>
             <w:tcBorders>
               <w:top w:val="single" w:sz="1" w:space="0" w:color="BBBBBB"/>
               <w:left w:val="single" w:sz="1" w:space="0" w:color="BBBBBB"/>
@@ -5464,7 +5492,7 @@
         </w:tc>
         <w:tc>
           <w:tcPr>
-            <w:tcW w:w="2200" w:type="dxa"/>
+            <w:tcW w:w="3952" w:type="dxa"/>
             <w:tcBorders>
               <w:top w:val="single" w:sz="1" w:space="0" w:color="BBBBBB"/>
               <w:left w:val="single" w:sz="1" w:space="0" w:color="BBBBBB"/>
@@ -5491,7 +5519,7 @@
         </w:tc>
         <w:tc>
           <w:tcPr>
-            <w:tcW w:w="2000" w:type="dxa"/>
+            <w:tcW w:w="3202" w:type="dxa"/>
             <w:tcBorders>
               <w:top w:val="single" w:sz="1" w:space="0" w:color="BBBBBB"/>
               <w:left w:val="single" w:sz="1" w:space="0" w:color="BBBBBB"/>
@@ -5518,7 +5546,7 @@
         </w:tc>
         <w:tc>
           <w:tcPr>
-            <w:tcW w:w="1700" w:type="dxa"/>
+            <w:tcW w:w="1902" w:type="dxa"/>
             <w:tcBorders>
               <w:top w:val="single" w:sz="1" w:space="0" w:color="BBBBBB"/>
               <w:left w:val="single" w:sz="1" w:space="0" w:color="BBBBBB"/>
@@ -5545,7 +5573,7 @@
         </w:tc>
         <w:tc>
           <w:tcPr>
-            <w:tcW w:w="700" w:type="dxa"/>
+            <w:tcW w:w="1301" w:type="dxa"/>
             <w:tcBorders>
               <w:top w:val="single" w:sz="1" w:space="0" w:color="BBBBBB"/>
               <w:left w:val="single" w:sz="1" w:space="0" w:color="BBBBBB"/>
@@ -5574,7 +5602,7 @@
       <w:tr>
         <w:tc>
           <w:tcPr>
-            <w:tcW w:w="1100" w:type="dxa"/>
+            <w:tcW w:w="969" w:type="dxa"/>
             <w:tcBorders>
               <w:top w:val="single" w:sz="1" w:space="0" w:color="BBBBBB"/>
               <w:left w:val="single" w:sz="1" w:space="0" w:color="BBBBBB"/>
@@ -5601,7 +5629,7 @@
         </w:tc>
         <w:tc>
           <w:tcPr>
-            <w:tcW w:w="800" w:type="dxa"/>
+            <w:tcW w:w="1065" w:type="dxa"/>
             <w:tcBorders>
               <w:top w:val="single" w:sz="1" w:space="0" w:color="BBBBBB"/>
               <w:left w:val="single" w:sz="1" w:space="0" w:color="BBBBBB"/>
@@ -5628,7 +5656,7 @@
         </w:tc>
         <w:tc>
           <w:tcPr>
-            <w:tcW w:w="2000" w:type="dxa"/>
+            <w:tcW w:w="2542" w:type="dxa"/>
             <w:tcBorders>
               <w:top w:val="single" w:sz="1" w:space="0" w:color="BBBBBB"/>
               <w:left w:val="single" w:sz="1" w:space="0" w:color="BBBBBB"/>
@@ -5655,7 +5683,7 @@
         </w:tc>
         <w:tc>
           <w:tcPr>
-            <w:tcW w:w="2200" w:type="dxa"/>
+            <w:tcW w:w="3952" w:type="dxa"/>
             <w:tcBorders>
               <w:top w:val="single" w:sz="1" w:space="0" w:color="BBBBBB"/>
               <w:left w:val="single" w:sz="1" w:space="0" w:color="BBBBBB"/>
@@ -5682,7 +5710,7 @@
         </w:tc>
         <w:tc>
           <w:tcPr>
-            <w:tcW w:w="2000" w:type="dxa"/>
+            <w:tcW w:w="3202" w:type="dxa"/>
             <w:tcBorders>
               <w:top w:val="single" w:sz="1" w:space="0" w:color="BBBBBB"/>
               <w:left w:val="single" w:sz="1" w:space="0" w:color="BBBBBB"/>
@@ -5715,7 +5743,7 @@
         </w:tc>
         <w:tc>
           <w:tcPr>
-            <w:tcW w:w="1700" w:type="dxa"/>
+            <w:tcW w:w="1902" w:type="dxa"/>
             <w:tcBorders>
               <w:top w:val="single" w:sz="1" w:space="0" w:color="BBBBBB"/>
               <w:left w:val="single" w:sz="1" w:space="0" w:color="BBBBBB"/>
@@ -5742,7 +5770,7 @@
         </w:tc>
         <w:tc>
           <w:tcPr>
-            <w:tcW w:w="700" w:type="dxa"/>
+            <w:tcW w:w="1301" w:type="dxa"/>
             <w:tcBorders>
               <w:top w:val="single" w:sz="1" w:space="0" w:color="BBBBBB"/>
               <w:left w:val="single" w:sz="1" w:space="0" w:color="BBBBBB"/>
@@ -5771,7 +5799,7 @@
       <w:tr>
         <w:tc>
           <w:tcPr>
-            <w:tcW w:w="1100" w:type="dxa"/>
+            <w:tcW w:w="969" w:type="dxa"/>
             <w:tcBorders>
               <w:top w:val="single" w:sz="1" w:space="0" w:color="BBBBBB"/>
               <w:left w:val="single" w:sz="1" w:space="0" w:color="BBBBBB"/>
@@ -5798,7 +5826,7 @@
         </w:tc>
         <w:tc>
           <w:tcPr>
-            <w:tcW w:w="800" w:type="dxa"/>
+            <w:tcW w:w="1065" w:type="dxa"/>
             <w:tcBorders>
               <w:top w:val="single" w:sz="1" w:space="0" w:color="BBBBBB"/>
               <w:left w:val="single" w:sz="1" w:space="0" w:color="BBBBBB"/>
@@ -5825,7 +5853,7 @@
         </w:tc>
         <w:tc>
           <w:tcPr>
-            <w:tcW w:w="2000" w:type="dxa"/>
+            <w:tcW w:w="2542" w:type="dxa"/>
             <w:tcBorders>
               <w:top w:val="single" w:sz="1" w:space="0" w:color="BBBBBB"/>
               <w:left w:val="single" w:sz="1" w:space="0" w:color="BBBBBB"/>
@@ -5852,7 +5880,7 @@
         </w:tc>
         <w:tc>
           <w:tcPr>
-            <w:tcW w:w="2200" w:type="dxa"/>
+            <w:tcW w:w="3952" w:type="dxa"/>
             <w:tcBorders>
               <w:top w:val="single" w:sz="1" w:space="0" w:color="BBBBBB"/>
               <w:left w:val="single" w:sz="1" w:space="0" w:color="BBBBBB"/>
@@ -5885,7 +5913,7 @@
         </w:tc>
         <w:tc>
           <w:tcPr>
-            <w:tcW w:w="2000" w:type="dxa"/>
+            <w:tcW w:w="3202" w:type="dxa"/>
             <w:tcBorders>
               <w:top w:val="single" w:sz="1" w:space="0" w:color="BBBBBB"/>
               <w:left w:val="single" w:sz="1" w:space="0" w:color="BBBBBB"/>
@@ -5912,7 +5940,7 @@
         </w:tc>
         <w:tc>
           <w:tcPr>
-            <w:tcW w:w="1700" w:type="dxa"/>
+            <w:tcW w:w="1902" w:type="dxa"/>
             <w:tcBorders>
               <w:top w:val="single" w:sz="1" w:space="0" w:color="BBBBBB"/>
               <w:left w:val="single" w:sz="1" w:space="0" w:color="BBBBBB"/>
@@ -5939,7 +5967,7 @@
         </w:tc>
         <w:tc>
           <w:tcPr>
-            <w:tcW w:w="700" w:type="dxa"/>
+            <w:tcW w:w="1301" w:type="dxa"/>
             <w:tcBorders>
               <w:top w:val="single" w:sz="1" w:space="0" w:color="BBBBBB"/>
               <w:left w:val="single" w:sz="1" w:space="0" w:color="BBBBBB"/>
@@ -5968,7 +5996,7 @@
       <w:tr>
         <w:tc>
           <w:tcPr>
-            <w:tcW w:w="1100" w:type="dxa"/>
+            <w:tcW w:w="969" w:type="dxa"/>
             <w:tcBorders>
               <w:top w:val="single" w:sz="1" w:space="0" w:color="BBBBBB"/>
               <w:left w:val="single" w:sz="1" w:space="0" w:color="BBBBBB"/>
@@ -5995,7 +6023,7 @@
         </w:tc>
         <w:tc>
           <w:tcPr>
-            <w:tcW w:w="800" w:type="dxa"/>
+            <w:tcW w:w="1065" w:type="dxa"/>
             <w:tcBorders>
               <w:top w:val="single" w:sz="1" w:space="0" w:color="BBBBBB"/>
               <w:left w:val="single" w:sz="1" w:space="0" w:color="BBBBBB"/>
@@ -6022,7 +6050,7 @@
         </w:tc>
         <w:tc>
           <w:tcPr>
-            <w:tcW w:w="2000" w:type="dxa"/>
+            <w:tcW w:w="2542" w:type="dxa"/>
             <w:tcBorders>
               <w:top w:val="single" w:sz="1" w:space="0" w:color="BBBBBB"/>
               <w:left w:val="single" w:sz="1" w:space="0" w:color="BBBBBB"/>
@@ -6049,7 +6077,7 @@
         </w:tc>
         <w:tc>
           <w:tcPr>
-            <w:tcW w:w="2200" w:type="dxa"/>
+            <w:tcW w:w="3952" w:type="dxa"/>
             <w:tcBorders>
               <w:top w:val="single" w:sz="1" w:space="0" w:color="BBBBBB"/>
               <w:left w:val="single" w:sz="1" w:space="0" w:color="BBBBBB"/>
@@ -6112,7 +6140,7 @@
         </w:tc>
         <w:tc>
           <w:tcPr>
-            <w:tcW w:w="2000" w:type="dxa"/>
+            <w:tcW w:w="3202" w:type="dxa"/>
             <w:tcBorders>
               <w:top w:val="single" w:sz="1" w:space="0" w:color="BBBBBB"/>
               <w:left w:val="single" w:sz="1" w:space="0" w:color="BBBBBB"/>
@@ -6190,7 +6218,7 @@
         </w:tc>
         <w:tc>
           <w:tcPr>
-            <w:tcW w:w="1700" w:type="dxa"/>
+            <w:tcW w:w="1902" w:type="dxa"/>
             <w:tcBorders>
               <w:top w:val="single" w:sz="1" w:space="0" w:color="BBBBBB"/>
               <w:left w:val="single" w:sz="1" w:space="0" w:color="BBBBBB"/>
@@ -6217,7 +6245,7 @@
         </w:tc>
         <w:tc>
           <w:tcPr>
-            <w:tcW w:w="700" w:type="dxa"/>
+            <w:tcW w:w="1301" w:type="dxa"/>
             <w:tcBorders>
               <w:top w:val="single" w:sz="1" w:space="0" w:color="BBBBBB"/>
               <w:left w:val="single" w:sz="1" w:space="0" w:color="BBBBBB"/>
@@ -6246,7 +6274,7 @@
       <w:tr>
         <w:tc>
           <w:tcPr>
-            <w:tcW w:w="1100" w:type="dxa"/>
+            <w:tcW w:w="969" w:type="dxa"/>
             <w:tcBorders>
               <w:top w:val="single" w:sz="1" w:space="0" w:color="BBBBBB"/>
               <w:left w:val="single" w:sz="1" w:space="0" w:color="BBBBBB"/>
@@ -6273,7 +6301,7 @@
         </w:tc>
         <w:tc>
           <w:tcPr>
-            <w:tcW w:w="800" w:type="dxa"/>
+            <w:tcW w:w="1065" w:type="dxa"/>
             <w:tcBorders>
               <w:top w:val="single" w:sz="1" w:space="0" w:color="BBBBBB"/>
               <w:left w:val="single" w:sz="1" w:space="0" w:color="BBBBBB"/>
@@ -6300,7 +6328,7 @@
         </w:tc>
         <w:tc>
           <w:tcPr>
-            <w:tcW w:w="2000" w:type="dxa"/>
+            <w:tcW w:w="2542" w:type="dxa"/>
             <w:tcBorders>
               <w:top w:val="single" w:sz="1" w:space="0" w:color="BBBBBB"/>
               <w:left w:val="single" w:sz="1" w:space="0" w:color="BBBBBB"/>
@@ -6327,7 +6355,7 @@
         </w:tc>
         <w:tc>
           <w:tcPr>
-            <w:tcW w:w="2200" w:type="dxa"/>
+            <w:tcW w:w="3952" w:type="dxa"/>
             <w:tcBorders>
               <w:top w:val="single" w:sz="1" w:space="0" w:color="BBBBBB"/>
               <w:left w:val="single" w:sz="1" w:space="0" w:color="BBBBBB"/>
@@ -6354,7 +6382,7 @@
         </w:tc>
         <w:tc>
           <w:tcPr>
-            <w:tcW w:w="2000" w:type="dxa"/>
+            <w:tcW w:w="3202" w:type="dxa"/>
             <w:tcBorders>
               <w:top w:val="single" w:sz="1" w:space="0" w:color="BBBBBB"/>
               <w:left w:val="single" w:sz="1" w:space="0" w:color="BBBBBB"/>
@@ -6381,7 +6409,7 @@
         </w:tc>
         <w:tc>
           <w:tcPr>
-            <w:tcW w:w="1700" w:type="dxa"/>
+            <w:tcW w:w="1902" w:type="dxa"/>
             <w:tcBorders>
               <w:top w:val="single" w:sz="1" w:space="0" w:color="BBBBBB"/>
               <w:left w:val="single" w:sz="1" w:space="0" w:color="BBBBBB"/>
@@ -6408,7 +6436,7 @@
         </w:tc>
         <w:tc>
           <w:tcPr>
-            <w:tcW w:w="700" w:type="dxa"/>
+            <w:tcW w:w="1301" w:type="dxa"/>
             <w:tcBorders>
               <w:top w:val="single" w:sz="1" w:space="0" w:color="BBBBBB"/>
               <w:left w:val="single" w:sz="1" w:space="0" w:color="BBBBBB"/>
@@ -6437,7 +6465,7 @@
       <w:tr>
         <w:tc>
           <w:tcPr>
-            <w:tcW w:w="1100" w:type="dxa"/>
+            <w:tcW w:w="969" w:type="dxa"/>
             <w:tcBorders>
               <w:top w:val="single" w:sz="1" w:space="0" w:color="BBBBBB"/>
               <w:left w:val="single" w:sz="1" w:space="0" w:color="BBBBBB"/>
@@ -6464,7 +6492,7 @@
         </w:tc>
         <w:tc>
           <w:tcPr>
-            <w:tcW w:w="800" w:type="dxa"/>
+            <w:tcW w:w="1065" w:type="dxa"/>
             <w:tcBorders>
               <w:top w:val="single" w:sz="1" w:space="0" w:color="BBBBBB"/>
               <w:left w:val="single" w:sz="1" w:space="0" w:color="BBBBBB"/>
@@ -6491,7 +6519,7 @@
         </w:tc>
         <w:tc>
           <w:tcPr>
-            <w:tcW w:w="2000" w:type="dxa"/>
+            <w:tcW w:w="2542" w:type="dxa"/>
             <w:tcBorders>
               <w:top w:val="single" w:sz="1" w:space="0" w:color="BBBBBB"/>
               <w:left w:val="single" w:sz="1" w:space="0" w:color="BBBBBB"/>
@@ -6518,7 +6546,7 @@
         </w:tc>
         <w:tc>
           <w:tcPr>
-            <w:tcW w:w="2200" w:type="dxa"/>
+            <w:tcW w:w="3952" w:type="dxa"/>
             <w:tcBorders>
               <w:top w:val="single" w:sz="1" w:space="0" w:color="BBBBBB"/>
               <w:left w:val="single" w:sz="1" w:space="0" w:color="BBBBBB"/>
@@ -6613,7 +6641,7 @@
         </w:tc>
         <w:tc>
           <w:tcPr>
-            <w:tcW w:w="2000" w:type="dxa"/>
+            <w:tcW w:w="3202" w:type="dxa"/>
             <w:tcBorders>
               <w:top w:val="single" w:sz="1" w:space="0" w:color="BBBBBB"/>
               <w:left w:val="single" w:sz="1" w:space="0" w:color="BBBBBB"/>
@@ -6640,7 +6668,7 @@
         </w:tc>
         <w:tc>
           <w:tcPr>
-            <w:tcW w:w="1700" w:type="dxa"/>
+            <w:tcW w:w="1902" w:type="dxa"/>
             <w:tcBorders>
               <w:top w:val="single" w:sz="1" w:space="0" w:color="BBBBBB"/>
               <w:left w:val="single" w:sz="1" w:space="0" w:color="BBBBBB"/>
@@ -6667,7 +6695,7 @@
         </w:tc>
         <w:tc>
           <w:tcPr>
-            <w:tcW w:w="700" w:type="dxa"/>
+            <w:tcW w:w="1301" w:type="dxa"/>
             <w:tcBorders>
               <w:top w:val="single" w:sz="1" w:space="0" w:color="BBBBBB"/>
               <w:left w:val="single" w:sz="1" w:space="0" w:color="BBBBBB"/>
@@ -6696,7 +6724,7 @@
       <w:tr>
         <w:tc>
           <w:tcPr>
-            <w:tcW w:w="1100" w:type="dxa"/>
+            <w:tcW w:w="969" w:type="dxa"/>
             <w:tcBorders>
               <w:top w:val="single" w:sz="1" w:space="0" w:color="BBBBBB"/>
               <w:left w:val="single" w:sz="1" w:space="0" w:color="BBBBBB"/>
@@ -6723,7 +6751,7 @@
         </w:tc>
         <w:tc>
           <w:tcPr>
-            <w:tcW w:w="800" w:type="dxa"/>
+            <w:tcW w:w="1065" w:type="dxa"/>
             <w:tcBorders>
               <w:top w:val="single" w:sz="1" w:space="0" w:color="BBBBBB"/>
               <w:left w:val="single" w:sz="1" w:space="0" w:color="BBBBBB"/>
@@ -6750,7 +6778,7 @@
         </w:tc>
         <w:tc>
           <w:tcPr>
-            <w:tcW w:w="2000" w:type="dxa"/>
+            <w:tcW w:w="2542" w:type="dxa"/>
             <w:tcBorders>
               <w:top w:val="single" w:sz="1" w:space="0" w:color="BBBBBB"/>
               <w:left w:val="single" w:sz="1" w:space="0" w:color="BBBBBB"/>
@@ -6777,7 +6805,7 @@
         </w:tc>
         <w:tc>
           <w:tcPr>
-            <w:tcW w:w="2200" w:type="dxa"/>
+            <w:tcW w:w="3952" w:type="dxa"/>
             <w:tcBorders>
               <w:top w:val="single" w:sz="1" w:space="0" w:color="BBBBBB"/>
               <w:left w:val="single" w:sz="1" w:space="0" w:color="BBBBBB"/>
@@ -6804,7 +6832,7 @@
         </w:tc>
         <w:tc>
           <w:tcPr>
-            <w:tcW w:w="2000" w:type="dxa"/>
+            <w:tcW w:w="3202" w:type="dxa"/>
             <w:tcBorders>
               <w:top w:val="single" w:sz="1" w:space="0" w:color="BBBBBB"/>
               <w:left w:val="single" w:sz="1" w:space="0" w:color="BBBBBB"/>
@@ -6831,7 +6859,7 @@
         </w:tc>
         <w:tc>
           <w:tcPr>
-            <w:tcW w:w="1700" w:type="dxa"/>
+            <w:tcW w:w="1902" w:type="dxa"/>
             <w:tcBorders>
               <w:top w:val="single" w:sz="1" w:space="0" w:color="BBBBBB"/>
               <w:left w:val="single" w:sz="1" w:space="0" w:color="BBBBBB"/>
@@ -6858,7 +6886,7 @@
         </w:tc>
         <w:tc>
           <w:tcPr>
-            <w:tcW w:w="700" w:type="dxa"/>
+            <w:tcW w:w="1301" w:type="dxa"/>
             <w:tcBorders>
               <w:top w:val="single" w:sz="1" w:space="0" w:color="BBBBBB"/>
               <w:left w:val="single" w:sz="1" w:space="0" w:color="BBBBBB"/>
@@ -6887,7 +6915,7 @@
       <w:tr>
         <w:tc>
           <w:tcPr>
-            <w:tcW w:w="1100" w:type="dxa"/>
+            <w:tcW w:w="969" w:type="dxa"/>
             <w:tcBorders>
               <w:top w:val="single" w:sz="1" w:space="0" w:color="BBBBBB"/>
               <w:left w:val="single" w:sz="1" w:space="0" w:color="BBBBBB"/>
@@ -6914,7 +6942,7 @@
         </w:tc>
         <w:tc>
           <w:tcPr>
-            <w:tcW w:w="800" w:type="dxa"/>
+            <w:tcW w:w="1065" w:type="dxa"/>
             <w:tcBorders>
               <w:top w:val="single" w:sz="1" w:space="0" w:color="BBBBBB"/>
               <w:left w:val="single" w:sz="1" w:space="0" w:color="BBBBBB"/>
@@ -6941,7 +6969,7 @@
         </w:tc>
         <w:tc>
           <w:tcPr>
-            <w:tcW w:w="2000" w:type="dxa"/>
+            <w:tcW w:w="2542" w:type="dxa"/>
             <w:tcBorders>
               <w:top w:val="single" w:sz="1" w:space="0" w:color="BBBBBB"/>
               <w:left w:val="single" w:sz="1" w:space="0" w:color="BBBBBB"/>
@@ -6968,7 +6996,7 @@
         </w:tc>
         <w:tc>
           <w:tcPr>
-            <w:tcW w:w="2200" w:type="dxa"/>
+            <w:tcW w:w="3952" w:type="dxa"/>
             <w:tcBorders>
               <w:top w:val="single" w:sz="1" w:space="0" w:color="BBBBBB"/>
               <w:left w:val="single" w:sz="1" w:space="0" w:color="BBBBBB"/>
@@ -6995,7 +7023,7 @@
         </w:tc>
         <w:tc>
           <w:tcPr>
-            <w:tcW w:w="2000" w:type="dxa"/>
+            <w:tcW w:w="3202" w:type="dxa"/>
             <w:tcBorders>
               <w:top w:val="single" w:sz="1" w:space="0" w:color="BBBBBB"/>
               <w:left w:val="single" w:sz="1" w:space="0" w:color="BBBBBB"/>
@@ -7050,7 +7078,7 @@
         </w:tc>
         <w:tc>
           <w:tcPr>
-            <w:tcW w:w="1700" w:type="dxa"/>
+            <w:tcW w:w="1902" w:type="dxa"/>
             <w:tcBorders>
               <w:top w:val="single" w:sz="1" w:space="0" w:color="BBBBBB"/>
               <w:left w:val="single" w:sz="1" w:space="0" w:color="BBBBBB"/>
@@ -7077,7 +7105,7 @@
         </w:tc>
         <w:tc>
           <w:tcPr>
-            <w:tcW w:w="700" w:type="dxa"/>
+            <w:tcW w:w="1301" w:type="dxa"/>
             <w:tcBorders>
               <w:top w:val="single" w:sz="1" w:space="0" w:color="BBBBBB"/>
               <w:left w:val="single" w:sz="1" w:space="0" w:color="BBBBBB"/>
@@ -7106,7 +7134,7 @@
       <w:tr>
         <w:tc>
           <w:tcPr>
-            <w:tcW w:w="1100" w:type="dxa"/>
+            <w:tcW w:w="969" w:type="dxa"/>
             <w:tcBorders>
               <w:top w:val="single" w:sz="1" w:space="0" w:color="BBBBBB"/>
               <w:left w:val="single" w:sz="1" w:space="0" w:color="BBBBBB"/>
@@ -7133,7 +7161,7 @@
         </w:tc>
         <w:tc>
           <w:tcPr>
-            <w:tcW w:w="800" w:type="dxa"/>
+            <w:tcW w:w="1065" w:type="dxa"/>
             <w:tcBorders>
               <w:top w:val="single" w:sz="1" w:space="0" w:color="BBBBBB"/>
               <w:left w:val="single" w:sz="1" w:space="0" w:color="BBBBBB"/>
@@ -7160,7 +7188,7 @@
         </w:tc>
         <w:tc>
           <w:tcPr>
-            <w:tcW w:w="2000" w:type="dxa"/>
+            <w:tcW w:w="2542" w:type="dxa"/>
             <w:tcBorders>
               <w:top w:val="single" w:sz="1" w:space="0" w:color="BBBBBB"/>
               <w:left w:val="single" w:sz="1" w:space="0" w:color="BBBBBB"/>
@@ -7187,7 +7215,7 @@
         </w:tc>
         <w:tc>
           <w:tcPr>
-            <w:tcW w:w="2200" w:type="dxa"/>
+            <w:tcW w:w="3952" w:type="dxa"/>
             <w:tcBorders>
               <w:top w:val="single" w:sz="1" w:space="0" w:color="BBBBBB"/>
               <w:left w:val="single" w:sz="1" w:space="0" w:color="BBBBBB"/>
@@ -7235,7 +7263,7 @@
         </w:tc>
         <w:tc>
           <w:tcPr>
-            <w:tcW w:w="2000" w:type="dxa"/>
+            <w:tcW w:w="3202" w:type="dxa"/>
             <w:tcBorders>
               <w:top w:val="single" w:sz="1" w:space="0" w:color="BBBBBB"/>
               <w:left w:val="single" w:sz="1" w:space="0" w:color="BBBBBB"/>
@@ -7262,7 +7290,7 @@
         </w:tc>
         <w:tc>
           <w:tcPr>
-            <w:tcW w:w="1700" w:type="dxa"/>
+            <w:tcW w:w="1902" w:type="dxa"/>
             <w:tcBorders>
               <w:top w:val="single" w:sz="1" w:space="0" w:color="BBBBBB"/>
               <w:left w:val="single" w:sz="1" w:space="0" w:color="BBBBBB"/>
@@ -7289,7 +7317,7 @@
         </w:tc>
         <w:tc>
           <w:tcPr>
-            <w:tcW w:w="700" w:type="dxa"/>
+            <w:tcW w:w="1301" w:type="dxa"/>
             <w:tcBorders>
               <w:top w:val="single" w:sz="1" w:space="0" w:color="BBBBBB"/>
               <w:left w:val="single" w:sz="1" w:space="0" w:color="BBBBBB"/>
@@ -7318,7 +7346,7 @@
       <w:tr>
         <w:tc>
           <w:tcPr>
-            <w:tcW w:w="1100" w:type="dxa"/>
+            <w:tcW w:w="969" w:type="dxa"/>
             <w:tcBorders>
               <w:top w:val="single" w:sz="1" w:space="0" w:color="BBBBBB"/>
               <w:left w:val="single" w:sz="1" w:space="0" w:color="BBBBBB"/>
@@ -7345,7 +7373,7 @@
         </w:tc>
         <w:tc>
           <w:tcPr>
-            <w:tcW w:w="800" w:type="dxa"/>
+            <w:tcW w:w="1065" w:type="dxa"/>
             <w:tcBorders>
               <w:top w:val="single" w:sz="1" w:space="0" w:color="BBBBBB"/>
               <w:left w:val="single" w:sz="1" w:space="0" w:color="BBBBBB"/>
@@ -7372,7 +7400,7 @@
         </w:tc>
         <w:tc>
           <w:tcPr>
-            <w:tcW w:w="2000" w:type="dxa"/>
+            <w:tcW w:w="2542" w:type="dxa"/>
             <w:tcBorders>
               <w:top w:val="single" w:sz="1" w:space="0" w:color="BBBBBB"/>
               <w:left w:val="single" w:sz="1" w:space="0" w:color="BBBBBB"/>
@@ -7399,7 +7427,7 @@
         </w:tc>
         <w:tc>
           <w:tcPr>
-            <w:tcW w:w="2200" w:type="dxa"/>
+            <w:tcW w:w="3952" w:type="dxa"/>
             <w:tcBorders>
               <w:top w:val="single" w:sz="1" w:space="0" w:color="BBBBBB"/>
               <w:left w:val="single" w:sz="1" w:space="0" w:color="BBBBBB"/>
@@ -7426,7 +7454,7 @@
         </w:tc>
         <w:tc>
           <w:tcPr>
-            <w:tcW w:w="2000" w:type="dxa"/>
+            <w:tcW w:w="3202" w:type="dxa"/>
             <w:tcBorders>
               <w:top w:val="single" w:sz="1" w:space="0" w:color="BBBBBB"/>
               <w:left w:val="single" w:sz="1" w:space="0" w:color="BBBBBB"/>
@@ -7504,7 +7532,7 @@
         </w:tc>
         <w:tc>
           <w:tcPr>
-            <w:tcW w:w="1700" w:type="dxa"/>
+            <w:tcW w:w="1902" w:type="dxa"/>
             <w:tcBorders>
               <w:top w:val="single" w:sz="1" w:space="0" w:color="BBBBBB"/>
               <w:left w:val="single" w:sz="1" w:space="0" w:color="BBBBBB"/>
@@ -7531,7 +7559,7 @@
         </w:tc>
         <w:tc>
           <w:tcPr>
-            <w:tcW w:w="700" w:type="dxa"/>
+            <w:tcW w:w="1301" w:type="dxa"/>
             <w:tcBorders>
               <w:top w:val="single" w:sz="1" w:space="0" w:color="BBBBBB"/>
               <w:left w:val="single" w:sz="1" w:space="0" w:color="BBBBBB"/>
@@ -7560,190 +7588,226 @@
       <w:tr>
         <w:tc>
           <w:tcPr>
-            <w:tcW w:w="1100" w:type="dxa"/>
-            <w:tcBorders>
-              <w:top w:val="single" w:sz="1" w:space="0" w:color="BBBBBB"/>
-              <w:left w:val="single" w:sz="1" w:space="0" w:color="BBBBBB"/>
-              <w:bottom w:val="single" w:sz="1" w:space="0" w:color="BBBBBB"/>
-              <w:right w:val="single" w:sz="1" w:space="0" w:color="BBBBBB"/>
-            </w:tcBorders>
-            <w:shd w:val="clear" w:color="auto" w:fill="FFFFFF"/>
-            <w:tcMar>
-              <w:top w:w="80" w:type="dxa"/>
-              <w:left w:w="120" w:type="dxa"/>
-              <w:bottom w:w="80" w:type="dxa"/>
-              <w:right w:w="120" w:type="dxa"/>
-            </w:tcMar>
-          </w:tcPr>
-          <w:p>
-            <w:r>
-              <w:rPr>
-                <w:sz w:val="18"/>
-                <w:szCs w:val="18"/>
-              </w:rPr>
-              <w:t>4.4</w:t>
-            </w:r>
-          </w:p>
-        </w:tc>
-        <w:tc>
-          <w:tcPr>
-            <w:tcW w:w="800" w:type="dxa"/>
-            <w:tcBorders>
-              <w:top w:val="single" w:sz="1" w:space="0" w:color="BBBBBB"/>
-              <w:left w:val="single" w:sz="1" w:space="0" w:color="BBBBBB"/>
-              <w:bottom w:val="single" w:sz="1" w:space="0" w:color="BBBBBB"/>
-              <w:right w:val="single" w:sz="1" w:space="0" w:color="BBBBBB"/>
-            </w:tcBorders>
-            <w:shd w:val="clear" w:color="auto" w:fill="FFFFFF"/>
-            <w:tcMar>
-              <w:top w:w="80" w:type="dxa"/>
-              <w:left w:w="120" w:type="dxa"/>
-              <w:bottom w:w="80" w:type="dxa"/>
-              <w:right w:w="120" w:type="dxa"/>
-            </w:tcMar>
-          </w:tcPr>
-          <w:p>
-            <w:r>
-              <w:rPr>
-                <w:sz w:val="18"/>
-                <w:szCs w:val="18"/>
-              </w:rPr>
-              <w:t>B4-5</w:t>
-            </w:r>
-          </w:p>
-        </w:tc>
-        <w:tc>
-          <w:tcPr>
-            <w:tcW w:w="2000" w:type="dxa"/>
-            <w:tcBorders>
-              <w:top w:val="single" w:sz="1" w:space="0" w:color="BBBBBB"/>
-              <w:left w:val="single" w:sz="1" w:space="0" w:color="BBBBBB"/>
-              <w:bottom w:val="single" w:sz="1" w:space="0" w:color="BBBBBB"/>
-              <w:right w:val="single" w:sz="1" w:space="0" w:color="BBBBBB"/>
-            </w:tcBorders>
-            <w:shd w:val="clear" w:color="auto" w:fill="FFFFFF"/>
-            <w:tcMar>
-              <w:top w:w="80" w:type="dxa"/>
-              <w:left w:w="120" w:type="dxa"/>
-              <w:bottom w:w="80" w:type="dxa"/>
-              <w:right w:w="120" w:type="dxa"/>
-            </w:tcMar>
-          </w:tcPr>
-          <w:p>
-            <w:r>
-              <w:rPr>
-                <w:sz w:val="18"/>
-                <w:szCs w:val="18"/>
-              </w:rPr>
-              <w:t>Конверсия без экспозиции учитывается.</w:t>
-            </w:r>
-          </w:p>
-        </w:tc>
-        <w:tc>
-          <w:tcPr>
-            <w:tcW w:w="2200" w:type="dxa"/>
-            <w:tcBorders>
-              <w:top w:val="single" w:sz="1" w:space="0" w:color="BBBBBB"/>
-              <w:left w:val="single" w:sz="1" w:space="0" w:color="BBBBBB"/>
-              <w:bottom w:val="single" w:sz="1" w:space="0" w:color="BBBBBB"/>
-              <w:right w:val="single" w:sz="1" w:space="0" w:color="BBBBBB"/>
-            </w:tcBorders>
-            <w:shd w:val="clear" w:color="auto" w:fill="FFFFFF"/>
-            <w:tcMar>
-              <w:top w:w="80" w:type="dxa"/>
-              <w:left w:w="120" w:type="dxa"/>
-              <w:bottom w:w="80" w:type="dxa"/>
-              <w:right w:w="120" w:type="dxa"/>
-            </w:tcMar>
-          </w:tcPr>
-          <w:p>
-            <w:r>
-              <w:rPr>
-                <w:sz w:val="18"/>
-                <w:szCs w:val="18"/>
-              </w:rPr>
-              <w:t>Упрощение: requiresExposure хранится в каталоге, но активная проверка наличия EXPOSURE-события до учёта конверсии не реализована. Привязка идёт через Decision.</w:t>
-            </w:r>
-          </w:p>
-        </w:tc>
-        <w:tc>
-          <w:tcPr>
-            <w:tcW w:w="2000" w:type="dxa"/>
-            <w:tcBorders>
-              <w:top w:val="single" w:sz="1" w:space="0" w:color="BBBBBB"/>
-              <w:left w:val="single" w:sz="1" w:space="0" w:color="BBBBBB"/>
-              <w:bottom w:val="single" w:sz="1" w:space="0" w:color="BBBBBB"/>
-              <w:right w:val="single" w:sz="1" w:space="0" w:color="BBBBBB"/>
-            </w:tcBorders>
-            <w:shd w:val="clear" w:color="auto" w:fill="FFFFFF"/>
-            <w:tcMar>
-              <w:top w:w="80" w:type="dxa"/>
-              <w:left w:w="120" w:type="dxa"/>
-              <w:bottom w:w="80" w:type="dxa"/>
-              <w:right w:w="120" w:type="dxa"/>
-            </w:tcMar>
-          </w:tcPr>
-          <w:p>
-            <w:r>
-              <w:rPr>
-                <w:sz w:val="18"/>
-                <w:szCs w:val="18"/>
-              </w:rPr>
-              <w:t>Зафиксировано как ограничение.</w:t>
-            </w:r>
-          </w:p>
-        </w:tc>
-        <w:tc>
-          <w:tcPr>
-            <w:tcW w:w="1700" w:type="dxa"/>
-            <w:tcBorders>
-              <w:top w:val="single" w:sz="1" w:space="0" w:color="BBBBBB"/>
-              <w:left w:val="single" w:sz="1" w:space="0" w:color="BBBBBB"/>
-              <w:bottom w:val="single" w:sz="1" w:space="0" w:color="BBBBBB"/>
-              <w:right w:val="single" w:sz="1" w:space="0" w:color="BBBBBB"/>
-            </w:tcBorders>
-            <w:shd w:val="clear" w:color="auto" w:fill="FFFFFF"/>
-            <w:tcMar>
-              <w:top w:w="80" w:type="dxa"/>
-              <w:left w:w="120" w:type="dxa"/>
-              <w:bottom w:w="80" w:type="dxa"/>
-              <w:right w:w="120" w:type="dxa"/>
-            </w:tcMar>
-          </w:tcPr>
-          <w:p>
-            <w:r>
-              <w:rPr>
-                <w:sz w:val="18"/>
-                <w:szCs w:val="18"/>
-              </w:rPr>
-              <w:t>—</w:t>
-            </w:r>
-          </w:p>
-        </w:tc>
-        <w:tc>
-          <w:tcPr>
-            <w:tcW w:w="700" w:type="dxa"/>
-            <w:tcBorders>
-              <w:top w:val="single" w:sz="1" w:space="0" w:color="BBBBBB"/>
-              <w:left w:val="single" w:sz="1" w:space="0" w:color="BBBBBB"/>
-              <w:bottom w:val="single" w:sz="1" w:space="0" w:color="BBBBBB"/>
-              <w:right w:val="single" w:sz="1" w:space="0" w:color="BBBBBB"/>
-            </w:tcBorders>
-            <w:shd w:val="clear" w:color="auto" w:fill="FFFFFF"/>
-            <w:tcMar>
-              <w:top w:w="80" w:type="dxa"/>
-              <w:left w:w="120" w:type="dxa"/>
-              <w:bottom w:w="80" w:type="dxa"/>
-              <w:right w:w="120" w:type="dxa"/>
-            </w:tcMar>
-          </w:tcPr>
-          <w:p>
-            <w:r>
-              <w:rPr>
-                <w:sz w:val="18"/>
-                <w:szCs w:val="18"/>
-              </w:rPr>
-              <w:t>⚠️ Упрощение</w:t>
+            <w:tcW w:w="969" w:type="dxa"/>
+            <w:tcBorders>
+              <w:top w:val="single" w:sz="1" w:space="0" w:color="BBBBBB"/>
+              <w:left w:val="single" w:sz="1" w:space="0" w:color="BBBBBB"/>
+              <w:bottom w:val="single" w:sz="1" w:space="0" w:color="BBBBBB"/>
+              <w:right w:val="single" w:sz="1" w:space="0" w:color="BBBBBB"/>
+            </w:tcBorders>
+            <w:shd w:val="clear" w:color="auto" w:fill="F5F8FF"/>
+            <w:tcMar>
+              <w:top w:w="80" w:type="dxa"/>
+              <w:left w:w="120" w:type="dxa"/>
+              <w:bottom w:w="80" w:type="dxa"/>
+              <w:right w:w="120" w:type="dxa"/>
+            </w:tcMar>
+          </w:tcPr>
+          <w:p>
+            <w:r>
+              <w:rPr>
+                <w:sz w:val="18"/>
+                <w:szCs w:val="18"/>
+              </w:rPr>
+              <w:t>6.2</w:t>
+            </w:r>
+          </w:p>
+        </w:tc>
+        <w:tc>
+          <w:tcPr>
+            <w:tcW w:w="1065" w:type="dxa"/>
+            <w:tcBorders>
+              <w:top w:val="single" w:sz="1" w:space="0" w:color="BBBBBB"/>
+              <w:left w:val="single" w:sz="1" w:space="0" w:color="BBBBBB"/>
+              <w:bottom w:val="single" w:sz="1" w:space="0" w:color="BBBBBB"/>
+              <w:right w:val="single" w:sz="1" w:space="0" w:color="BBBBBB"/>
+            </w:tcBorders>
+            <w:shd w:val="clear" w:color="auto" w:fill="F5F8FF"/>
+            <w:tcMar>
+              <w:top w:w="80" w:type="dxa"/>
+              <w:left w:w="120" w:type="dxa"/>
+              <w:bottom w:w="80" w:type="dxa"/>
+              <w:right w:w="120" w:type="dxa"/>
+            </w:tcMar>
+          </w:tcPr>
+          <w:p>
+            <w:r>
+              <w:rPr>
+                <w:sz w:val="18"/>
+                <w:szCs w:val="18"/>
+              </w:rPr>
+              <w:t>B5-1</w:t>
+            </w:r>
+          </w:p>
+        </w:tc>
+        <w:tc>
+          <w:tcPr>
+            <w:tcW w:w="2542" w:type="dxa"/>
+            <w:tcBorders>
+              <w:top w:val="single" w:sz="1" w:space="0" w:color="BBBBBB"/>
+              <w:left w:val="single" w:sz="1" w:space="0" w:color="BBBBBB"/>
+              <w:bottom w:val="single" w:sz="1" w:space="0" w:color="BBBBBB"/>
+              <w:right w:val="single" w:sz="1" w:space="0" w:color="BBBBBB"/>
+            </w:tcBorders>
+            <w:shd w:val="clear" w:color="auto" w:fill="F5F8FF"/>
+            <w:tcMar>
+              <w:top w:w="80" w:type="dxa"/>
+              <w:left w:w="120" w:type="dxa"/>
+              <w:bottom w:w="80" w:type="dxa"/>
+              <w:right w:w="120" w:type="dxa"/>
+            </w:tcMar>
+          </w:tcPr>
+          <w:p>
+            <w:r>
+              <w:rPr>
+                <w:sz w:val="18"/>
+                <w:szCs w:val="18"/>
+              </w:rPr>
+              <w:t>Guardrail без метрики.</w:t>
+            </w:r>
+          </w:p>
+        </w:tc>
+        <w:tc>
+          <w:tcPr>
+            <w:tcW w:w="3952" w:type="dxa"/>
+            <w:tcBorders>
+              <w:top w:val="single" w:sz="1" w:space="0" w:color="BBBBBB"/>
+              <w:left w:val="single" w:sz="1" w:space="0" w:color="BBBBBB"/>
+              <w:bottom w:val="single" w:sz="1" w:space="0" w:color="BBBBBB"/>
+              <w:right w:val="single" w:sz="1" w:space="0" w:color="BBBBBB"/>
+            </w:tcBorders>
+            <w:shd w:val="clear" w:color="auto" w:fill="F5F8FF"/>
+            <w:tcMar>
+              <w:top w:w="80" w:type="dxa"/>
+              <w:left w:w="120" w:type="dxa"/>
+              <w:bottom w:w="80" w:type="dxa"/>
+              <w:right w:w="120" w:type="dxa"/>
+            </w:tcMar>
+          </w:tcPr>
+          <w:p>
+            <w:pPr>
+              <w:rPr>
+                <w:lang w:val="en-US"/>
+              </w:rPr>
+            </w:pPr>
+            <w:r>
+              <w:rPr>
+                <w:sz w:val="18"/>
+                <w:szCs w:val="18"/>
+                <w:lang w:val="en-US"/>
+              </w:rPr>
+              <w:t xml:space="preserve">Metric.metricCatalog_code (FK, NOT NULL </w:t>
+            </w:r>
+            <w:r>
+              <w:rPr>
+                <w:sz w:val="18"/>
+                <w:szCs w:val="18"/>
+              </w:rPr>
+              <w:t>для</w:t>
+            </w:r>
+            <w:r>
+              <w:rPr>
+                <w:sz w:val="18"/>
+                <w:szCs w:val="18"/>
+                <w:lang w:val="en-US"/>
+              </w:rPr>
+              <w:t xml:space="preserve"> GUARDRAIL-</w:t>
+            </w:r>
+            <w:r>
+              <w:rPr>
+                <w:sz w:val="18"/>
+                <w:szCs w:val="18"/>
+              </w:rPr>
+              <w:t>метрик</w:t>
+            </w:r>
+            <w:r>
+              <w:rPr>
+                <w:sz w:val="18"/>
+                <w:szCs w:val="18"/>
+                <w:lang w:val="en-US"/>
+              </w:rPr>
+              <w:t>).</w:t>
+            </w:r>
+          </w:p>
+        </w:tc>
+        <w:tc>
+          <w:tcPr>
+            <w:tcW w:w="3202" w:type="dxa"/>
+            <w:tcBorders>
+              <w:top w:val="single" w:sz="1" w:space="0" w:color="BBBBBB"/>
+              <w:left w:val="single" w:sz="1" w:space="0" w:color="BBBBBB"/>
+              <w:bottom w:val="single" w:sz="1" w:space="0" w:color="BBBBBB"/>
+              <w:right w:val="single" w:sz="1" w:space="0" w:color="BBBBBB"/>
+            </w:tcBorders>
+            <w:shd w:val="clear" w:color="auto" w:fill="F5F8FF"/>
+            <w:tcMar>
+              <w:top w:w="80" w:type="dxa"/>
+              <w:left w:w="120" w:type="dxa"/>
+              <w:bottom w:w="80" w:type="dxa"/>
+              <w:right w:w="120" w:type="dxa"/>
+            </w:tcMar>
+          </w:tcPr>
+          <w:p>
+            <w:r>
+              <w:rPr>
+                <w:sz w:val="18"/>
+                <w:szCs w:val="18"/>
+              </w:rPr>
+              <w:t>Создать эксперимент с GUARDRAIL метрикой → metricCatalog_code обязателен.</w:t>
+            </w:r>
+          </w:p>
+        </w:tc>
+        <w:tc>
+          <w:tcPr>
+            <w:tcW w:w="1902" w:type="dxa"/>
+            <w:tcBorders>
+              <w:top w:val="single" w:sz="1" w:space="0" w:color="BBBBBB"/>
+              <w:left w:val="single" w:sz="1" w:space="0" w:color="BBBBBB"/>
+              <w:bottom w:val="single" w:sz="1" w:space="0" w:color="BBBBBB"/>
+              <w:right w:val="single" w:sz="1" w:space="0" w:color="BBBBBB"/>
+            </w:tcBorders>
+            <w:shd w:val="clear" w:color="auto" w:fill="F5F8FF"/>
+            <w:tcMar>
+              <w:top w:w="80" w:type="dxa"/>
+              <w:left w:w="120" w:type="dxa"/>
+              <w:bottom w:w="80" w:type="dxa"/>
+              <w:right w:w="120" w:type="dxa"/>
+            </w:tcMar>
+          </w:tcPr>
+          <w:p>
+            <w:r>
+              <w:rPr>
+                <w:sz w:val="18"/>
+                <w:szCs w:val="18"/>
+              </w:rPr>
+              <w:t>Запрос без metricCatalog_code → 422.</w:t>
+            </w:r>
+          </w:p>
+        </w:tc>
+        <w:tc>
+          <w:tcPr>
+            <w:tcW w:w="1301" w:type="dxa"/>
+            <w:tcBorders>
+              <w:top w:val="single" w:sz="1" w:space="0" w:color="BBBBBB"/>
+              <w:left w:val="single" w:sz="1" w:space="0" w:color="BBBBBB"/>
+              <w:bottom w:val="single" w:sz="1" w:space="0" w:color="BBBBBB"/>
+              <w:right w:val="single" w:sz="1" w:space="0" w:color="BBBBBB"/>
+            </w:tcBorders>
+            <w:shd w:val="clear" w:color="auto" w:fill="F5F8FF"/>
+            <w:tcMar>
+              <w:top w:w="80" w:type="dxa"/>
+              <w:left w:w="120" w:type="dxa"/>
+              <w:bottom w:w="80" w:type="dxa"/>
+              <w:right w:w="120" w:type="dxa"/>
+            </w:tcMar>
+          </w:tcPr>
+          <w:p>
+            <w:r>
+              <w:rPr>
+                <w:sz w:val="18"/>
+                <w:szCs w:val="18"/>
+              </w:rPr>
+              <w:t>✅</w:t>
             </w:r>
           </w:p>
         </w:tc>
@@ -7751,96 +7815,95 @@
       <w:tr>
         <w:tc>
           <w:tcPr>
-            <w:tcW w:w="1100" w:type="dxa"/>
-            <w:tcBorders>
-              <w:top w:val="single" w:sz="1" w:space="0" w:color="BBBBBB"/>
-              <w:left w:val="single" w:sz="1" w:space="0" w:color="BBBBBB"/>
-              <w:bottom w:val="single" w:sz="1" w:space="0" w:color="BBBBBB"/>
-              <w:right w:val="single" w:sz="1" w:space="0" w:color="BBBBBB"/>
-            </w:tcBorders>
-            <w:shd w:val="clear" w:color="auto" w:fill="F5F8FF"/>
-            <w:tcMar>
-              <w:top w:w="80" w:type="dxa"/>
-              <w:left w:w="120" w:type="dxa"/>
-              <w:bottom w:w="80" w:type="dxa"/>
-              <w:right w:w="120" w:type="dxa"/>
-            </w:tcMar>
-          </w:tcPr>
-          <w:p>
-            <w:r>
-              <w:rPr>
-                <w:sz w:val="18"/>
-                <w:szCs w:val="18"/>
-              </w:rPr>
-              <w:lastRenderedPageBreak/>
+            <w:tcW w:w="969" w:type="dxa"/>
+            <w:tcBorders>
+              <w:top w:val="single" w:sz="1" w:space="0" w:color="BBBBBB"/>
+              <w:left w:val="single" w:sz="1" w:space="0" w:color="BBBBBB"/>
+              <w:bottom w:val="single" w:sz="1" w:space="0" w:color="BBBBBB"/>
+              <w:right w:val="single" w:sz="1" w:space="0" w:color="BBBBBB"/>
+            </w:tcBorders>
+            <w:shd w:val="clear" w:color="auto" w:fill="FFFFFF"/>
+            <w:tcMar>
+              <w:top w:w="80" w:type="dxa"/>
+              <w:left w:w="120" w:type="dxa"/>
+              <w:bottom w:w="80" w:type="dxa"/>
+              <w:right w:w="120" w:type="dxa"/>
+            </w:tcMar>
+          </w:tcPr>
+          <w:p>
+            <w:r>
+              <w:rPr>
+                <w:sz w:val="18"/>
+                <w:szCs w:val="18"/>
+              </w:rPr>
               <w:t>6.2</w:t>
             </w:r>
           </w:p>
         </w:tc>
         <w:tc>
           <w:tcPr>
-            <w:tcW w:w="800" w:type="dxa"/>
-            <w:tcBorders>
-              <w:top w:val="single" w:sz="1" w:space="0" w:color="BBBBBB"/>
-              <w:left w:val="single" w:sz="1" w:space="0" w:color="BBBBBB"/>
-              <w:bottom w:val="single" w:sz="1" w:space="0" w:color="BBBBBB"/>
-              <w:right w:val="single" w:sz="1" w:space="0" w:color="BBBBBB"/>
-            </w:tcBorders>
-            <w:shd w:val="clear" w:color="auto" w:fill="F5F8FF"/>
-            <w:tcMar>
-              <w:top w:w="80" w:type="dxa"/>
-              <w:left w:w="120" w:type="dxa"/>
-              <w:bottom w:w="80" w:type="dxa"/>
-              <w:right w:w="120" w:type="dxa"/>
-            </w:tcMar>
-          </w:tcPr>
-          <w:p>
-            <w:r>
-              <w:rPr>
-                <w:sz w:val="18"/>
-                <w:szCs w:val="18"/>
-              </w:rPr>
-              <w:t>B5-1</w:t>
-            </w:r>
-          </w:p>
-        </w:tc>
-        <w:tc>
-          <w:tcPr>
-            <w:tcW w:w="2000" w:type="dxa"/>
-            <w:tcBorders>
-              <w:top w:val="single" w:sz="1" w:space="0" w:color="BBBBBB"/>
-              <w:left w:val="single" w:sz="1" w:space="0" w:color="BBBBBB"/>
-              <w:bottom w:val="single" w:sz="1" w:space="0" w:color="BBBBBB"/>
-              <w:right w:val="single" w:sz="1" w:space="0" w:color="BBBBBB"/>
-            </w:tcBorders>
-            <w:shd w:val="clear" w:color="auto" w:fill="F5F8FF"/>
-            <w:tcMar>
-              <w:top w:w="80" w:type="dxa"/>
-              <w:left w:w="120" w:type="dxa"/>
-              <w:bottom w:w="80" w:type="dxa"/>
-              <w:right w:w="120" w:type="dxa"/>
-            </w:tcMar>
-          </w:tcPr>
-          <w:p>
-            <w:r>
-              <w:rPr>
-                <w:sz w:val="18"/>
-                <w:szCs w:val="18"/>
-              </w:rPr>
-              <w:t>Guardrail без метрики.</w:t>
-            </w:r>
-          </w:p>
-        </w:tc>
-        <w:tc>
-          <w:tcPr>
-            <w:tcW w:w="2200" w:type="dxa"/>
-            <w:tcBorders>
-              <w:top w:val="single" w:sz="1" w:space="0" w:color="BBBBBB"/>
-              <w:left w:val="single" w:sz="1" w:space="0" w:color="BBBBBB"/>
-              <w:bottom w:val="single" w:sz="1" w:space="0" w:color="BBBBBB"/>
-              <w:right w:val="single" w:sz="1" w:space="0" w:color="BBBBBB"/>
-            </w:tcBorders>
-            <w:shd w:val="clear" w:color="auto" w:fill="F5F8FF"/>
+            <w:tcW w:w="1065" w:type="dxa"/>
+            <w:tcBorders>
+              <w:top w:val="single" w:sz="1" w:space="0" w:color="BBBBBB"/>
+              <w:left w:val="single" w:sz="1" w:space="0" w:color="BBBBBB"/>
+              <w:bottom w:val="single" w:sz="1" w:space="0" w:color="BBBBBB"/>
+              <w:right w:val="single" w:sz="1" w:space="0" w:color="BBBBBB"/>
+            </w:tcBorders>
+            <w:shd w:val="clear" w:color="auto" w:fill="FFFFFF"/>
+            <w:tcMar>
+              <w:top w:w="80" w:type="dxa"/>
+              <w:left w:w="120" w:type="dxa"/>
+              <w:bottom w:w="80" w:type="dxa"/>
+              <w:right w:w="120" w:type="dxa"/>
+            </w:tcMar>
+          </w:tcPr>
+          <w:p>
+            <w:r>
+              <w:rPr>
+                <w:sz w:val="18"/>
+                <w:szCs w:val="18"/>
+              </w:rPr>
+              <w:t>B5-2</w:t>
+            </w:r>
+          </w:p>
+        </w:tc>
+        <w:tc>
+          <w:tcPr>
+            <w:tcW w:w="2542" w:type="dxa"/>
+            <w:tcBorders>
+              <w:top w:val="single" w:sz="1" w:space="0" w:color="BBBBBB"/>
+              <w:left w:val="single" w:sz="1" w:space="0" w:color="BBBBBB"/>
+              <w:bottom w:val="single" w:sz="1" w:space="0" w:color="BBBBBB"/>
+              <w:right w:val="single" w:sz="1" w:space="0" w:color="BBBBBB"/>
+            </w:tcBorders>
+            <w:shd w:val="clear" w:color="auto" w:fill="FFFFFF"/>
+            <w:tcMar>
+              <w:top w:w="80" w:type="dxa"/>
+              <w:left w:w="120" w:type="dxa"/>
+              <w:bottom w:w="80" w:type="dxa"/>
+              <w:right w:w="120" w:type="dxa"/>
+            </w:tcMar>
+          </w:tcPr>
+          <w:p>
+            <w:r>
+              <w:rPr>
+                <w:sz w:val="18"/>
+                <w:szCs w:val="18"/>
+              </w:rPr>
+              <w:t>Guardrail без порога.</w:t>
+            </w:r>
+          </w:p>
+        </w:tc>
+        <w:tc>
+          <w:tcPr>
+            <w:tcW w:w="3952" w:type="dxa"/>
+            <w:tcBorders>
+              <w:top w:val="single" w:sz="1" w:space="0" w:color="BBBBBB"/>
+              <w:left w:val="single" w:sz="1" w:space="0" w:color="BBBBBB"/>
+              <w:bottom w:val="single" w:sz="1" w:space="0" w:color="BBBBBB"/>
+              <w:right w:val="single" w:sz="1" w:space="0" w:color="BBBBBB"/>
+            </w:tcBorders>
+            <w:shd w:val="clear" w:color="auto" w:fill="FFFFFF"/>
             <w:tcMar>
               <w:top w:w="80" w:type="dxa"/>
               <w:left w:w="120" w:type="dxa"/>
@@ -7860,104 +7923,119 @@
                 <w:szCs w:val="18"/>
                 <w:lang w:val="en-US"/>
               </w:rPr>
-              <w:t xml:space="preserve">Metric.metricCatalog_code (FK, NOT NULL </w:t>
-            </w:r>
-            <w:r>
-              <w:rPr>
-                <w:sz w:val="18"/>
-                <w:szCs w:val="18"/>
-              </w:rPr>
-              <w:t>для</w:t>
-            </w:r>
-            <w:r>
-              <w:rPr>
-                <w:sz w:val="18"/>
-                <w:szCs w:val="18"/>
-                <w:lang w:val="en-US"/>
-              </w:rPr>
-              <w:t xml:space="preserve"> GUARDRAIL-</w:t>
-            </w:r>
-            <w:r>
-              <w:rPr>
-                <w:sz w:val="18"/>
-                <w:szCs w:val="18"/>
-              </w:rPr>
-              <w:t>метрик</w:t>
-            </w:r>
-            <w:r>
-              <w:rPr>
-                <w:sz w:val="18"/>
-                <w:szCs w:val="18"/>
-                <w:lang w:val="en-US"/>
-              </w:rPr>
-              <w:t>).</w:t>
-            </w:r>
-          </w:p>
-        </w:tc>
-        <w:tc>
-          <w:tcPr>
-            <w:tcW w:w="2000" w:type="dxa"/>
-            <w:tcBorders>
-              <w:top w:val="single" w:sz="1" w:space="0" w:color="BBBBBB"/>
-              <w:left w:val="single" w:sz="1" w:space="0" w:color="BBBBBB"/>
-              <w:bottom w:val="single" w:sz="1" w:space="0" w:color="BBBBBB"/>
-              <w:right w:val="single" w:sz="1" w:space="0" w:color="BBBBBB"/>
-            </w:tcBorders>
-            <w:shd w:val="clear" w:color="auto" w:fill="F5F8FF"/>
-            <w:tcMar>
-              <w:top w:w="80" w:type="dxa"/>
-              <w:left w:w="120" w:type="dxa"/>
-              <w:bottom w:w="80" w:type="dxa"/>
-              <w:right w:w="120" w:type="dxa"/>
-            </w:tcMar>
-          </w:tcPr>
-          <w:p>
-            <w:r>
-              <w:rPr>
-                <w:sz w:val="18"/>
-                <w:szCs w:val="18"/>
-              </w:rPr>
-              <w:t>Создать эксперимент с GUARDRAIL метрикой → metricCatalog_code обязателен.</w:t>
-            </w:r>
-          </w:p>
-        </w:tc>
-        <w:tc>
-          <w:tcPr>
-            <w:tcW w:w="1700" w:type="dxa"/>
-            <w:tcBorders>
-              <w:top w:val="single" w:sz="1" w:space="0" w:color="BBBBBB"/>
-              <w:left w:val="single" w:sz="1" w:space="0" w:color="BBBBBB"/>
-              <w:bottom w:val="single" w:sz="1" w:space="0" w:color="BBBBBB"/>
-              <w:right w:val="single" w:sz="1" w:space="0" w:color="BBBBBB"/>
-            </w:tcBorders>
-            <w:shd w:val="clear" w:color="auto" w:fill="F5F8FF"/>
-            <w:tcMar>
-              <w:top w:w="80" w:type="dxa"/>
-              <w:left w:w="120" w:type="dxa"/>
-              <w:bottom w:w="80" w:type="dxa"/>
-              <w:right w:w="120" w:type="dxa"/>
-            </w:tcMar>
-          </w:tcPr>
-          <w:p>
-            <w:r>
-              <w:rPr>
-                <w:sz w:val="18"/>
-                <w:szCs w:val="18"/>
-              </w:rPr>
-              <w:t>Запрос без metricCatalog_code → 422.</w:t>
-            </w:r>
-          </w:p>
-        </w:tc>
-        <w:tc>
-          <w:tcPr>
-            <w:tcW w:w="700" w:type="dxa"/>
-            <w:tcBorders>
-              <w:top w:val="single" w:sz="1" w:space="0" w:color="BBBBBB"/>
-              <w:left w:val="single" w:sz="1" w:space="0" w:color="BBBBBB"/>
-              <w:bottom w:val="single" w:sz="1" w:space="0" w:color="BBBBBB"/>
-              <w:right w:val="single" w:sz="1" w:space="0" w:color="BBBBBB"/>
-            </w:tcBorders>
-            <w:shd w:val="clear" w:color="auto" w:fill="F5F8FF"/>
+              <w:t xml:space="preserve">Metric.threshold — </w:t>
+            </w:r>
+            <w:r>
+              <w:rPr>
+                <w:sz w:val="18"/>
+                <w:szCs w:val="18"/>
+              </w:rPr>
+              <w:t>опциональное</w:t>
+            </w:r>
+            <w:r>
+              <w:rPr>
+                <w:sz w:val="18"/>
+                <w:szCs w:val="18"/>
+                <w:lang w:val="en-US"/>
+              </w:rPr>
+              <w:t xml:space="preserve"> </w:t>
+            </w:r>
+            <w:r>
+              <w:rPr>
+                <w:sz w:val="18"/>
+                <w:szCs w:val="18"/>
+              </w:rPr>
+              <w:t>поле</w:t>
+            </w:r>
+            <w:r>
+              <w:rPr>
+                <w:sz w:val="18"/>
+                <w:szCs w:val="18"/>
+                <w:lang w:val="en-US"/>
+              </w:rPr>
+              <w:t xml:space="preserve">. </w:t>
+            </w:r>
+            <w:r>
+              <w:rPr>
+                <w:sz w:val="18"/>
+                <w:szCs w:val="18"/>
+              </w:rPr>
+              <w:t>Проверка</w:t>
+            </w:r>
+            <w:r>
+              <w:rPr>
+                <w:sz w:val="18"/>
+                <w:szCs w:val="18"/>
+                <w:lang w:val="en-US"/>
+              </w:rPr>
+              <w:t>: if guardrail.threshold is not None and value &gt;= threshold.</w:t>
+            </w:r>
+          </w:p>
+        </w:tc>
+        <w:tc>
+          <w:tcPr>
+            <w:tcW w:w="3202" w:type="dxa"/>
+            <w:tcBorders>
+              <w:top w:val="single" w:sz="1" w:space="0" w:color="BBBBBB"/>
+              <w:left w:val="single" w:sz="1" w:space="0" w:color="BBBBBB"/>
+              <w:bottom w:val="single" w:sz="1" w:space="0" w:color="BBBBBB"/>
+              <w:right w:val="single" w:sz="1" w:space="0" w:color="BBBBBB"/>
+            </w:tcBorders>
+            <w:shd w:val="clear" w:color="auto" w:fill="FFFFFF"/>
+            <w:tcMar>
+              <w:top w:w="80" w:type="dxa"/>
+              <w:left w:w="120" w:type="dxa"/>
+              <w:bottom w:w="80" w:type="dxa"/>
+              <w:right w:w="120" w:type="dxa"/>
+            </w:tcMar>
+          </w:tcPr>
+          <w:p>
+            <w:r>
+              <w:rPr>
+                <w:sz w:val="18"/>
+                <w:szCs w:val="18"/>
+              </w:rPr>
+              <w:t>Guardrail с threshold=null не срабатывает.</w:t>
+            </w:r>
+          </w:p>
+        </w:tc>
+        <w:tc>
+          <w:tcPr>
+            <w:tcW w:w="1902" w:type="dxa"/>
+            <w:tcBorders>
+              <w:top w:val="single" w:sz="1" w:space="0" w:color="BBBBBB"/>
+              <w:left w:val="single" w:sz="1" w:space="0" w:color="BBBBBB"/>
+              <w:bottom w:val="single" w:sz="1" w:space="0" w:color="BBBBBB"/>
+              <w:right w:val="single" w:sz="1" w:space="0" w:color="BBBBBB"/>
+            </w:tcBorders>
+            <w:shd w:val="clear" w:color="auto" w:fill="FFFFFF"/>
+            <w:tcMar>
+              <w:top w:w="80" w:type="dxa"/>
+              <w:left w:w="120" w:type="dxa"/>
+              <w:bottom w:w="80" w:type="dxa"/>
+              <w:right w:w="120" w:type="dxa"/>
+            </w:tcMar>
+          </w:tcPr>
+          <w:p>
+            <w:r>
+              <w:rPr>
+                <w:sz w:val="18"/>
+                <w:szCs w:val="18"/>
+              </w:rPr>
+              <w:t>—</w:t>
+            </w:r>
+          </w:p>
+        </w:tc>
+        <w:tc>
+          <w:tcPr>
+            <w:tcW w:w="1301" w:type="dxa"/>
+            <w:tcBorders>
+              <w:top w:val="single" w:sz="1" w:space="0" w:color="BBBBBB"/>
+              <w:left w:val="single" w:sz="1" w:space="0" w:color="BBBBBB"/>
+              <w:bottom w:val="single" w:sz="1" w:space="0" w:color="BBBBBB"/>
+              <w:right w:val="single" w:sz="1" w:space="0" w:color="BBBBBB"/>
+            </w:tcBorders>
+            <w:shd w:val="clear" w:color="auto" w:fill="FFFFFF"/>
             <w:tcMar>
               <w:top w:w="80" w:type="dxa"/>
               <w:left w:w="120" w:type="dxa"/>
@@ -7979,95 +8057,149 @@
       <w:tr>
         <w:tc>
           <w:tcPr>
-            <w:tcW w:w="1100" w:type="dxa"/>
-            <w:tcBorders>
-              <w:top w:val="single" w:sz="1" w:space="0" w:color="BBBBBB"/>
-              <w:left w:val="single" w:sz="1" w:space="0" w:color="BBBBBB"/>
-              <w:bottom w:val="single" w:sz="1" w:space="0" w:color="BBBBBB"/>
-              <w:right w:val="single" w:sz="1" w:space="0" w:color="BBBBBB"/>
-            </w:tcBorders>
-            <w:shd w:val="clear" w:color="auto" w:fill="FFFFFF"/>
-            <w:tcMar>
-              <w:top w:w="80" w:type="dxa"/>
-              <w:left w:w="120" w:type="dxa"/>
-              <w:bottom w:w="80" w:type="dxa"/>
-              <w:right w:w="120" w:type="dxa"/>
-            </w:tcMar>
-          </w:tcPr>
-          <w:p>
-            <w:r>
-              <w:rPr>
-                <w:sz w:val="18"/>
-                <w:szCs w:val="18"/>
-              </w:rPr>
-              <w:t>6.2</w:t>
-            </w:r>
-          </w:p>
-        </w:tc>
-        <w:tc>
-          <w:tcPr>
-            <w:tcW w:w="800" w:type="dxa"/>
-            <w:tcBorders>
-              <w:top w:val="single" w:sz="1" w:space="0" w:color="BBBBBB"/>
-              <w:left w:val="single" w:sz="1" w:space="0" w:color="BBBBBB"/>
-              <w:bottom w:val="single" w:sz="1" w:space="0" w:color="BBBBBB"/>
-              <w:right w:val="single" w:sz="1" w:space="0" w:color="BBBBBB"/>
-            </w:tcBorders>
-            <w:shd w:val="clear" w:color="auto" w:fill="FFFFFF"/>
-            <w:tcMar>
-              <w:top w:w="80" w:type="dxa"/>
-              <w:left w:w="120" w:type="dxa"/>
-              <w:bottom w:w="80" w:type="dxa"/>
-              <w:right w:w="120" w:type="dxa"/>
-            </w:tcMar>
-          </w:tcPr>
-          <w:p>
-            <w:r>
-              <w:rPr>
-                <w:sz w:val="18"/>
-                <w:szCs w:val="18"/>
-              </w:rPr>
-              <w:t>B5-2</w:t>
-            </w:r>
-          </w:p>
-        </w:tc>
-        <w:tc>
-          <w:tcPr>
-            <w:tcW w:w="2000" w:type="dxa"/>
-            <w:tcBorders>
-              <w:top w:val="single" w:sz="1" w:space="0" w:color="BBBBBB"/>
-              <w:left w:val="single" w:sz="1" w:space="0" w:color="BBBBBB"/>
-              <w:bottom w:val="single" w:sz="1" w:space="0" w:color="BBBBBB"/>
-              <w:right w:val="single" w:sz="1" w:space="0" w:color="BBBBBB"/>
-            </w:tcBorders>
-            <w:shd w:val="clear" w:color="auto" w:fill="FFFFFF"/>
-            <w:tcMar>
-              <w:top w:w="80" w:type="dxa"/>
-              <w:left w:w="120" w:type="dxa"/>
-              <w:bottom w:w="80" w:type="dxa"/>
-              <w:right w:w="120" w:type="dxa"/>
-            </w:tcMar>
-          </w:tcPr>
-          <w:p>
-            <w:r>
-              <w:rPr>
-                <w:sz w:val="18"/>
-                <w:szCs w:val="18"/>
-              </w:rPr>
-              <w:t>Guardrail без порога.</w:t>
-            </w:r>
-          </w:p>
-        </w:tc>
-        <w:tc>
-          <w:tcPr>
-            <w:tcW w:w="2200" w:type="dxa"/>
-            <w:tcBorders>
-              <w:top w:val="single" w:sz="1" w:space="0" w:color="BBBBBB"/>
-              <w:left w:val="single" w:sz="1" w:space="0" w:color="BBBBBB"/>
-              <w:bottom w:val="single" w:sz="1" w:space="0" w:color="BBBBBB"/>
-              <w:right w:val="single" w:sz="1" w:space="0" w:color="BBBBBB"/>
-            </w:tcBorders>
-            <w:shd w:val="clear" w:color="auto" w:fill="FFFFFF"/>
+            <w:tcW w:w="969" w:type="dxa"/>
+            <w:tcBorders>
+              <w:top w:val="single" w:sz="1" w:space="0" w:color="BBBBBB"/>
+              <w:left w:val="single" w:sz="1" w:space="0" w:color="BBBBBB"/>
+              <w:bottom w:val="single" w:sz="1" w:space="0" w:color="BBBBBB"/>
+              <w:right w:val="single" w:sz="1" w:space="0" w:color="BBBBBB"/>
+            </w:tcBorders>
+            <w:shd w:val="clear" w:color="auto" w:fill="F5F8FF"/>
+            <w:tcMar>
+              <w:top w:w="80" w:type="dxa"/>
+              <w:left w:w="120" w:type="dxa"/>
+              <w:bottom w:w="80" w:type="dxa"/>
+              <w:right w:w="120" w:type="dxa"/>
+            </w:tcMar>
+          </w:tcPr>
+          <w:p>
+            <w:r>
+              <w:rPr>
+                <w:sz w:val="18"/>
+                <w:szCs w:val="18"/>
+              </w:rPr>
+              <w:t>6.3</w:t>
+            </w:r>
+          </w:p>
+        </w:tc>
+        <w:tc>
+          <w:tcPr>
+            <w:tcW w:w="1065" w:type="dxa"/>
+            <w:tcBorders>
+              <w:top w:val="single" w:sz="1" w:space="0" w:color="BBBBBB"/>
+              <w:left w:val="single" w:sz="1" w:space="0" w:color="BBBBBB"/>
+              <w:bottom w:val="single" w:sz="1" w:space="0" w:color="BBBBBB"/>
+              <w:right w:val="single" w:sz="1" w:space="0" w:color="BBBBBB"/>
+            </w:tcBorders>
+            <w:shd w:val="clear" w:color="auto" w:fill="F5F8FF"/>
+            <w:tcMar>
+              <w:top w:w="80" w:type="dxa"/>
+              <w:left w:w="120" w:type="dxa"/>
+              <w:bottom w:w="80" w:type="dxa"/>
+              <w:right w:w="120" w:type="dxa"/>
+            </w:tcMar>
+          </w:tcPr>
+          <w:p>
+            <w:r>
+              <w:rPr>
+                <w:sz w:val="18"/>
+                <w:szCs w:val="18"/>
+              </w:rPr>
+              <w:t>B5-3</w:t>
+            </w:r>
+          </w:p>
+        </w:tc>
+        <w:tc>
+          <w:tcPr>
+            <w:tcW w:w="2542" w:type="dxa"/>
+            <w:tcBorders>
+              <w:top w:val="single" w:sz="1" w:space="0" w:color="BBBBBB"/>
+              <w:left w:val="single" w:sz="1" w:space="0" w:color="BBBBBB"/>
+              <w:bottom w:val="single" w:sz="1" w:space="0" w:color="BBBBBB"/>
+              <w:right w:val="single" w:sz="1" w:space="0" w:color="BBBBBB"/>
+            </w:tcBorders>
+            <w:shd w:val="clear" w:color="auto" w:fill="F5F8FF"/>
+            <w:tcMar>
+              <w:top w:w="80" w:type="dxa"/>
+              <w:left w:w="120" w:type="dxa"/>
+              <w:bottom w:w="80" w:type="dxa"/>
+              <w:right w:w="120" w:type="dxa"/>
+            </w:tcMar>
+          </w:tcPr>
+          <w:p>
+            <w:r>
+              <w:rPr>
+                <w:sz w:val="18"/>
+                <w:szCs w:val="18"/>
+              </w:rPr>
+              <w:t>Превышение порога не обнаруживается.</w:t>
+            </w:r>
+          </w:p>
+        </w:tc>
+        <w:tc>
+          <w:tcPr>
+            <w:tcW w:w="3952" w:type="dxa"/>
+            <w:tcBorders>
+              <w:top w:val="single" w:sz="1" w:space="0" w:color="BBBBBB"/>
+              <w:left w:val="single" w:sz="1" w:space="0" w:color="BBBBBB"/>
+              <w:bottom w:val="single" w:sz="1" w:space="0" w:color="BBBBBB"/>
+              <w:right w:val="single" w:sz="1" w:space="0" w:color="BBBBBB"/>
+            </w:tcBorders>
+            <w:shd w:val="clear" w:color="auto" w:fill="F5F8FF"/>
+            <w:tcMar>
+              <w:top w:w="80" w:type="dxa"/>
+              <w:left w:w="120" w:type="dxa"/>
+              <w:bottom w:w="80" w:type="dxa"/>
+              <w:right w:w="120" w:type="dxa"/>
+            </w:tcMar>
+          </w:tcPr>
+          <w:p>
+            <w:r>
+              <w:rPr>
+                <w:sz w:val="18"/>
+                <w:szCs w:val="18"/>
+              </w:rPr>
+              <w:t>EventService._check_guardrails() вызывается после каждого батча.</w:t>
+            </w:r>
+          </w:p>
+        </w:tc>
+        <w:tc>
+          <w:tcPr>
+            <w:tcW w:w="3202" w:type="dxa"/>
+            <w:tcBorders>
+              <w:top w:val="single" w:sz="1" w:space="0" w:color="BBBBBB"/>
+              <w:left w:val="single" w:sz="1" w:space="0" w:color="BBBBBB"/>
+              <w:bottom w:val="single" w:sz="1" w:space="0" w:color="BBBBBB"/>
+              <w:right w:val="single" w:sz="1" w:space="0" w:color="BBBBBB"/>
+            </w:tcBorders>
+            <w:shd w:val="clear" w:color="auto" w:fill="F5F8FF"/>
+            <w:tcMar>
+              <w:top w:w="80" w:type="dxa"/>
+              <w:left w:w="120" w:type="dxa"/>
+              <w:bottom w:w="80" w:type="dxa"/>
+              <w:right w:w="120" w:type="dxa"/>
+            </w:tcMar>
+          </w:tcPr>
+          <w:p>
+            <w:r>
+              <w:rPr>
+                <w:sz w:val="18"/>
+                <w:szCs w:val="18"/>
+              </w:rPr>
+              <w:t>Отправить события, где ERROR_RATE &gt; threshold → guardrail срабатывает.</w:t>
+            </w:r>
+          </w:p>
+        </w:tc>
+        <w:tc>
+          <w:tcPr>
+            <w:tcW w:w="1902" w:type="dxa"/>
+            <w:tcBorders>
+              <w:top w:val="single" w:sz="1" w:space="0" w:color="BBBBBB"/>
+              <w:left w:val="single" w:sz="1" w:space="0" w:color="BBBBBB"/>
+              <w:bottom w:val="single" w:sz="1" w:space="0" w:color="BBBBBB"/>
+              <w:right w:val="single" w:sz="1" w:space="0" w:color="BBBBBB"/>
+            </w:tcBorders>
+            <w:shd w:val="clear" w:color="auto" w:fill="F5F8FF"/>
             <w:tcMar>
               <w:top w:w="80" w:type="dxa"/>
               <w:left w:w="120" w:type="dxa"/>
@@ -8085,16 +8217,8 @@
               <w:rPr>
                 <w:sz w:val="18"/>
                 <w:szCs w:val="18"/>
-                <w:lang w:val="en-US"/>
-              </w:rPr>
-              <w:t xml:space="preserve">Metric.threshold — </w:t>
-            </w:r>
-            <w:r>
-              <w:rPr>
-                <w:sz w:val="18"/>
-                <w:szCs w:val="18"/>
-              </w:rPr>
-              <w:t>опциональное</w:t>
+              </w:rPr>
+              <w:t>Эксперимент</w:t>
             </w:r>
             <w:r>
               <w:rPr>
@@ -8109,110 +8233,81 @@
                 <w:sz w:val="18"/>
                 <w:szCs w:val="18"/>
               </w:rPr>
-              <w:t>поле</w:t>
-            </w:r>
-            <w:r>
-              <w:rPr>
-                <w:sz w:val="18"/>
-                <w:szCs w:val="18"/>
-                <w:lang w:val="en-US"/>
-              </w:rPr>
-              <w:t xml:space="preserve">. </w:t>
-            </w:r>
-            <w:r>
-              <w:rPr>
-                <w:sz w:val="18"/>
-                <w:szCs w:val="18"/>
-              </w:rPr>
-              <w:t>Проверка</w:t>
-            </w:r>
-            <w:r>
-              <w:rPr>
-                <w:sz w:val="18"/>
-                <w:szCs w:val="18"/>
-                <w:lang w:val="en-US"/>
-              </w:rPr>
-              <w:t>: if guardrail.threshold is not None and value &gt;= threshold.</w:t>
-            </w:r>
-          </w:p>
-        </w:tc>
-        <w:tc>
-          <w:tcPr>
-            <w:tcW w:w="2000" w:type="dxa"/>
-            <w:tcBorders>
-              <w:top w:val="single" w:sz="1" w:space="0" w:color="BBBBBB"/>
-              <w:left w:val="single" w:sz="1" w:space="0" w:color="BBBBBB"/>
-              <w:bottom w:val="single" w:sz="1" w:space="0" w:color="BBBBBB"/>
-              <w:right w:val="single" w:sz="1" w:space="0" w:color="BBBBBB"/>
-            </w:tcBorders>
-            <w:shd w:val="clear" w:color="auto" w:fill="FFFFFF"/>
-            <w:tcMar>
-              <w:top w:w="80" w:type="dxa"/>
-              <w:left w:w="120" w:type="dxa"/>
-              <w:bottom w:w="80" w:type="dxa"/>
-              <w:right w:w="120" w:type="dxa"/>
-            </w:tcMar>
-          </w:tcPr>
-          <w:p>
-            <w:r>
-              <w:rPr>
-                <w:sz w:val="18"/>
-                <w:szCs w:val="18"/>
-              </w:rPr>
-              <w:t>Guardrail с threshold=null не срабатывает.</w:t>
-            </w:r>
-          </w:p>
-        </w:tc>
-        <w:tc>
-          <w:tcPr>
-            <w:tcW w:w="1700" w:type="dxa"/>
-            <w:tcBorders>
-              <w:top w:val="single" w:sz="1" w:space="0" w:color="BBBBBB"/>
-              <w:left w:val="single" w:sz="1" w:space="0" w:color="BBBBBB"/>
-              <w:bottom w:val="single" w:sz="1" w:space="0" w:color="BBBBBB"/>
-              <w:right w:val="single" w:sz="1" w:space="0" w:color="BBBBBB"/>
-            </w:tcBorders>
-            <w:shd w:val="clear" w:color="auto" w:fill="FFFFFF"/>
-            <w:tcMar>
-              <w:top w:w="80" w:type="dxa"/>
-              <w:left w:w="120" w:type="dxa"/>
-              <w:bottom w:w="80" w:type="dxa"/>
-              <w:right w:w="120" w:type="dxa"/>
-            </w:tcMar>
-          </w:tcPr>
-          <w:p>
-            <w:r>
-              <w:rPr>
-                <w:sz w:val="18"/>
-                <w:szCs w:val="18"/>
-              </w:rPr>
-              <w:t>—</w:t>
-            </w:r>
-          </w:p>
-        </w:tc>
-        <w:tc>
-          <w:tcPr>
-            <w:tcW w:w="700" w:type="dxa"/>
-            <w:tcBorders>
-              <w:top w:val="single" w:sz="1" w:space="0" w:color="BBBBBB"/>
-              <w:left w:val="single" w:sz="1" w:space="0" w:color="BBBBBB"/>
-              <w:bottom w:val="single" w:sz="1" w:space="0" w:color="BBBBBB"/>
-              <w:right w:val="single" w:sz="1" w:space="0" w:color="BBBBBB"/>
-            </w:tcBorders>
-            <w:shd w:val="clear" w:color="auto" w:fill="FFFFFF"/>
-            <w:tcMar>
-              <w:top w:w="80" w:type="dxa"/>
-              <w:left w:w="120" w:type="dxa"/>
-              <w:bottom w:w="80" w:type="dxa"/>
-              <w:right w:w="120" w:type="dxa"/>
-            </w:tcMar>
-          </w:tcPr>
-          <w:p>
-            <w:r>
-              <w:rPr>
-                <w:sz w:val="18"/>
-                <w:szCs w:val="18"/>
-              </w:rPr>
+              <w:t>с</w:t>
+            </w:r>
+            <w:r>
+              <w:rPr>
+                <w:sz w:val="18"/>
+                <w:szCs w:val="18"/>
+                <w:lang w:val="en-US"/>
+              </w:rPr>
+              <w:t xml:space="preserve"> GUARDRAIL ERROR_RATE threshold=50, </w:t>
+            </w:r>
+            <w:r>
+              <w:rPr>
+                <w:sz w:val="18"/>
+                <w:szCs w:val="18"/>
+              </w:rPr>
+              <w:t>отправить</w:t>
+            </w:r>
+            <w:r>
+              <w:rPr>
+                <w:sz w:val="18"/>
+                <w:szCs w:val="18"/>
+                <w:lang w:val="en-US"/>
+              </w:rPr>
+              <w:t xml:space="preserve"> 6 </w:t>
+            </w:r>
+            <w:r>
+              <w:rPr>
+                <w:sz w:val="18"/>
+                <w:szCs w:val="18"/>
+                <w:lang w:val="en-US"/>
+              </w:rPr>
+              <w:lastRenderedPageBreak/>
+              <w:t xml:space="preserve">ERROR </w:t>
+            </w:r>
+            <w:r>
+              <w:rPr>
+                <w:sz w:val="18"/>
+                <w:szCs w:val="18"/>
+              </w:rPr>
+              <w:t>на</w:t>
+            </w:r>
+            <w:r>
+              <w:rPr>
+                <w:sz w:val="18"/>
+                <w:szCs w:val="18"/>
+                <w:lang w:val="en-US"/>
+              </w:rPr>
+              <w:t xml:space="preserve"> 4 EXPOSURE.</w:t>
+            </w:r>
+          </w:p>
+        </w:tc>
+        <w:tc>
+          <w:tcPr>
+            <w:tcW w:w="1301" w:type="dxa"/>
+            <w:tcBorders>
+              <w:top w:val="single" w:sz="1" w:space="0" w:color="BBBBBB"/>
+              <w:left w:val="single" w:sz="1" w:space="0" w:color="BBBBBB"/>
+              <w:bottom w:val="single" w:sz="1" w:space="0" w:color="BBBBBB"/>
+              <w:right w:val="single" w:sz="1" w:space="0" w:color="BBBBBB"/>
+            </w:tcBorders>
+            <w:shd w:val="clear" w:color="auto" w:fill="F5F8FF"/>
+            <w:tcMar>
+              <w:top w:w="80" w:type="dxa"/>
+              <w:left w:w="120" w:type="dxa"/>
+              <w:bottom w:w="80" w:type="dxa"/>
+              <w:right w:w="120" w:type="dxa"/>
+            </w:tcMar>
+          </w:tcPr>
+          <w:p>
+            <w:r>
+              <w:rPr>
+                <w:sz w:val="18"/>
+                <w:szCs w:val="18"/>
+              </w:rPr>
+              <w:lastRenderedPageBreak/>
               <w:t>✅</w:t>
             </w:r>
           </w:p>
@@ -8221,149 +8316,95 @@
       <w:tr>
         <w:tc>
           <w:tcPr>
-            <w:tcW w:w="1100" w:type="dxa"/>
-            <w:tcBorders>
-              <w:top w:val="single" w:sz="1" w:space="0" w:color="BBBBBB"/>
-              <w:left w:val="single" w:sz="1" w:space="0" w:color="BBBBBB"/>
-              <w:bottom w:val="single" w:sz="1" w:space="0" w:color="BBBBBB"/>
-              <w:right w:val="single" w:sz="1" w:space="0" w:color="BBBBBB"/>
-            </w:tcBorders>
-            <w:shd w:val="clear" w:color="auto" w:fill="F5F8FF"/>
-            <w:tcMar>
-              <w:top w:w="80" w:type="dxa"/>
-              <w:left w:w="120" w:type="dxa"/>
-              <w:bottom w:w="80" w:type="dxa"/>
-              <w:right w:w="120" w:type="dxa"/>
-            </w:tcMar>
-          </w:tcPr>
-          <w:p>
-            <w:r>
-              <w:rPr>
-                <w:sz w:val="18"/>
-                <w:szCs w:val="18"/>
-              </w:rPr>
-              <w:t>6.3</w:t>
-            </w:r>
-          </w:p>
-        </w:tc>
-        <w:tc>
-          <w:tcPr>
-            <w:tcW w:w="800" w:type="dxa"/>
-            <w:tcBorders>
-              <w:top w:val="single" w:sz="1" w:space="0" w:color="BBBBBB"/>
-              <w:left w:val="single" w:sz="1" w:space="0" w:color="BBBBBB"/>
-              <w:bottom w:val="single" w:sz="1" w:space="0" w:color="BBBBBB"/>
-              <w:right w:val="single" w:sz="1" w:space="0" w:color="BBBBBB"/>
-            </w:tcBorders>
-            <w:shd w:val="clear" w:color="auto" w:fill="F5F8FF"/>
-            <w:tcMar>
-              <w:top w:w="80" w:type="dxa"/>
-              <w:left w:w="120" w:type="dxa"/>
-              <w:bottom w:w="80" w:type="dxa"/>
-              <w:right w:w="120" w:type="dxa"/>
-            </w:tcMar>
-          </w:tcPr>
-          <w:p>
-            <w:r>
-              <w:rPr>
-                <w:sz w:val="18"/>
-                <w:szCs w:val="18"/>
-              </w:rPr>
-              <w:t>B5-3</w:t>
-            </w:r>
-          </w:p>
-        </w:tc>
-        <w:tc>
-          <w:tcPr>
-            <w:tcW w:w="2000" w:type="dxa"/>
-            <w:tcBorders>
-              <w:top w:val="single" w:sz="1" w:space="0" w:color="BBBBBB"/>
-              <w:left w:val="single" w:sz="1" w:space="0" w:color="BBBBBB"/>
-              <w:bottom w:val="single" w:sz="1" w:space="0" w:color="BBBBBB"/>
-              <w:right w:val="single" w:sz="1" w:space="0" w:color="BBBBBB"/>
-            </w:tcBorders>
-            <w:shd w:val="clear" w:color="auto" w:fill="F5F8FF"/>
-            <w:tcMar>
-              <w:top w:w="80" w:type="dxa"/>
-              <w:left w:w="120" w:type="dxa"/>
-              <w:bottom w:w="80" w:type="dxa"/>
-              <w:right w:w="120" w:type="dxa"/>
-            </w:tcMar>
-          </w:tcPr>
-          <w:p>
-            <w:r>
-              <w:rPr>
-                <w:sz w:val="18"/>
-                <w:szCs w:val="18"/>
-              </w:rPr>
-              <w:t>Превышение порога не обнаруживается.</w:t>
-            </w:r>
-          </w:p>
-        </w:tc>
-        <w:tc>
-          <w:tcPr>
-            <w:tcW w:w="2200" w:type="dxa"/>
-            <w:tcBorders>
-              <w:top w:val="single" w:sz="1" w:space="0" w:color="BBBBBB"/>
-              <w:left w:val="single" w:sz="1" w:space="0" w:color="BBBBBB"/>
-              <w:bottom w:val="single" w:sz="1" w:space="0" w:color="BBBBBB"/>
-              <w:right w:val="single" w:sz="1" w:space="0" w:color="BBBBBB"/>
-            </w:tcBorders>
-            <w:shd w:val="clear" w:color="auto" w:fill="F5F8FF"/>
-            <w:tcMar>
-              <w:top w:w="80" w:type="dxa"/>
-              <w:left w:w="120" w:type="dxa"/>
-              <w:bottom w:w="80" w:type="dxa"/>
-              <w:right w:w="120" w:type="dxa"/>
-            </w:tcMar>
-          </w:tcPr>
-          <w:p>
-            <w:r>
-              <w:rPr>
-                <w:sz w:val="18"/>
-                <w:szCs w:val="18"/>
-              </w:rPr>
-              <w:t>EventService._check_guardrails() вызывается после каждого батча.</w:t>
-            </w:r>
-          </w:p>
-        </w:tc>
-        <w:tc>
-          <w:tcPr>
-            <w:tcW w:w="2000" w:type="dxa"/>
-            <w:tcBorders>
-              <w:top w:val="single" w:sz="1" w:space="0" w:color="BBBBBB"/>
-              <w:left w:val="single" w:sz="1" w:space="0" w:color="BBBBBB"/>
-              <w:bottom w:val="single" w:sz="1" w:space="0" w:color="BBBBBB"/>
-              <w:right w:val="single" w:sz="1" w:space="0" w:color="BBBBBB"/>
-            </w:tcBorders>
-            <w:shd w:val="clear" w:color="auto" w:fill="F5F8FF"/>
-            <w:tcMar>
-              <w:top w:w="80" w:type="dxa"/>
-              <w:left w:w="120" w:type="dxa"/>
-              <w:bottom w:w="80" w:type="dxa"/>
-              <w:right w:w="120" w:type="dxa"/>
-            </w:tcMar>
-          </w:tcPr>
-          <w:p>
-            <w:r>
-              <w:rPr>
-                <w:sz w:val="18"/>
-                <w:szCs w:val="18"/>
-              </w:rPr>
-              <w:t>Отправить события, где ERROR_RATE &gt; threshold → guardrail срабатывает.</w:t>
-            </w:r>
-          </w:p>
-        </w:tc>
-        <w:tc>
-          <w:tcPr>
-            <w:tcW w:w="1700" w:type="dxa"/>
-            <w:tcBorders>
-              <w:top w:val="single" w:sz="1" w:space="0" w:color="BBBBBB"/>
-              <w:left w:val="single" w:sz="1" w:space="0" w:color="BBBBBB"/>
-              <w:bottom w:val="single" w:sz="1" w:space="0" w:color="BBBBBB"/>
-              <w:right w:val="single" w:sz="1" w:space="0" w:color="BBBBBB"/>
-            </w:tcBorders>
-            <w:shd w:val="clear" w:color="auto" w:fill="F5F8FF"/>
+            <w:tcW w:w="969" w:type="dxa"/>
+            <w:tcBorders>
+              <w:top w:val="single" w:sz="1" w:space="0" w:color="BBBBBB"/>
+              <w:left w:val="single" w:sz="1" w:space="0" w:color="BBBBBB"/>
+              <w:bottom w:val="single" w:sz="1" w:space="0" w:color="BBBBBB"/>
+              <w:right w:val="single" w:sz="1" w:space="0" w:color="BBBBBB"/>
+            </w:tcBorders>
+            <w:shd w:val="clear" w:color="auto" w:fill="FFFFFF"/>
+            <w:tcMar>
+              <w:top w:w="80" w:type="dxa"/>
+              <w:left w:w="120" w:type="dxa"/>
+              <w:bottom w:w="80" w:type="dxa"/>
+              <w:right w:w="120" w:type="dxa"/>
+            </w:tcMar>
+          </w:tcPr>
+          <w:p>
+            <w:r>
+              <w:rPr>
+                <w:sz w:val="18"/>
+                <w:szCs w:val="18"/>
+              </w:rPr>
+              <w:t>6.4</w:t>
+            </w:r>
+          </w:p>
+        </w:tc>
+        <w:tc>
+          <w:tcPr>
+            <w:tcW w:w="1065" w:type="dxa"/>
+            <w:tcBorders>
+              <w:top w:val="single" w:sz="1" w:space="0" w:color="BBBBBB"/>
+              <w:left w:val="single" w:sz="1" w:space="0" w:color="BBBBBB"/>
+              <w:bottom w:val="single" w:sz="1" w:space="0" w:color="BBBBBB"/>
+              <w:right w:val="single" w:sz="1" w:space="0" w:color="BBBBBB"/>
+            </w:tcBorders>
+            <w:shd w:val="clear" w:color="auto" w:fill="FFFFFF"/>
+            <w:tcMar>
+              <w:top w:w="80" w:type="dxa"/>
+              <w:left w:w="120" w:type="dxa"/>
+              <w:bottom w:w="80" w:type="dxa"/>
+              <w:right w:w="120" w:type="dxa"/>
+            </w:tcMar>
+          </w:tcPr>
+          <w:p>
+            <w:r>
+              <w:rPr>
+                <w:sz w:val="18"/>
+                <w:szCs w:val="18"/>
+              </w:rPr>
+              <w:t>B5-4</w:t>
+            </w:r>
+          </w:p>
+        </w:tc>
+        <w:tc>
+          <w:tcPr>
+            <w:tcW w:w="2542" w:type="dxa"/>
+            <w:tcBorders>
+              <w:top w:val="single" w:sz="1" w:space="0" w:color="BBBBBB"/>
+              <w:left w:val="single" w:sz="1" w:space="0" w:color="BBBBBB"/>
+              <w:bottom w:val="single" w:sz="1" w:space="0" w:color="BBBBBB"/>
+              <w:right w:val="single" w:sz="1" w:space="0" w:color="BBBBBB"/>
+            </w:tcBorders>
+            <w:shd w:val="clear" w:color="auto" w:fill="FFFFFF"/>
+            <w:tcMar>
+              <w:top w:w="80" w:type="dxa"/>
+              <w:left w:w="120" w:type="dxa"/>
+              <w:bottom w:w="80" w:type="dxa"/>
+              <w:right w:w="120" w:type="dxa"/>
+            </w:tcMar>
+          </w:tcPr>
+          <w:p>
+            <w:r>
+              <w:rPr>
+                <w:sz w:val="18"/>
+                <w:szCs w:val="18"/>
+              </w:rPr>
+              <w:t>Действие при срабатывании не выполняется.</w:t>
+            </w:r>
+          </w:p>
+        </w:tc>
+        <w:tc>
+          <w:tcPr>
+            <w:tcW w:w="3952" w:type="dxa"/>
+            <w:tcBorders>
+              <w:top w:val="single" w:sz="1" w:space="0" w:color="BBBBBB"/>
+              <w:left w:val="single" w:sz="1" w:space="0" w:color="BBBBBB"/>
+              <w:bottom w:val="single" w:sz="1" w:space="0" w:color="BBBBBB"/>
+              <w:right w:val="single" w:sz="1" w:space="0" w:color="BBBBBB"/>
+            </w:tcBorders>
+            <w:shd w:val="clear" w:color="auto" w:fill="FFFFFF"/>
             <w:tcMar>
               <w:top w:w="80" w:type="dxa"/>
               <w:left w:w="120" w:type="dxa"/>
@@ -8381,8 +8422,41 @@
               <w:rPr>
                 <w:sz w:val="18"/>
                 <w:szCs w:val="18"/>
-              </w:rPr>
-              <w:t>Эксперимент</w:t>
+                <w:lang w:val="en-US"/>
+              </w:rPr>
+              <w:t>_trigger_guardrail(): PAUSE → status=PAUSED, ROLLBACK → status=ROLLBACK.</w:t>
+            </w:r>
+          </w:p>
+        </w:tc>
+        <w:tc>
+          <w:tcPr>
+            <w:tcW w:w="3202" w:type="dxa"/>
+            <w:tcBorders>
+              <w:top w:val="single" w:sz="1" w:space="0" w:color="BBBBBB"/>
+              <w:left w:val="single" w:sz="1" w:space="0" w:color="BBBBBB"/>
+              <w:bottom w:val="single" w:sz="1" w:space="0" w:color="BBBBBB"/>
+              <w:right w:val="single" w:sz="1" w:space="0" w:color="BBBBBB"/>
+            </w:tcBorders>
+            <w:shd w:val="clear" w:color="auto" w:fill="FFFFFF"/>
+            <w:tcMar>
+              <w:top w:w="80" w:type="dxa"/>
+              <w:left w:w="120" w:type="dxa"/>
+              <w:bottom w:w="80" w:type="dxa"/>
+              <w:right w:w="120" w:type="dxa"/>
+            </w:tcMar>
+          </w:tcPr>
+          <w:p>
+            <w:pPr>
+              <w:rPr>
+                <w:lang w:val="en-US"/>
+              </w:rPr>
+            </w:pPr>
+            <w:r>
+              <w:rPr>
+                <w:sz w:val="18"/>
+                <w:szCs w:val="18"/>
+              </w:rPr>
+              <w:t>После</w:t>
             </w:r>
             <w:r>
               <w:rPr>
@@ -8397,58 +8471,70 @@
                 <w:sz w:val="18"/>
                 <w:szCs w:val="18"/>
               </w:rPr>
-              <w:t>с</w:t>
-            </w:r>
-            <w:r>
-              <w:rPr>
-                <w:sz w:val="18"/>
-                <w:szCs w:val="18"/>
-                <w:lang w:val="en-US"/>
-              </w:rPr>
-              <w:t xml:space="preserve"> GUARDRAIL ERROR_RATE threshold=50, </w:t>
-            </w:r>
-            <w:r>
-              <w:rPr>
-                <w:sz w:val="18"/>
-                <w:szCs w:val="18"/>
-              </w:rPr>
-              <w:t>отправить</w:t>
-            </w:r>
-            <w:r>
-              <w:rPr>
-                <w:sz w:val="18"/>
-                <w:szCs w:val="18"/>
-                <w:lang w:val="en-US"/>
-              </w:rPr>
-              <w:t xml:space="preserve"> 6 ERROR </w:t>
-            </w:r>
-            <w:r>
-              <w:rPr>
-                <w:sz w:val="18"/>
-                <w:szCs w:val="18"/>
-              </w:rPr>
-              <w:t>на</w:t>
-            </w:r>
-            <w:r>
-              <w:rPr>
-                <w:sz w:val="18"/>
-                <w:szCs w:val="18"/>
-                <w:lang w:val="en-US"/>
-              </w:rPr>
-              <w:t xml:space="preserve"> 4 EXPOSURE.</w:t>
-            </w:r>
-          </w:p>
-        </w:tc>
-        <w:tc>
-          <w:tcPr>
-            <w:tcW w:w="700" w:type="dxa"/>
-            <w:tcBorders>
-              <w:top w:val="single" w:sz="1" w:space="0" w:color="BBBBBB"/>
-              <w:left w:val="single" w:sz="1" w:space="0" w:color="BBBBBB"/>
-              <w:bottom w:val="single" w:sz="1" w:space="0" w:color="BBBBBB"/>
-              <w:right w:val="single" w:sz="1" w:space="0" w:color="BBBBBB"/>
-            </w:tcBorders>
-            <w:shd w:val="clear" w:color="auto" w:fill="F5F8FF"/>
+              <w:t>срабатывания</w:t>
+            </w:r>
+            <w:r>
+              <w:rPr>
+                <w:sz w:val="18"/>
+                <w:szCs w:val="18"/>
+                <w:lang w:val="en-US"/>
+              </w:rPr>
+              <w:t xml:space="preserve">: GET /experiments/{code} → status=PAUSED </w:t>
+            </w:r>
+            <w:r>
+              <w:rPr>
+                <w:sz w:val="18"/>
+                <w:szCs w:val="18"/>
+              </w:rPr>
+              <w:t>или</w:t>
+            </w:r>
+            <w:r>
+              <w:rPr>
+                <w:sz w:val="18"/>
+                <w:szCs w:val="18"/>
+                <w:lang w:val="en-US"/>
+              </w:rPr>
+              <w:t xml:space="preserve"> ROLLBACK.</w:t>
+            </w:r>
+          </w:p>
+        </w:tc>
+        <w:tc>
+          <w:tcPr>
+            <w:tcW w:w="1902" w:type="dxa"/>
+            <w:tcBorders>
+              <w:top w:val="single" w:sz="1" w:space="0" w:color="BBBBBB"/>
+              <w:left w:val="single" w:sz="1" w:space="0" w:color="BBBBBB"/>
+              <w:bottom w:val="single" w:sz="1" w:space="0" w:color="BBBBBB"/>
+              <w:right w:val="single" w:sz="1" w:space="0" w:color="BBBBBB"/>
+            </w:tcBorders>
+            <w:shd w:val="clear" w:color="auto" w:fill="FFFFFF"/>
+            <w:tcMar>
+              <w:top w:w="80" w:type="dxa"/>
+              <w:left w:w="120" w:type="dxa"/>
+              <w:bottom w:w="80" w:type="dxa"/>
+              <w:right w:w="120" w:type="dxa"/>
+            </w:tcMar>
+          </w:tcPr>
+          <w:p>
+            <w:r>
+              <w:rPr>
+                <w:sz w:val="18"/>
+                <w:szCs w:val="18"/>
+              </w:rPr>
+              <w:t>Guardrail с action=PAUSE.</w:t>
+            </w:r>
+          </w:p>
+        </w:tc>
+        <w:tc>
+          <w:tcPr>
+            <w:tcW w:w="1301" w:type="dxa"/>
+            <w:tcBorders>
+              <w:top w:val="single" w:sz="1" w:space="0" w:color="BBBBBB"/>
+              <w:left w:val="single" w:sz="1" w:space="0" w:color="BBBBBB"/>
+              <w:bottom w:val="single" w:sz="1" w:space="0" w:color="BBBBBB"/>
+              <w:right w:val="single" w:sz="1" w:space="0" w:color="BBBBBB"/>
+            </w:tcBorders>
+            <w:shd w:val="clear" w:color="auto" w:fill="FFFFFF"/>
             <w:tcMar>
               <w:top w:w="80" w:type="dxa"/>
               <w:left w:w="120" w:type="dxa"/>
@@ -8470,95 +8556,122 @@
       <w:tr>
         <w:tc>
           <w:tcPr>
-            <w:tcW w:w="1100" w:type="dxa"/>
-            <w:tcBorders>
-              <w:top w:val="single" w:sz="1" w:space="0" w:color="BBBBBB"/>
-              <w:left w:val="single" w:sz="1" w:space="0" w:color="BBBBBB"/>
-              <w:bottom w:val="single" w:sz="1" w:space="0" w:color="BBBBBB"/>
-              <w:right w:val="single" w:sz="1" w:space="0" w:color="BBBBBB"/>
-            </w:tcBorders>
-            <w:shd w:val="clear" w:color="auto" w:fill="FFFFFF"/>
-            <w:tcMar>
-              <w:top w:w="80" w:type="dxa"/>
-              <w:left w:w="120" w:type="dxa"/>
-              <w:bottom w:w="80" w:type="dxa"/>
-              <w:right w:w="120" w:type="dxa"/>
-            </w:tcMar>
-          </w:tcPr>
-          <w:p>
-            <w:r>
-              <w:rPr>
-                <w:sz w:val="18"/>
-                <w:szCs w:val="18"/>
-              </w:rPr>
-              <w:t>6.4</w:t>
-            </w:r>
-          </w:p>
-        </w:tc>
-        <w:tc>
-          <w:tcPr>
-            <w:tcW w:w="800" w:type="dxa"/>
-            <w:tcBorders>
-              <w:top w:val="single" w:sz="1" w:space="0" w:color="BBBBBB"/>
-              <w:left w:val="single" w:sz="1" w:space="0" w:color="BBBBBB"/>
-              <w:bottom w:val="single" w:sz="1" w:space="0" w:color="BBBBBB"/>
-              <w:right w:val="single" w:sz="1" w:space="0" w:color="BBBBBB"/>
-            </w:tcBorders>
-            <w:shd w:val="clear" w:color="auto" w:fill="FFFFFF"/>
-            <w:tcMar>
-              <w:top w:w="80" w:type="dxa"/>
-              <w:left w:w="120" w:type="dxa"/>
-              <w:bottom w:w="80" w:type="dxa"/>
-              <w:right w:w="120" w:type="dxa"/>
-            </w:tcMar>
-          </w:tcPr>
-          <w:p>
-            <w:r>
-              <w:rPr>
-                <w:sz w:val="18"/>
-                <w:szCs w:val="18"/>
-              </w:rPr>
-              <w:t>B5-4</w:t>
-            </w:r>
-          </w:p>
-        </w:tc>
-        <w:tc>
-          <w:tcPr>
-            <w:tcW w:w="2000" w:type="dxa"/>
-            <w:tcBorders>
-              <w:top w:val="single" w:sz="1" w:space="0" w:color="BBBBBB"/>
-              <w:left w:val="single" w:sz="1" w:space="0" w:color="BBBBBB"/>
-              <w:bottom w:val="single" w:sz="1" w:space="0" w:color="BBBBBB"/>
-              <w:right w:val="single" w:sz="1" w:space="0" w:color="BBBBBB"/>
-            </w:tcBorders>
-            <w:shd w:val="clear" w:color="auto" w:fill="FFFFFF"/>
-            <w:tcMar>
-              <w:top w:w="80" w:type="dxa"/>
-              <w:left w:w="120" w:type="dxa"/>
-              <w:bottom w:w="80" w:type="dxa"/>
-              <w:right w:w="120" w:type="dxa"/>
-            </w:tcMar>
-          </w:tcPr>
-          <w:p>
-            <w:r>
-              <w:rPr>
-                <w:sz w:val="18"/>
-                <w:szCs w:val="18"/>
-              </w:rPr>
-              <w:t>Действие при срабатывании не выполняется.</w:t>
-            </w:r>
-          </w:p>
-        </w:tc>
-        <w:tc>
-          <w:tcPr>
-            <w:tcW w:w="2200" w:type="dxa"/>
-            <w:tcBorders>
-              <w:top w:val="single" w:sz="1" w:space="0" w:color="BBBBBB"/>
-              <w:left w:val="single" w:sz="1" w:space="0" w:color="BBBBBB"/>
-              <w:bottom w:val="single" w:sz="1" w:space="0" w:color="BBBBBB"/>
-              <w:right w:val="single" w:sz="1" w:space="0" w:color="BBBBBB"/>
-            </w:tcBorders>
-            <w:shd w:val="clear" w:color="auto" w:fill="FFFFFF"/>
+            <w:tcW w:w="969" w:type="dxa"/>
+            <w:tcBorders>
+              <w:top w:val="single" w:sz="1" w:space="0" w:color="BBBBBB"/>
+              <w:left w:val="single" w:sz="1" w:space="0" w:color="BBBBBB"/>
+              <w:bottom w:val="single" w:sz="1" w:space="0" w:color="BBBBBB"/>
+              <w:right w:val="single" w:sz="1" w:space="0" w:color="BBBBBB"/>
+            </w:tcBorders>
+            <w:shd w:val="clear" w:color="auto" w:fill="F5F8FF"/>
+            <w:tcMar>
+              <w:top w:w="80" w:type="dxa"/>
+              <w:left w:w="120" w:type="dxa"/>
+              <w:bottom w:w="80" w:type="dxa"/>
+              <w:right w:w="120" w:type="dxa"/>
+            </w:tcMar>
+          </w:tcPr>
+          <w:p>
+            <w:r>
+              <w:rPr>
+                <w:sz w:val="18"/>
+                <w:szCs w:val="18"/>
+              </w:rPr>
+              <w:t>6.5</w:t>
+            </w:r>
+          </w:p>
+        </w:tc>
+        <w:tc>
+          <w:tcPr>
+            <w:tcW w:w="1065" w:type="dxa"/>
+            <w:tcBorders>
+              <w:top w:val="single" w:sz="1" w:space="0" w:color="BBBBBB"/>
+              <w:left w:val="single" w:sz="1" w:space="0" w:color="BBBBBB"/>
+              <w:bottom w:val="single" w:sz="1" w:space="0" w:color="BBBBBB"/>
+              <w:right w:val="single" w:sz="1" w:space="0" w:color="BBBBBB"/>
+            </w:tcBorders>
+            <w:shd w:val="clear" w:color="auto" w:fill="F5F8FF"/>
+            <w:tcMar>
+              <w:top w:w="80" w:type="dxa"/>
+              <w:left w:w="120" w:type="dxa"/>
+              <w:bottom w:w="80" w:type="dxa"/>
+              <w:right w:w="120" w:type="dxa"/>
+            </w:tcMar>
+          </w:tcPr>
+          <w:p>
+            <w:r>
+              <w:rPr>
+                <w:sz w:val="18"/>
+                <w:szCs w:val="18"/>
+              </w:rPr>
+              <w:t>B5-5</w:t>
+            </w:r>
+          </w:p>
+        </w:tc>
+        <w:tc>
+          <w:tcPr>
+            <w:tcW w:w="2542" w:type="dxa"/>
+            <w:tcBorders>
+              <w:top w:val="single" w:sz="1" w:space="0" w:color="BBBBBB"/>
+              <w:left w:val="single" w:sz="1" w:space="0" w:color="BBBBBB"/>
+              <w:bottom w:val="single" w:sz="1" w:space="0" w:color="BBBBBB"/>
+              <w:right w:val="single" w:sz="1" w:space="0" w:color="BBBBBB"/>
+            </w:tcBorders>
+            <w:shd w:val="clear" w:color="auto" w:fill="F5F8FF"/>
+            <w:tcMar>
+              <w:top w:w="80" w:type="dxa"/>
+              <w:left w:w="120" w:type="dxa"/>
+              <w:bottom w:w="80" w:type="dxa"/>
+              <w:right w:w="120" w:type="dxa"/>
+            </w:tcMar>
+          </w:tcPr>
+          <w:p>
+            <w:r>
+              <w:rPr>
+                <w:sz w:val="18"/>
+                <w:szCs w:val="18"/>
+              </w:rPr>
+              <w:t>Срабатывание не зафиксировано в аудите.</w:t>
+            </w:r>
+          </w:p>
+        </w:tc>
+        <w:tc>
+          <w:tcPr>
+            <w:tcW w:w="3952" w:type="dxa"/>
+            <w:tcBorders>
+              <w:top w:val="single" w:sz="1" w:space="0" w:color="BBBBBB"/>
+              <w:left w:val="single" w:sz="1" w:space="0" w:color="BBBBBB"/>
+              <w:bottom w:val="single" w:sz="1" w:space="0" w:color="BBBBBB"/>
+              <w:right w:val="single" w:sz="1" w:space="0" w:color="BBBBBB"/>
+            </w:tcBorders>
+            <w:shd w:val="clear" w:color="auto" w:fill="F5F8FF"/>
+            <w:tcMar>
+              <w:top w:w="80" w:type="dxa"/>
+              <w:left w:w="120" w:type="dxa"/>
+              <w:bottom w:w="80" w:type="dxa"/>
+              <w:right w:w="120" w:type="dxa"/>
+            </w:tcMar>
+          </w:tcPr>
+          <w:p>
+            <w:r>
+              <w:rPr>
+                <w:sz w:val="18"/>
+                <w:szCs w:val="18"/>
+              </w:rPr>
+              <w:t>GuardrailHistory создаётся при каждом срабатывании. GET /experiments/guardrails/{code}.</w:t>
+            </w:r>
+          </w:p>
+        </w:tc>
+        <w:tc>
+          <w:tcPr>
+            <w:tcW w:w="3202" w:type="dxa"/>
+            <w:tcBorders>
+              <w:top w:val="single" w:sz="1" w:space="0" w:color="BBBBBB"/>
+              <w:left w:val="single" w:sz="1" w:space="0" w:color="BBBBBB"/>
+              <w:bottom w:val="single" w:sz="1" w:space="0" w:color="BBBBBB"/>
+              <w:right w:val="single" w:sz="1" w:space="0" w:color="BBBBBB"/>
+            </w:tcBorders>
+            <w:shd w:val="clear" w:color="auto" w:fill="F5F8FF"/>
             <w:tcMar>
               <w:top w:w="80" w:type="dxa"/>
               <w:left w:w="120" w:type="dxa"/>
@@ -8578,117 +8691,62 @@
                 <w:szCs w:val="18"/>
                 <w:lang w:val="en-US"/>
               </w:rPr>
-              <w:t>_trigger_guardrail(): PAUSE → status=PAUSED, ROLLBACK → status=ROLLBACK.</w:t>
-            </w:r>
-          </w:p>
-        </w:tc>
-        <w:tc>
-          <w:tcPr>
-            <w:tcW w:w="2000" w:type="dxa"/>
-            <w:tcBorders>
-              <w:top w:val="single" w:sz="1" w:space="0" w:color="BBBBBB"/>
-              <w:left w:val="single" w:sz="1" w:space="0" w:color="BBBBBB"/>
-              <w:bottom w:val="single" w:sz="1" w:space="0" w:color="BBBBBB"/>
-              <w:right w:val="single" w:sz="1" w:space="0" w:color="BBBBBB"/>
-            </w:tcBorders>
-            <w:shd w:val="clear" w:color="auto" w:fill="FFFFFF"/>
-            <w:tcMar>
-              <w:top w:w="80" w:type="dxa"/>
-              <w:left w:w="120" w:type="dxa"/>
-              <w:bottom w:w="80" w:type="dxa"/>
-              <w:right w:w="120" w:type="dxa"/>
-            </w:tcMar>
-          </w:tcPr>
-          <w:p>
-            <w:pPr>
-              <w:rPr>
-                <w:lang w:val="en-US"/>
-              </w:rPr>
-            </w:pPr>
-            <w:r>
-              <w:rPr>
-                <w:sz w:val="18"/>
-                <w:szCs w:val="18"/>
-              </w:rPr>
-              <w:t>После</w:t>
-            </w:r>
-            <w:r>
-              <w:rPr>
-                <w:sz w:val="18"/>
-                <w:szCs w:val="18"/>
-                <w:lang w:val="en-US"/>
-              </w:rPr>
-              <w:t xml:space="preserve"> </w:t>
-            </w:r>
-            <w:r>
-              <w:rPr>
-                <w:sz w:val="18"/>
-                <w:szCs w:val="18"/>
-              </w:rPr>
-              <w:t>срабатывания</w:t>
-            </w:r>
-            <w:r>
-              <w:rPr>
-                <w:sz w:val="18"/>
-                <w:szCs w:val="18"/>
-                <w:lang w:val="en-US"/>
-              </w:rPr>
-              <w:t xml:space="preserve">: GET /experiments/{code} → status=PAUSED </w:t>
-            </w:r>
-            <w:r>
-              <w:rPr>
-                <w:sz w:val="18"/>
-                <w:szCs w:val="18"/>
-              </w:rPr>
-              <w:t>или</w:t>
-            </w:r>
-            <w:r>
-              <w:rPr>
-                <w:sz w:val="18"/>
-                <w:szCs w:val="18"/>
-                <w:lang w:val="en-US"/>
-              </w:rPr>
-              <w:t xml:space="preserve"> ROLLBACK.</w:t>
-            </w:r>
-          </w:p>
-        </w:tc>
-        <w:tc>
-          <w:tcPr>
-            <w:tcW w:w="1700" w:type="dxa"/>
-            <w:tcBorders>
-              <w:top w:val="single" w:sz="1" w:space="0" w:color="BBBBBB"/>
-              <w:left w:val="single" w:sz="1" w:space="0" w:color="BBBBBB"/>
-              <w:bottom w:val="single" w:sz="1" w:space="0" w:color="BBBBBB"/>
-              <w:right w:val="single" w:sz="1" w:space="0" w:color="BBBBBB"/>
-            </w:tcBorders>
-            <w:shd w:val="clear" w:color="auto" w:fill="FFFFFF"/>
-            <w:tcMar>
-              <w:top w:w="80" w:type="dxa"/>
-              <w:left w:w="120" w:type="dxa"/>
-              <w:bottom w:w="80" w:type="dxa"/>
-              <w:right w:w="120" w:type="dxa"/>
-            </w:tcMar>
-          </w:tcPr>
-          <w:p>
-            <w:r>
-              <w:rPr>
-                <w:sz w:val="18"/>
-                <w:szCs w:val="18"/>
-              </w:rPr>
-              <w:t>Guardrail с action=PAUSE.</w:t>
-            </w:r>
-          </w:p>
-        </w:tc>
-        <w:tc>
-          <w:tcPr>
-            <w:tcW w:w="700" w:type="dxa"/>
-            <w:tcBorders>
-              <w:top w:val="single" w:sz="1" w:space="0" w:color="BBBBBB"/>
-              <w:left w:val="single" w:sz="1" w:space="0" w:color="BBBBBB"/>
-              <w:bottom w:val="single" w:sz="1" w:space="0" w:color="BBBBBB"/>
-              <w:right w:val="single" w:sz="1" w:space="0" w:color="BBBBBB"/>
-            </w:tcBorders>
-            <w:shd w:val="clear" w:color="auto" w:fill="FFFFFF"/>
+              <w:t xml:space="preserve">GET /api/v1/experiments/guardrails/{code} → items </w:t>
+            </w:r>
+            <w:r>
+              <w:rPr>
+                <w:sz w:val="18"/>
+                <w:szCs w:val="18"/>
+              </w:rPr>
+              <w:t>с</w:t>
+            </w:r>
+            <w:r>
+              <w:rPr>
+                <w:sz w:val="18"/>
+                <w:szCs w:val="18"/>
+                <w:lang w:val="en-US"/>
+              </w:rPr>
+              <w:t xml:space="preserve"> triggered_at, metric_code, threshold, actual_value.</w:t>
+            </w:r>
+          </w:p>
+        </w:tc>
+        <w:tc>
+          <w:tcPr>
+            <w:tcW w:w="1902" w:type="dxa"/>
+            <w:tcBorders>
+              <w:top w:val="single" w:sz="1" w:space="0" w:color="BBBBBB"/>
+              <w:left w:val="single" w:sz="1" w:space="0" w:color="BBBBBB"/>
+              <w:bottom w:val="single" w:sz="1" w:space="0" w:color="BBBBBB"/>
+              <w:right w:val="single" w:sz="1" w:space="0" w:color="BBBBBB"/>
+            </w:tcBorders>
+            <w:shd w:val="clear" w:color="auto" w:fill="F5F8FF"/>
+            <w:tcMar>
+              <w:top w:w="80" w:type="dxa"/>
+              <w:left w:w="120" w:type="dxa"/>
+              <w:bottom w:w="80" w:type="dxa"/>
+              <w:right w:w="120" w:type="dxa"/>
+            </w:tcMar>
+          </w:tcPr>
+          <w:p>
+            <w:r>
+              <w:rPr>
+                <w:sz w:val="18"/>
+                <w:szCs w:val="18"/>
+              </w:rPr>
+              <w:t>Эксперимент с сработавшим guardrail.</w:t>
+            </w:r>
+          </w:p>
+        </w:tc>
+        <w:tc>
+          <w:tcPr>
+            <w:tcW w:w="1301" w:type="dxa"/>
+            <w:tcBorders>
+              <w:top w:val="single" w:sz="1" w:space="0" w:color="BBBBBB"/>
+              <w:left w:val="single" w:sz="1" w:space="0" w:color="BBBBBB"/>
+              <w:bottom w:val="single" w:sz="1" w:space="0" w:color="BBBBBB"/>
+              <w:right w:val="single" w:sz="1" w:space="0" w:color="BBBBBB"/>
+            </w:tcBorders>
+            <w:shd w:val="clear" w:color="auto" w:fill="F5F8FF"/>
             <w:tcMar>
               <w:top w:w="80" w:type="dxa"/>
               <w:left w:w="120" w:type="dxa"/>
@@ -8710,197 +8768,176 @@
       <w:tr>
         <w:tc>
           <w:tcPr>
-            <w:tcW w:w="1100" w:type="dxa"/>
-            <w:tcBorders>
-              <w:top w:val="single" w:sz="1" w:space="0" w:color="BBBBBB"/>
-              <w:left w:val="single" w:sz="1" w:space="0" w:color="BBBBBB"/>
-              <w:bottom w:val="single" w:sz="1" w:space="0" w:color="BBBBBB"/>
-              <w:right w:val="single" w:sz="1" w:space="0" w:color="BBBBBB"/>
-            </w:tcBorders>
-            <w:shd w:val="clear" w:color="auto" w:fill="F5F8FF"/>
-            <w:tcMar>
-              <w:top w:w="80" w:type="dxa"/>
-              <w:left w:w="120" w:type="dxa"/>
-              <w:bottom w:w="80" w:type="dxa"/>
-              <w:right w:w="120" w:type="dxa"/>
-            </w:tcMar>
-          </w:tcPr>
-          <w:p>
-            <w:r>
-              <w:rPr>
-                <w:sz w:val="18"/>
-                <w:szCs w:val="18"/>
-              </w:rPr>
-              <w:t>6.5</w:t>
-            </w:r>
-          </w:p>
-        </w:tc>
-        <w:tc>
-          <w:tcPr>
-            <w:tcW w:w="800" w:type="dxa"/>
-            <w:tcBorders>
-              <w:top w:val="single" w:sz="1" w:space="0" w:color="BBBBBB"/>
-              <w:left w:val="single" w:sz="1" w:space="0" w:color="BBBBBB"/>
-              <w:bottom w:val="single" w:sz="1" w:space="0" w:color="BBBBBB"/>
-              <w:right w:val="single" w:sz="1" w:space="0" w:color="BBBBBB"/>
-            </w:tcBorders>
-            <w:shd w:val="clear" w:color="auto" w:fill="F5F8FF"/>
-            <w:tcMar>
-              <w:top w:w="80" w:type="dxa"/>
-              <w:left w:w="120" w:type="dxa"/>
-              <w:bottom w:w="80" w:type="dxa"/>
-              <w:right w:w="120" w:type="dxa"/>
-            </w:tcMar>
-          </w:tcPr>
-          <w:p>
-            <w:r>
-              <w:rPr>
-                <w:sz w:val="18"/>
-                <w:szCs w:val="18"/>
-              </w:rPr>
-              <w:t>B5-5</w:t>
-            </w:r>
-          </w:p>
-        </w:tc>
-        <w:tc>
-          <w:tcPr>
-            <w:tcW w:w="2000" w:type="dxa"/>
-            <w:tcBorders>
-              <w:top w:val="single" w:sz="1" w:space="0" w:color="BBBBBB"/>
-              <w:left w:val="single" w:sz="1" w:space="0" w:color="BBBBBB"/>
-              <w:bottom w:val="single" w:sz="1" w:space="0" w:color="BBBBBB"/>
-              <w:right w:val="single" w:sz="1" w:space="0" w:color="BBBBBB"/>
-            </w:tcBorders>
-            <w:shd w:val="clear" w:color="auto" w:fill="F5F8FF"/>
-            <w:tcMar>
-              <w:top w:w="80" w:type="dxa"/>
-              <w:left w:w="120" w:type="dxa"/>
-              <w:bottom w:w="80" w:type="dxa"/>
-              <w:right w:w="120" w:type="dxa"/>
-            </w:tcMar>
-          </w:tcPr>
-          <w:p>
-            <w:r>
-              <w:rPr>
-                <w:sz w:val="18"/>
-                <w:szCs w:val="18"/>
-              </w:rPr>
-              <w:t>Срабатывание не зафиксировано в аудите.</w:t>
-            </w:r>
-          </w:p>
-        </w:tc>
-        <w:tc>
-          <w:tcPr>
-            <w:tcW w:w="2200" w:type="dxa"/>
-            <w:tcBorders>
-              <w:top w:val="single" w:sz="1" w:space="0" w:color="BBBBBB"/>
-              <w:left w:val="single" w:sz="1" w:space="0" w:color="BBBBBB"/>
-              <w:bottom w:val="single" w:sz="1" w:space="0" w:color="BBBBBB"/>
-              <w:right w:val="single" w:sz="1" w:space="0" w:color="BBBBBB"/>
-            </w:tcBorders>
-            <w:shd w:val="clear" w:color="auto" w:fill="F5F8FF"/>
-            <w:tcMar>
-              <w:top w:w="80" w:type="dxa"/>
-              <w:left w:w="120" w:type="dxa"/>
-              <w:bottom w:w="80" w:type="dxa"/>
-              <w:right w:w="120" w:type="dxa"/>
-            </w:tcMar>
-          </w:tcPr>
-          <w:p>
-            <w:r>
-              <w:rPr>
-                <w:sz w:val="18"/>
-                <w:szCs w:val="18"/>
-              </w:rPr>
-              <w:t>GuardrailHistory создаётся при каждом срабатывании. GET /experiments/guardrails/{code}.</w:t>
-            </w:r>
-          </w:p>
-        </w:tc>
-        <w:tc>
-          <w:tcPr>
-            <w:tcW w:w="2000" w:type="dxa"/>
-            <w:tcBorders>
-              <w:top w:val="single" w:sz="1" w:space="0" w:color="BBBBBB"/>
-              <w:left w:val="single" w:sz="1" w:space="0" w:color="BBBBBB"/>
-              <w:bottom w:val="single" w:sz="1" w:space="0" w:color="BBBBBB"/>
-              <w:right w:val="single" w:sz="1" w:space="0" w:color="BBBBBB"/>
-            </w:tcBorders>
-            <w:shd w:val="clear" w:color="auto" w:fill="F5F8FF"/>
-            <w:tcMar>
-              <w:top w:w="80" w:type="dxa"/>
-              <w:left w:w="120" w:type="dxa"/>
-              <w:bottom w:w="80" w:type="dxa"/>
-              <w:right w:w="120" w:type="dxa"/>
-            </w:tcMar>
-          </w:tcPr>
-          <w:p>
-            <w:pPr>
-              <w:rPr>
-                <w:lang w:val="en-US"/>
-              </w:rPr>
-            </w:pPr>
-            <w:r>
-              <w:rPr>
-                <w:sz w:val="18"/>
-                <w:szCs w:val="18"/>
-                <w:lang w:val="en-US"/>
-              </w:rPr>
-              <w:t xml:space="preserve">GET /api/v1/experiments/guardrails/{code} → items </w:t>
-            </w:r>
-            <w:r>
-              <w:rPr>
-                <w:sz w:val="18"/>
-                <w:szCs w:val="18"/>
-              </w:rPr>
-              <w:t>с</w:t>
-            </w:r>
-            <w:r>
-              <w:rPr>
-                <w:sz w:val="18"/>
-                <w:szCs w:val="18"/>
-                <w:lang w:val="en-US"/>
-              </w:rPr>
-              <w:t xml:space="preserve"> triggered_at, metric_code, threshold, actual_value.</w:t>
-            </w:r>
-          </w:p>
-        </w:tc>
-        <w:tc>
-          <w:tcPr>
-            <w:tcW w:w="1700" w:type="dxa"/>
-            <w:tcBorders>
-              <w:top w:val="single" w:sz="1" w:space="0" w:color="BBBBBB"/>
-              <w:left w:val="single" w:sz="1" w:space="0" w:color="BBBBBB"/>
-              <w:bottom w:val="single" w:sz="1" w:space="0" w:color="BBBBBB"/>
-              <w:right w:val="single" w:sz="1" w:space="0" w:color="BBBBBB"/>
-            </w:tcBorders>
-            <w:shd w:val="clear" w:color="auto" w:fill="F5F8FF"/>
-            <w:tcMar>
-              <w:top w:w="80" w:type="dxa"/>
-              <w:left w:w="120" w:type="dxa"/>
-              <w:bottom w:w="80" w:type="dxa"/>
-              <w:right w:w="120" w:type="dxa"/>
-            </w:tcMar>
-          </w:tcPr>
-          <w:p>
-            <w:r>
-              <w:rPr>
-                <w:sz w:val="18"/>
-                <w:szCs w:val="18"/>
-              </w:rPr>
-              <w:t>Эксперимент с сработавшим guardrail.</w:t>
-            </w:r>
-          </w:p>
-        </w:tc>
-        <w:tc>
-          <w:tcPr>
-            <w:tcW w:w="700" w:type="dxa"/>
-            <w:tcBorders>
-              <w:top w:val="single" w:sz="1" w:space="0" w:color="BBBBBB"/>
-              <w:left w:val="single" w:sz="1" w:space="0" w:color="BBBBBB"/>
-              <w:bottom w:val="single" w:sz="1" w:space="0" w:color="BBBBBB"/>
-              <w:right w:val="single" w:sz="1" w:space="0" w:color="BBBBBB"/>
-            </w:tcBorders>
-            <w:shd w:val="clear" w:color="auto" w:fill="F5F8FF"/>
+            <w:tcW w:w="969" w:type="dxa"/>
+            <w:tcBorders>
+              <w:top w:val="single" w:sz="1" w:space="0" w:color="BBBBBB"/>
+              <w:left w:val="single" w:sz="1" w:space="0" w:color="BBBBBB"/>
+              <w:bottom w:val="single" w:sz="1" w:space="0" w:color="BBBBBB"/>
+              <w:right w:val="single" w:sz="1" w:space="0" w:color="BBBBBB"/>
+            </w:tcBorders>
+            <w:shd w:val="clear" w:color="auto" w:fill="FFFFFF"/>
+            <w:tcMar>
+              <w:top w:w="80" w:type="dxa"/>
+              <w:left w:w="120" w:type="dxa"/>
+              <w:bottom w:w="80" w:type="dxa"/>
+              <w:right w:w="120" w:type="dxa"/>
+            </w:tcMar>
+          </w:tcPr>
+          <w:p>
+            <w:r>
+              <w:rPr>
+                <w:sz w:val="18"/>
+                <w:szCs w:val="18"/>
+              </w:rPr>
+              <w:t>3.6</w:t>
+            </w:r>
+          </w:p>
+        </w:tc>
+        <w:tc>
+          <w:tcPr>
+            <w:tcW w:w="1065" w:type="dxa"/>
+            <w:tcBorders>
+              <w:top w:val="single" w:sz="1" w:space="0" w:color="BBBBBB"/>
+              <w:left w:val="single" w:sz="1" w:space="0" w:color="BBBBBB"/>
+              <w:bottom w:val="single" w:sz="1" w:space="0" w:color="BBBBBB"/>
+              <w:right w:val="single" w:sz="1" w:space="0" w:color="BBBBBB"/>
+            </w:tcBorders>
+            <w:shd w:val="clear" w:color="auto" w:fill="FFFFFF"/>
+            <w:tcMar>
+              <w:top w:w="80" w:type="dxa"/>
+              <w:left w:w="120" w:type="dxa"/>
+              <w:bottom w:w="80" w:type="dxa"/>
+              <w:right w:w="120" w:type="dxa"/>
+            </w:tcMar>
+          </w:tcPr>
+          <w:p>
+            <w:r>
+              <w:rPr>
+                <w:sz w:val="18"/>
+                <w:szCs w:val="18"/>
+              </w:rPr>
+              <w:t>B5-6</w:t>
+            </w:r>
+          </w:p>
+        </w:tc>
+        <w:tc>
+          <w:tcPr>
+            <w:tcW w:w="2542" w:type="dxa"/>
+            <w:tcBorders>
+              <w:top w:val="single" w:sz="1" w:space="0" w:color="BBBBBB"/>
+              <w:left w:val="single" w:sz="1" w:space="0" w:color="BBBBBB"/>
+              <w:bottom w:val="single" w:sz="1" w:space="0" w:color="BBBBBB"/>
+              <w:right w:val="single" w:sz="1" w:space="0" w:color="BBBBBB"/>
+            </w:tcBorders>
+            <w:shd w:val="clear" w:color="auto" w:fill="FFFFFF"/>
+            <w:tcMar>
+              <w:top w:w="80" w:type="dxa"/>
+              <w:left w:w="120" w:type="dxa"/>
+              <w:bottom w:w="80" w:type="dxa"/>
+              <w:right w:w="120" w:type="dxa"/>
+            </w:tcMar>
+          </w:tcPr>
+          <w:p>
+            <w:r>
+              <w:rPr>
+                <w:sz w:val="18"/>
+                <w:szCs w:val="18"/>
+              </w:rPr>
+              <w:t>Пользователь всегда попадает в эксперименты.</w:t>
+            </w:r>
+          </w:p>
+        </w:tc>
+        <w:tc>
+          <w:tcPr>
+            <w:tcW w:w="3952" w:type="dxa"/>
+            <w:tcBorders>
+              <w:top w:val="single" w:sz="1" w:space="0" w:color="BBBBBB"/>
+              <w:left w:val="single" w:sz="1" w:space="0" w:color="BBBBBB"/>
+              <w:bottom w:val="single" w:sz="1" w:space="0" w:color="BBBBBB"/>
+              <w:right w:val="single" w:sz="1" w:space="0" w:color="BBBBBB"/>
+            </w:tcBorders>
+            <w:shd w:val="clear" w:color="auto" w:fill="FFFFFF"/>
+            <w:tcMar>
+              <w:top w:w="80" w:type="dxa"/>
+              <w:left w:w="120" w:type="dxa"/>
+              <w:bottom w:w="80" w:type="dxa"/>
+              <w:right w:w="120" w:type="dxa"/>
+            </w:tcMar>
+          </w:tcPr>
+          <w:p>
+            <w:r>
+              <w:rPr>
+                <w:sz w:val="18"/>
+                <w:szCs w:val="18"/>
+              </w:rPr>
+              <w:t>exp_index механизм: *= 0.5 при включении, += 10 при невключении. Вероятность включения = rand() &lt;= exp_index/100.</w:t>
+            </w:r>
+          </w:p>
+        </w:tc>
+        <w:tc>
+          <w:tcPr>
+            <w:tcW w:w="3202" w:type="dxa"/>
+            <w:tcBorders>
+              <w:top w:val="single" w:sz="1" w:space="0" w:color="BBBBBB"/>
+              <w:left w:val="single" w:sz="1" w:space="0" w:color="BBBBBB"/>
+              <w:bottom w:val="single" w:sz="1" w:space="0" w:color="BBBBBB"/>
+              <w:right w:val="single" w:sz="1" w:space="0" w:color="BBBBBB"/>
+            </w:tcBorders>
+            <w:shd w:val="clear" w:color="auto" w:fill="FFFFFF"/>
+            <w:tcMar>
+              <w:top w:w="80" w:type="dxa"/>
+              <w:left w:w="120" w:type="dxa"/>
+              <w:bottom w:w="80" w:type="dxa"/>
+              <w:right w:w="120" w:type="dxa"/>
+            </w:tcMar>
+          </w:tcPr>
+          <w:p>
+            <w:r>
+              <w:rPr>
+                <w:sz w:val="18"/>
+                <w:szCs w:val="18"/>
+              </w:rPr>
+              <w:t>После 3 экспериментов подряд exp_index пользователя ≈ 12.5 → ~12% шанс следующего включения.</w:t>
+            </w:r>
+          </w:p>
+        </w:tc>
+        <w:tc>
+          <w:tcPr>
+            <w:tcW w:w="1902" w:type="dxa"/>
+            <w:tcBorders>
+              <w:top w:val="single" w:sz="1" w:space="0" w:color="BBBBBB"/>
+              <w:left w:val="single" w:sz="1" w:space="0" w:color="BBBBBB"/>
+              <w:bottom w:val="single" w:sz="1" w:space="0" w:color="BBBBBB"/>
+              <w:right w:val="single" w:sz="1" w:space="0" w:color="BBBBBB"/>
+            </w:tcBorders>
+            <w:shd w:val="clear" w:color="auto" w:fill="FFFFFF"/>
+            <w:tcMar>
+              <w:top w:w="80" w:type="dxa"/>
+              <w:left w:w="120" w:type="dxa"/>
+              <w:bottom w:w="80" w:type="dxa"/>
+              <w:right w:w="120" w:type="dxa"/>
+            </w:tcMar>
+          </w:tcPr>
+          <w:p>
+            <w:r>
+              <w:rPr>
+                <w:sz w:val="18"/>
+                <w:szCs w:val="18"/>
+              </w:rPr>
+              <w:t>3 последовательных _generate_decisions для одного user.</w:t>
+            </w:r>
+          </w:p>
+        </w:tc>
+        <w:tc>
+          <w:tcPr>
+            <w:tcW w:w="1301" w:type="dxa"/>
+            <w:tcBorders>
+              <w:top w:val="single" w:sz="1" w:space="0" w:color="BBBBBB"/>
+              <w:left w:val="single" w:sz="1" w:space="0" w:color="BBBBBB"/>
+              <w:bottom w:val="single" w:sz="1" w:space="0" w:color="BBBBBB"/>
+              <w:right w:val="single" w:sz="1" w:space="0" w:color="BBBBBB"/>
+            </w:tcBorders>
+            <w:shd w:val="clear" w:color="auto" w:fill="FFFFFF"/>
             <w:tcMar>
               <w:top w:w="80" w:type="dxa"/>
               <w:left w:w="120" w:type="dxa"/>
@@ -8922,176 +8959,227 @@
       <w:tr>
         <w:tc>
           <w:tcPr>
-            <w:tcW w:w="1100" w:type="dxa"/>
-            <w:tcBorders>
-              <w:top w:val="single" w:sz="1" w:space="0" w:color="BBBBBB"/>
-              <w:left w:val="single" w:sz="1" w:space="0" w:color="BBBBBB"/>
-              <w:bottom w:val="single" w:sz="1" w:space="0" w:color="BBBBBB"/>
-              <w:right w:val="single" w:sz="1" w:space="0" w:color="BBBBBB"/>
-            </w:tcBorders>
-            <w:shd w:val="clear" w:color="auto" w:fill="FFFFFF"/>
-            <w:tcMar>
-              <w:top w:w="80" w:type="dxa"/>
-              <w:left w:w="120" w:type="dxa"/>
-              <w:bottom w:w="80" w:type="dxa"/>
-              <w:right w:w="120" w:type="dxa"/>
-            </w:tcMar>
-          </w:tcPr>
-          <w:p>
-            <w:r>
-              <w:rPr>
-                <w:sz w:val="18"/>
-                <w:szCs w:val="18"/>
-              </w:rPr>
-              <w:t>3.6</w:t>
-            </w:r>
-          </w:p>
-        </w:tc>
-        <w:tc>
-          <w:tcPr>
-            <w:tcW w:w="800" w:type="dxa"/>
-            <w:tcBorders>
-              <w:top w:val="single" w:sz="1" w:space="0" w:color="BBBBBB"/>
-              <w:left w:val="single" w:sz="1" w:space="0" w:color="BBBBBB"/>
-              <w:bottom w:val="single" w:sz="1" w:space="0" w:color="BBBBBB"/>
-              <w:right w:val="single" w:sz="1" w:space="0" w:color="BBBBBB"/>
-            </w:tcBorders>
-            <w:shd w:val="clear" w:color="auto" w:fill="FFFFFF"/>
-            <w:tcMar>
-              <w:top w:w="80" w:type="dxa"/>
-              <w:left w:w="120" w:type="dxa"/>
-              <w:bottom w:w="80" w:type="dxa"/>
-              <w:right w:w="120" w:type="dxa"/>
-            </w:tcMar>
-          </w:tcPr>
-          <w:p>
-            <w:r>
-              <w:rPr>
-                <w:sz w:val="18"/>
-                <w:szCs w:val="18"/>
-              </w:rPr>
-              <w:t>B5-6</w:t>
-            </w:r>
-          </w:p>
-        </w:tc>
-        <w:tc>
-          <w:tcPr>
-            <w:tcW w:w="2000" w:type="dxa"/>
-            <w:tcBorders>
-              <w:top w:val="single" w:sz="1" w:space="0" w:color="BBBBBB"/>
-              <w:left w:val="single" w:sz="1" w:space="0" w:color="BBBBBB"/>
-              <w:bottom w:val="single" w:sz="1" w:space="0" w:color="BBBBBB"/>
-              <w:right w:val="single" w:sz="1" w:space="0" w:color="BBBBBB"/>
-            </w:tcBorders>
-            <w:shd w:val="clear" w:color="auto" w:fill="FFFFFF"/>
-            <w:tcMar>
-              <w:top w:w="80" w:type="dxa"/>
-              <w:left w:w="120" w:type="dxa"/>
-              <w:bottom w:w="80" w:type="dxa"/>
-              <w:right w:w="120" w:type="dxa"/>
-            </w:tcMar>
-          </w:tcPr>
-          <w:p>
-            <w:r>
-              <w:rPr>
-                <w:sz w:val="18"/>
-                <w:szCs w:val="18"/>
-              </w:rPr>
-              <w:t>Пользователь всегда попадает в эксперименты.</w:t>
-            </w:r>
-          </w:p>
-        </w:tc>
-        <w:tc>
-          <w:tcPr>
-            <w:tcW w:w="2200" w:type="dxa"/>
-            <w:tcBorders>
-              <w:top w:val="single" w:sz="1" w:space="0" w:color="BBBBBB"/>
-              <w:left w:val="single" w:sz="1" w:space="0" w:color="BBBBBB"/>
-              <w:bottom w:val="single" w:sz="1" w:space="0" w:color="BBBBBB"/>
-              <w:right w:val="single" w:sz="1" w:space="0" w:color="BBBBBB"/>
-            </w:tcBorders>
-            <w:shd w:val="clear" w:color="auto" w:fill="FFFFFF"/>
-            <w:tcMar>
-              <w:top w:w="80" w:type="dxa"/>
-              <w:left w:w="120" w:type="dxa"/>
-              <w:bottom w:w="80" w:type="dxa"/>
-              <w:right w:w="120" w:type="dxa"/>
-            </w:tcMar>
-          </w:tcPr>
-          <w:p>
-            <w:r>
-              <w:rPr>
-                <w:sz w:val="18"/>
-                <w:szCs w:val="18"/>
-              </w:rPr>
-              <w:t>exp_index механизм: *= 0.5 при включении, += 10 при невключении. Вероятность включения = rand() &lt;= exp_index/100.</w:t>
-            </w:r>
-          </w:p>
-        </w:tc>
-        <w:tc>
-          <w:tcPr>
-            <w:tcW w:w="2000" w:type="dxa"/>
-            <w:tcBorders>
-              <w:top w:val="single" w:sz="1" w:space="0" w:color="BBBBBB"/>
-              <w:left w:val="single" w:sz="1" w:space="0" w:color="BBBBBB"/>
-              <w:bottom w:val="single" w:sz="1" w:space="0" w:color="BBBBBB"/>
-              <w:right w:val="single" w:sz="1" w:space="0" w:color="BBBBBB"/>
-            </w:tcBorders>
-            <w:shd w:val="clear" w:color="auto" w:fill="FFFFFF"/>
-            <w:tcMar>
-              <w:top w:w="80" w:type="dxa"/>
-              <w:left w:w="120" w:type="dxa"/>
-              <w:bottom w:w="80" w:type="dxa"/>
-              <w:right w:w="120" w:type="dxa"/>
-            </w:tcMar>
-          </w:tcPr>
-          <w:p>
-            <w:r>
-              <w:rPr>
-                <w:sz w:val="18"/>
-                <w:szCs w:val="18"/>
-              </w:rPr>
-              <w:t>После 3 экспериментов подряд exp_index пользователя ≈ 12.5 → ~12% шанс следующего включения.</w:t>
-            </w:r>
-          </w:p>
-        </w:tc>
-        <w:tc>
-          <w:tcPr>
-            <w:tcW w:w="1700" w:type="dxa"/>
-            <w:tcBorders>
-              <w:top w:val="single" w:sz="1" w:space="0" w:color="BBBBBB"/>
-              <w:left w:val="single" w:sz="1" w:space="0" w:color="BBBBBB"/>
-              <w:bottom w:val="single" w:sz="1" w:space="0" w:color="BBBBBB"/>
-              <w:right w:val="single" w:sz="1" w:space="0" w:color="BBBBBB"/>
-            </w:tcBorders>
-            <w:shd w:val="clear" w:color="auto" w:fill="FFFFFF"/>
-            <w:tcMar>
-              <w:top w:w="80" w:type="dxa"/>
-              <w:left w:w="120" w:type="dxa"/>
-              <w:bottom w:w="80" w:type="dxa"/>
-              <w:right w:w="120" w:type="dxa"/>
-            </w:tcMar>
-          </w:tcPr>
-          <w:p>
-            <w:r>
-              <w:rPr>
-                <w:sz w:val="18"/>
-                <w:szCs w:val="18"/>
-              </w:rPr>
-              <w:t>3 последовательных _generate_decisions для одного user.</w:t>
-            </w:r>
-          </w:p>
-        </w:tc>
-        <w:tc>
-          <w:tcPr>
-            <w:tcW w:w="700" w:type="dxa"/>
-            <w:tcBorders>
-              <w:top w:val="single" w:sz="1" w:space="0" w:color="BBBBBB"/>
-              <w:left w:val="single" w:sz="1" w:space="0" w:color="BBBBBB"/>
-              <w:bottom w:val="single" w:sz="1" w:space="0" w:color="BBBBBB"/>
-              <w:right w:val="single" w:sz="1" w:space="0" w:color="BBBBBB"/>
-            </w:tcBorders>
-            <w:shd w:val="clear" w:color="auto" w:fill="FFFFFF"/>
+            <w:tcW w:w="969" w:type="dxa"/>
+            <w:tcBorders>
+              <w:top w:val="single" w:sz="1" w:space="0" w:color="BBBBBB"/>
+              <w:left w:val="single" w:sz="1" w:space="0" w:color="BBBBBB"/>
+              <w:bottom w:val="single" w:sz="1" w:space="0" w:color="BBBBBB"/>
+              <w:right w:val="single" w:sz="1" w:space="0" w:color="BBBBBB"/>
+            </w:tcBorders>
+            <w:shd w:val="clear" w:color="auto" w:fill="F5F8FF"/>
+            <w:tcMar>
+              <w:top w:w="80" w:type="dxa"/>
+              <w:left w:w="120" w:type="dxa"/>
+              <w:bottom w:w="80" w:type="dxa"/>
+              <w:right w:w="120" w:type="dxa"/>
+            </w:tcMar>
+          </w:tcPr>
+          <w:p>
+            <w:r>
+              <w:rPr>
+                <w:sz w:val="18"/>
+                <w:szCs w:val="18"/>
+              </w:rPr>
+              <w:t>5.2</w:t>
+            </w:r>
+          </w:p>
+        </w:tc>
+        <w:tc>
+          <w:tcPr>
+            <w:tcW w:w="1065" w:type="dxa"/>
+            <w:tcBorders>
+              <w:top w:val="single" w:sz="1" w:space="0" w:color="BBBBBB"/>
+              <w:left w:val="single" w:sz="1" w:space="0" w:color="BBBBBB"/>
+              <w:bottom w:val="single" w:sz="1" w:space="0" w:color="BBBBBB"/>
+              <w:right w:val="single" w:sz="1" w:space="0" w:color="BBBBBB"/>
+            </w:tcBorders>
+            <w:shd w:val="clear" w:color="auto" w:fill="F5F8FF"/>
+            <w:tcMar>
+              <w:top w:w="80" w:type="dxa"/>
+              <w:left w:w="120" w:type="dxa"/>
+              <w:bottom w:w="80" w:type="dxa"/>
+              <w:right w:w="120" w:type="dxa"/>
+            </w:tcMar>
+          </w:tcPr>
+          <w:p>
+            <w:r>
+              <w:rPr>
+                <w:sz w:val="18"/>
+                <w:szCs w:val="18"/>
+              </w:rPr>
+              <w:t>B6-1</w:t>
+            </w:r>
+          </w:p>
+        </w:tc>
+        <w:tc>
+          <w:tcPr>
+            <w:tcW w:w="2542" w:type="dxa"/>
+            <w:tcBorders>
+              <w:top w:val="single" w:sz="1" w:space="0" w:color="BBBBBB"/>
+              <w:left w:val="single" w:sz="1" w:space="0" w:color="BBBBBB"/>
+              <w:bottom w:val="single" w:sz="1" w:space="0" w:color="BBBBBB"/>
+              <w:right w:val="single" w:sz="1" w:space="0" w:color="BBBBBB"/>
+            </w:tcBorders>
+            <w:shd w:val="clear" w:color="auto" w:fill="F5F8FF"/>
+            <w:tcMar>
+              <w:top w:w="80" w:type="dxa"/>
+              <w:left w:w="120" w:type="dxa"/>
+              <w:bottom w:w="80" w:type="dxa"/>
+              <w:right w:w="120" w:type="dxa"/>
+            </w:tcMar>
+          </w:tcPr>
+          <w:p>
+            <w:r>
+              <w:rPr>
+                <w:sz w:val="18"/>
+                <w:szCs w:val="18"/>
+              </w:rPr>
+              <w:t>Фильтр периода отчёта не работает.</w:t>
+            </w:r>
+          </w:p>
+        </w:tc>
+        <w:tc>
+          <w:tcPr>
+            <w:tcW w:w="3952" w:type="dxa"/>
+            <w:tcBorders>
+              <w:top w:val="single" w:sz="1" w:space="0" w:color="BBBBBB"/>
+              <w:left w:val="single" w:sz="1" w:space="0" w:color="BBBBBB"/>
+              <w:bottom w:val="single" w:sz="1" w:space="0" w:color="BBBBBB"/>
+              <w:right w:val="single" w:sz="1" w:space="0" w:color="BBBBBB"/>
+            </w:tcBorders>
+            <w:shd w:val="clear" w:color="auto" w:fill="F5F8FF"/>
+            <w:tcMar>
+              <w:top w:w="80" w:type="dxa"/>
+              <w:left w:w="120" w:type="dxa"/>
+              <w:bottom w:w="80" w:type="dxa"/>
+              <w:right w:w="120" w:type="dxa"/>
+            </w:tcMar>
+          </w:tcPr>
+          <w:p>
+            <w:pPr>
+              <w:rPr>
+                <w:lang w:val="en-US"/>
+              </w:rPr>
+            </w:pPr>
+            <w:r>
+              <w:rPr>
+                <w:sz w:val="18"/>
+                <w:szCs w:val="18"/>
+                <w:lang w:val="en-US"/>
+              </w:rPr>
+              <w:t xml:space="preserve">GET /reports/{code}?time_from=&amp;time_to= → </w:t>
+            </w:r>
+            <w:r>
+              <w:rPr>
+                <w:sz w:val="18"/>
+                <w:szCs w:val="18"/>
+              </w:rPr>
+              <w:t>события</w:t>
+            </w:r>
+            <w:r>
+              <w:rPr>
+                <w:sz w:val="18"/>
+                <w:szCs w:val="18"/>
+                <w:lang w:val="en-US"/>
+              </w:rPr>
+              <w:t xml:space="preserve"> </w:t>
+            </w:r>
+            <w:r>
+              <w:rPr>
+                <w:sz w:val="18"/>
+                <w:szCs w:val="18"/>
+              </w:rPr>
+              <w:t>фильтруются</w:t>
+            </w:r>
+            <w:r>
+              <w:rPr>
+                <w:sz w:val="18"/>
+                <w:szCs w:val="18"/>
+                <w:lang w:val="en-US"/>
+              </w:rPr>
+              <w:t xml:space="preserve"> </w:t>
+            </w:r>
+            <w:r>
+              <w:rPr>
+                <w:sz w:val="18"/>
+                <w:szCs w:val="18"/>
+              </w:rPr>
+              <w:t>по</w:t>
+            </w:r>
+            <w:r>
+              <w:rPr>
+                <w:sz w:val="18"/>
+                <w:szCs w:val="18"/>
+                <w:lang w:val="en-US"/>
+              </w:rPr>
+              <w:t xml:space="preserve"> createdAt.</w:t>
+            </w:r>
+          </w:p>
+        </w:tc>
+        <w:tc>
+          <w:tcPr>
+            <w:tcW w:w="3202" w:type="dxa"/>
+            <w:tcBorders>
+              <w:top w:val="single" w:sz="1" w:space="0" w:color="BBBBBB"/>
+              <w:left w:val="single" w:sz="1" w:space="0" w:color="BBBBBB"/>
+              <w:bottom w:val="single" w:sz="1" w:space="0" w:color="BBBBBB"/>
+              <w:right w:val="single" w:sz="1" w:space="0" w:color="BBBBBB"/>
+            </w:tcBorders>
+            <w:shd w:val="clear" w:color="auto" w:fill="F5F8FF"/>
+            <w:tcMar>
+              <w:top w:w="80" w:type="dxa"/>
+              <w:left w:w="120" w:type="dxa"/>
+              <w:bottom w:w="80" w:type="dxa"/>
+              <w:right w:w="120" w:type="dxa"/>
+            </w:tcMar>
+          </w:tcPr>
+          <w:p>
+            <w:r>
+              <w:rPr>
+                <w:sz w:val="18"/>
+                <w:szCs w:val="18"/>
+              </w:rPr>
+              <w:t>Два запроса с разными time_from → разные значения метрик.</w:t>
+            </w:r>
+          </w:p>
+        </w:tc>
+        <w:tc>
+          <w:tcPr>
+            <w:tcW w:w="1902" w:type="dxa"/>
+            <w:tcBorders>
+              <w:top w:val="single" w:sz="1" w:space="0" w:color="BBBBBB"/>
+              <w:left w:val="single" w:sz="1" w:space="0" w:color="BBBBBB"/>
+              <w:bottom w:val="single" w:sz="1" w:space="0" w:color="BBBBBB"/>
+              <w:right w:val="single" w:sz="1" w:space="0" w:color="BBBBBB"/>
+            </w:tcBorders>
+            <w:shd w:val="clear" w:color="auto" w:fill="F5F8FF"/>
+            <w:tcMar>
+              <w:top w:w="80" w:type="dxa"/>
+              <w:left w:w="120" w:type="dxa"/>
+              <w:bottom w:w="80" w:type="dxa"/>
+              <w:right w:w="120" w:type="dxa"/>
+            </w:tcMar>
+          </w:tcPr>
+          <w:p>
+            <w:r>
+              <w:rPr>
+                <w:sz w:val="18"/>
+                <w:szCs w:val="18"/>
+              </w:rPr>
+              <w:t>Эксперимент с событиями в разные моменты.</w:t>
+            </w:r>
+          </w:p>
+        </w:tc>
+        <w:tc>
+          <w:tcPr>
+            <w:tcW w:w="1301" w:type="dxa"/>
+            <w:tcBorders>
+              <w:top w:val="single" w:sz="1" w:space="0" w:color="BBBBBB"/>
+              <w:left w:val="single" w:sz="1" w:space="0" w:color="BBBBBB"/>
+              <w:bottom w:val="single" w:sz="1" w:space="0" w:color="BBBBBB"/>
+              <w:right w:val="single" w:sz="1" w:space="0" w:color="BBBBBB"/>
+            </w:tcBorders>
+            <w:shd w:val="clear" w:color="auto" w:fill="F5F8FF"/>
             <w:tcMar>
               <w:top w:w="80" w:type="dxa"/>
               <w:left w:w="120" w:type="dxa"/>
@@ -9113,95 +9201,95 @@
       <w:tr>
         <w:tc>
           <w:tcPr>
-            <w:tcW w:w="1100" w:type="dxa"/>
-            <w:tcBorders>
-              <w:top w:val="single" w:sz="1" w:space="0" w:color="BBBBBB"/>
-              <w:left w:val="single" w:sz="1" w:space="0" w:color="BBBBBB"/>
-              <w:bottom w:val="single" w:sz="1" w:space="0" w:color="BBBBBB"/>
-              <w:right w:val="single" w:sz="1" w:space="0" w:color="BBBBBB"/>
-            </w:tcBorders>
-            <w:shd w:val="clear" w:color="auto" w:fill="F5F8FF"/>
-            <w:tcMar>
-              <w:top w:w="80" w:type="dxa"/>
-              <w:left w:w="120" w:type="dxa"/>
-              <w:bottom w:w="80" w:type="dxa"/>
-              <w:right w:w="120" w:type="dxa"/>
-            </w:tcMar>
-          </w:tcPr>
-          <w:p>
-            <w:r>
-              <w:rPr>
-                <w:sz w:val="18"/>
-                <w:szCs w:val="18"/>
-              </w:rPr>
-              <w:t>5.2</w:t>
-            </w:r>
-          </w:p>
-        </w:tc>
-        <w:tc>
-          <w:tcPr>
-            <w:tcW w:w="800" w:type="dxa"/>
-            <w:tcBorders>
-              <w:top w:val="single" w:sz="1" w:space="0" w:color="BBBBBB"/>
-              <w:left w:val="single" w:sz="1" w:space="0" w:color="BBBBBB"/>
-              <w:bottom w:val="single" w:sz="1" w:space="0" w:color="BBBBBB"/>
-              <w:right w:val="single" w:sz="1" w:space="0" w:color="BBBBBB"/>
-            </w:tcBorders>
-            <w:shd w:val="clear" w:color="auto" w:fill="F5F8FF"/>
-            <w:tcMar>
-              <w:top w:w="80" w:type="dxa"/>
-              <w:left w:w="120" w:type="dxa"/>
-              <w:bottom w:w="80" w:type="dxa"/>
-              <w:right w:w="120" w:type="dxa"/>
-            </w:tcMar>
-          </w:tcPr>
-          <w:p>
-            <w:r>
-              <w:rPr>
-                <w:sz w:val="18"/>
-                <w:szCs w:val="18"/>
-              </w:rPr>
-              <w:t>B6-1</w:t>
-            </w:r>
-          </w:p>
-        </w:tc>
-        <w:tc>
-          <w:tcPr>
-            <w:tcW w:w="2000" w:type="dxa"/>
-            <w:tcBorders>
-              <w:top w:val="single" w:sz="1" w:space="0" w:color="BBBBBB"/>
-              <w:left w:val="single" w:sz="1" w:space="0" w:color="BBBBBB"/>
-              <w:bottom w:val="single" w:sz="1" w:space="0" w:color="BBBBBB"/>
-              <w:right w:val="single" w:sz="1" w:space="0" w:color="BBBBBB"/>
-            </w:tcBorders>
-            <w:shd w:val="clear" w:color="auto" w:fill="F5F8FF"/>
-            <w:tcMar>
-              <w:top w:w="80" w:type="dxa"/>
-              <w:left w:w="120" w:type="dxa"/>
-              <w:bottom w:w="80" w:type="dxa"/>
-              <w:right w:w="120" w:type="dxa"/>
-            </w:tcMar>
-          </w:tcPr>
-          <w:p>
-            <w:r>
-              <w:rPr>
-                <w:sz w:val="18"/>
-                <w:szCs w:val="18"/>
-              </w:rPr>
-              <w:t>Фильтр периода отчёта не работает.</w:t>
-            </w:r>
-          </w:p>
-        </w:tc>
-        <w:tc>
-          <w:tcPr>
-            <w:tcW w:w="2200" w:type="dxa"/>
-            <w:tcBorders>
-              <w:top w:val="single" w:sz="1" w:space="0" w:color="BBBBBB"/>
-              <w:left w:val="single" w:sz="1" w:space="0" w:color="BBBBBB"/>
-              <w:bottom w:val="single" w:sz="1" w:space="0" w:color="BBBBBB"/>
-              <w:right w:val="single" w:sz="1" w:space="0" w:color="BBBBBB"/>
-            </w:tcBorders>
-            <w:shd w:val="clear" w:color="auto" w:fill="F5F8FF"/>
+            <w:tcW w:w="969" w:type="dxa"/>
+            <w:tcBorders>
+              <w:top w:val="single" w:sz="1" w:space="0" w:color="BBBBBB"/>
+              <w:left w:val="single" w:sz="1" w:space="0" w:color="BBBBBB"/>
+              <w:bottom w:val="single" w:sz="1" w:space="0" w:color="BBBBBB"/>
+              <w:right w:val="single" w:sz="1" w:space="0" w:color="BBBBBB"/>
+            </w:tcBorders>
+            <w:shd w:val="clear" w:color="auto" w:fill="FFFFFF"/>
+            <w:tcMar>
+              <w:top w:w="80" w:type="dxa"/>
+              <w:left w:w="120" w:type="dxa"/>
+              <w:bottom w:w="80" w:type="dxa"/>
+              <w:right w:w="120" w:type="dxa"/>
+            </w:tcMar>
+          </w:tcPr>
+          <w:p>
+            <w:r>
+              <w:rPr>
+                <w:sz w:val="18"/>
+                <w:szCs w:val="18"/>
+              </w:rPr>
+              <w:t>5.3</w:t>
+            </w:r>
+          </w:p>
+        </w:tc>
+        <w:tc>
+          <w:tcPr>
+            <w:tcW w:w="1065" w:type="dxa"/>
+            <w:tcBorders>
+              <w:top w:val="single" w:sz="1" w:space="0" w:color="BBBBBB"/>
+              <w:left w:val="single" w:sz="1" w:space="0" w:color="BBBBBB"/>
+              <w:bottom w:val="single" w:sz="1" w:space="0" w:color="BBBBBB"/>
+              <w:right w:val="single" w:sz="1" w:space="0" w:color="BBBBBB"/>
+            </w:tcBorders>
+            <w:shd w:val="clear" w:color="auto" w:fill="FFFFFF"/>
+            <w:tcMar>
+              <w:top w:w="80" w:type="dxa"/>
+              <w:left w:w="120" w:type="dxa"/>
+              <w:bottom w:w="80" w:type="dxa"/>
+              <w:right w:w="120" w:type="dxa"/>
+            </w:tcMar>
+          </w:tcPr>
+          <w:p>
+            <w:r>
+              <w:rPr>
+                <w:sz w:val="18"/>
+                <w:szCs w:val="18"/>
+              </w:rPr>
+              <w:t>B6-2</w:t>
+            </w:r>
+          </w:p>
+        </w:tc>
+        <w:tc>
+          <w:tcPr>
+            <w:tcW w:w="2542" w:type="dxa"/>
+            <w:tcBorders>
+              <w:top w:val="single" w:sz="1" w:space="0" w:color="BBBBBB"/>
+              <w:left w:val="single" w:sz="1" w:space="0" w:color="BBBBBB"/>
+              <w:bottom w:val="single" w:sz="1" w:space="0" w:color="BBBBBB"/>
+              <w:right w:val="single" w:sz="1" w:space="0" w:color="BBBBBB"/>
+            </w:tcBorders>
+            <w:shd w:val="clear" w:color="auto" w:fill="FFFFFF"/>
+            <w:tcMar>
+              <w:top w:w="80" w:type="dxa"/>
+              <w:left w:w="120" w:type="dxa"/>
+              <w:bottom w:w="80" w:type="dxa"/>
+              <w:right w:w="120" w:type="dxa"/>
+            </w:tcMar>
+          </w:tcPr>
+          <w:p>
+            <w:r>
+              <w:rPr>
+                <w:sz w:val="18"/>
+                <w:szCs w:val="18"/>
+              </w:rPr>
+              <w:t>Нет разбивки по вариантам.</w:t>
+            </w:r>
+          </w:p>
+        </w:tc>
+        <w:tc>
+          <w:tcPr>
+            <w:tcW w:w="3952" w:type="dxa"/>
+            <w:tcBorders>
+              <w:top w:val="single" w:sz="1" w:space="0" w:color="BBBBBB"/>
+              <w:left w:val="single" w:sz="1" w:space="0" w:color="BBBBBB"/>
+              <w:bottom w:val="single" w:sz="1" w:space="0" w:color="BBBBBB"/>
+              <w:right w:val="single" w:sz="1" w:space="0" w:color="BBBBBB"/>
+            </w:tcBorders>
+            <w:shd w:val="clear" w:color="auto" w:fill="FFFFFF"/>
             <w:tcMar>
               <w:top w:w="80" w:type="dxa"/>
               <w:left w:w="120" w:type="dxa"/>
@@ -9221,14 +9309,29 @@
                 <w:szCs w:val="18"/>
                 <w:lang w:val="en-US"/>
               </w:rPr>
-              <w:t xml:space="preserve">GET /reports/{code}?time_from=&amp;time_to= → </w:t>
-            </w:r>
-            <w:r>
-              <w:rPr>
-                <w:sz w:val="18"/>
-                <w:szCs w:val="18"/>
-              </w:rPr>
-              <w:t>события</w:t>
+              <w:t xml:space="preserve">get_report() </w:t>
+            </w:r>
+            <w:r>
+              <w:rPr>
+                <w:sz w:val="18"/>
+                <w:szCs w:val="18"/>
+              </w:rPr>
+              <w:t>итерирует</w:t>
+            </w:r>
+            <w:r>
+              <w:rPr>
+                <w:sz w:val="18"/>
+                <w:szCs w:val="18"/>
+                <w:lang w:val="en-US"/>
+              </w:rPr>
+              <w:t xml:space="preserve"> experiment.variants → VariantReportItem </w:t>
+            </w:r>
+            <w:r>
+              <w:rPr>
+                <w:sz w:val="18"/>
+                <w:szCs w:val="18"/>
+              </w:rPr>
+              <w:t>для</w:t>
             </w:r>
             <w:r>
               <w:rPr>
@@ -9243,97 +9346,82 @@
                 <w:sz w:val="18"/>
                 <w:szCs w:val="18"/>
               </w:rPr>
-              <w:t>фильтруются</w:t>
-            </w:r>
-            <w:r>
-              <w:rPr>
-                <w:sz w:val="18"/>
-                <w:szCs w:val="18"/>
-                <w:lang w:val="en-US"/>
-              </w:rPr>
-              <w:t xml:space="preserve"> </w:t>
-            </w:r>
-            <w:r>
-              <w:rPr>
-                <w:sz w:val="18"/>
-                <w:szCs w:val="18"/>
-              </w:rPr>
-              <w:t>по</w:t>
-            </w:r>
-            <w:r>
-              <w:rPr>
-                <w:sz w:val="18"/>
-                <w:szCs w:val="18"/>
-                <w:lang w:val="en-US"/>
-              </w:rPr>
-              <w:t xml:space="preserve"> createdAt.</w:t>
-            </w:r>
-          </w:p>
-        </w:tc>
-        <w:tc>
-          <w:tcPr>
-            <w:tcW w:w="2000" w:type="dxa"/>
-            <w:tcBorders>
-              <w:top w:val="single" w:sz="1" w:space="0" w:color="BBBBBB"/>
-              <w:left w:val="single" w:sz="1" w:space="0" w:color="BBBBBB"/>
-              <w:bottom w:val="single" w:sz="1" w:space="0" w:color="BBBBBB"/>
-              <w:right w:val="single" w:sz="1" w:space="0" w:color="BBBBBB"/>
-            </w:tcBorders>
-            <w:shd w:val="clear" w:color="auto" w:fill="F5F8FF"/>
-            <w:tcMar>
-              <w:top w:w="80" w:type="dxa"/>
-              <w:left w:w="120" w:type="dxa"/>
-              <w:bottom w:w="80" w:type="dxa"/>
-              <w:right w:w="120" w:type="dxa"/>
-            </w:tcMar>
-          </w:tcPr>
-          <w:p>
-            <w:r>
-              <w:rPr>
-                <w:sz w:val="18"/>
-                <w:szCs w:val="18"/>
-              </w:rPr>
-              <w:t>Два запроса с разными time_from → разные значения метрик.</w:t>
-            </w:r>
-          </w:p>
-        </w:tc>
-        <w:tc>
-          <w:tcPr>
-            <w:tcW w:w="1700" w:type="dxa"/>
-            <w:tcBorders>
-              <w:top w:val="single" w:sz="1" w:space="0" w:color="BBBBBB"/>
-              <w:left w:val="single" w:sz="1" w:space="0" w:color="BBBBBB"/>
-              <w:bottom w:val="single" w:sz="1" w:space="0" w:color="BBBBBB"/>
-              <w:right w:val="single" w:sz="1" w:space="0" w:color="BBBBBB"/>
-            </w:tcBorders>
-            <w:shd w:val="clear" w:color="auto" w:fill="F5F8FF"/>
-            <w:tcMar>
-              <w:top w:w="80" w:type="dxa"/>
-              <w:left w:w="120" w:type="dxa"/>
-              <w:bottom w:w="80" w:type="dxa"/>
-              <w:right w:w="120" w:type="dxa"/>
-            </w:tcMar>
-          </w:tcPr>
-          <w:p>
-            <w:r>
-              <w:rPr>
-                <w:sz w:val="18"/>
-                <w:szCs w:val="18"/>
-              </w:rPr>
-              <w:t>Эксперимент с событиями в разные моменты.</w:t>
-            </w:r>
-          </w:p>
-        </w:tc>
-        <w:tc>
-          <w:tcPr>
-            <w:tcW w:w="700" w:type="dxa"/>
-            <w:tcBorders>
-              <w:top w:val="single" w:sz="1" w:space="0" w:color="BBBBBB"/>
-              <w:left w:val="single" w:sz="1" w:space="0" w:color="BBBBBB"/>
-              <w:bottom w:val="single" w:sz="1" w:space="0" w:color="BBBBBB"/>
-              <w:right w:val="single" w:sz="1" w:space="0" w:color="BBBBBB"/>
-            </w:tcBorders>
-            <w:shd w:val="clear" w:color="auto" w:fill="F5F8FF"/>
+              <w:t>каждого</w:t>
+            </w:r>
+            <w:r>
+              <w:rPr>
+                <w:sz w:val="18"/>
+                <w:szCs w:val="18"/>
+                <w:lang w:val="en-US"/>
+              </w:rPr>
+              <w:t>.</w:t>
+            </w:r>
+          </w:p>
+        </w:tc>
+        <w:tc>
+          <w:tcPr>
+            <w:tcW w:w="3202" w:type="dxa"/>
+            <w:tcBorders>
+              <w:top w:val="single" w:sz="1" w:space="0" w:color="BBBBBB"/>
+              <w:left w:val="single" w:sz="1" w:space="0" w:color="BBBBBB"/>
+              <w:bottom w:val="single" w:sz="1" w:space="0" w:color="BBBBBB"/>
+              <w:right w:val="single" w:sz="1" w:space="0" w:color="BBBBBB"/>
+            </w:tcBorders>
+            <w:shd w:val="clear" w:color="auto" w:fill="FFFFFF"/>
+            <w:tcMar>
+              <w:top w:w="80" w:type="dxa"/>
+              <w:left w:w="120" w:type="dxa"/>
+              <w:bottom w:w="80" w:type="dxa"/>
+              <w:right w:w="120" w:type="dxa"/>
+            </w:tcMar>
+          </w:tcPr>
+          <w:p>
+            <w:r>
+              <w:rPr>
+                <w:sz w:val="18"/>
+                <w:szCs w:val="18"/>
+              </w:rPr>
+              <w:t>GET /reports/{code} → variants[] с отдельными метриками.</w:t>
+            </w:r>
+          </w:p>
+        </w:tc>
+        <w:tc>
+          <w:tcPr>
+            <w:tcW w:w="1902" w:type="dxa"/>
+            <w:tcBorders>
+              <w:top w:val="single" w:sz="1" w:space="0" w:color="BBBBBB"/>
+              <w:left w:val="single" w:sz="1" w:space="0" w:color="BBBBBB"/>
+              <w:bottom w:val="single" w:sz="1" w:space="0" w:color="BBBBBB"/>
+              <w:right w:val="single" w:sz="1" w:space="0" w:color="BBBBBB"/>
+            </w:tcBorders>
+            <w:shd w:val="clear" w:color="auto" w:fill="FFFFFF"/>
+            <w:tcMar>
+              <w:top w:w="80" w:type="dxa"/>
+              <w:left w:w="120" w:type="dxa"/>
+              <w:bottom w:w="80" w:type="dxa"/>
+              <w:right w:w="120" w:type="dxa"/>
+            </w:tcMar>
+          </w:tcPr>
+          <w:p>
+            <w:r>
+              <w:rPr>
+                <w:sz w:val="18"/>
+                <w:szCs w:val="18"/>
+              </w:rPr>
+              <w:t>Эксперимент с 2 вариантами и событиями.</w:t>
+            </w:r>
+          </w:p>
+        </w:tc>
+        <w:tc>
+          <w:tcPr>
+            <w:tcW w:w="1301" w:type="dxa"/>
+            <w:tcBorders>
+              <w:top w:val="single" w:sz="1" w:space="0" w:color="BBBBBB"/>
+              <w:left w:val="single" w:sz="1" w:space="0" w:color="BBBBBB"/>
+              <w:bottom w:val="single" w:sz="1" w:space="0" w:color="BBBBBB"/>
+              <w:right w:val="single" w:sz="1" w:space="0" w:color="BBBBBB"/>
+            </w:tcBorders>
+            <w:shd w:val="clear" w:color="auto" w:fill="FFFFFF"/>
             <w:tcMar>
               <w:top w:w="80" w:type="dxa"/>
               <w:left w:w="120" w:type="dxa"/>
@@ -9355,95 +9443,95 @@
       <w:tr>
         <w:tc>
           <w:tcPr>
-            <w:tcW w:w="1100" w:type="dxa"/>
-            <w:tcBorders>
-              <w:top w:val="single" w:sz="1" w:space="0" w:color="BBBBBB"/>
-              <w:left w:val="single" w:sz="1" w:space="0" w:color="BBBBBB"/>
-              <w:bottom w:val="single" w:sz="1" w:space="0" w:color="BBBBBB"/>
-              <w:right w:val="single" w:sz="1" w:space="0" w:color="BBBBBB"/>
-            </w:tcBorders>
-            <w:shd w:val="clear" w:color="auto" w:fill="FFFFFF"/>
-            <w:tcMar>
-              <w:top w:w="80" w:type="dxa"/>
-              <w:left w:w="120" w:type="dxa"/>
-              <w:bottom w:w="80" w:type="dxa"/>
-              <w:right w:w="120" w:type="dxa"/>
-            </w:tcMar>
-          </w:tcPr>
-          <w:p>
-            <w:r>
-              <w:rPr>
-                <w:sz w:val="18"/>
-                <w:szCs w:val="18"/>
-              </w:rPr>
-              <w:t>5.3</w:t>
-            </w:r>
-          </w:p>
-        </w:tc>
-        <w:tc>
-          <w:tcPr>
-            <w:tcW w:w="800" w:type="dxa"/>
-            <w:tcBorders>
-              <w:top w:val="single" w:sz="1" w:space="0" w:color="BBBBBB"/>
-              <w:left w:val="single" w:sz="1" w:space="0" w:color="BBBBBB"/>
-              <w:bottom w:val="single" w:sz="1" w:space="0" w:color="BBBBBB"/>
-              <w:right w:val="single" w:sz="1" w:space="0" w:color="BBBBBB"/>
-            </w:tcBorders>
-            <w:shd w:val="clear" w:color="auto" w:fill="FFFFFF"/>
-            <w:tcMar>
-              <w:top w:w="80" w:type="dxa"/>
-              <w:left w:w="120" w:type="dxa"/>
-              <w:bottom w:w="80" w:type="dxa"/>
-              <w:right w:w="120" w:type="dxa"/>
-            </w:tcMar>
-          </w:tcPr>
-          <w:p>
-            <w:r>
-              <w:rPr>
-                <w:sz w:val="18"/>
-                <w:szCs w:val="18"/>
-              </w:rPr>
-              <w:t>B6-2</w:t>
-            </w:r>
-          </w:p>
-        </w:tc>
-        <w:tc>
-          <w:tcPr>
-            <w:tcW w:w="2000" w:type="dxa"/>
-            <w:tcBorders>
-              <w:top w:val="single" w:sz="1" w:space="0" w:color="BBBBBB"/>
-              <w:left w:val="single" w:sz="1" w:space="0" w:color="BBBBBB"/>
-              <w:bottom w:val="single" w:sz="1" w:space="0" w:color="BBBBBB"/>
-              <w:right w:val="single" w:sz="1" w:space="0" w:color="BBBBBB"/>
-            </w:tcBorders>
-            <w:shd w:val="clear" w:color="auto" w:fill="FFFFFF"/>
-            <w:tcMar>
-              <w:top w:w="80" w:type="dxa"/>
-              <w:left w:w="120" w:type="dxa"/>
-              <w:bottom w:w="80" w:type="dxa"/>
-              <w:right w:w="120" w:type="dxa"/>
-            </w:tcMar>
-          </w:tcPr>
-          <w:p>
-            <w:r>
-              <w:rPr>
-                <w:sz w:val="18"/>
-                <w:szCs w:val="18"/>
-              </w:rPr>
-              <w:t>Нет разбивки по вариантам.</w:t>
-            </w:r>
-          </w:p>
-        </w:tc>
-        <w:tc>
-          <w:tcPr>
-            <w:tcW w:w="2200" w:type="dxa"/>
-            <w:tcBorders>
-              <w:top w:val="single" w:sz="1" w:space="0" w:color="BBBBBB"/>
-              <w:left w:val="single" w:sz="1" w:space="0" w:color="BBBBBB"/>
-              <w:bottom w:val="single" w:sz="1" w:space="0" w:color="BBBBBB"/>
-              <w:right w:val="single" w:sz="1" w:space="0" w:color="BBBBBB"/>
-            </w:tcBorders>
-            <w:shd w:val="clear" w:color="auto" w:fill="FFFFFF"/>
+            <w:tcW w:w="969" w:type="dxa"/>
+            <w:tcBorders>
+              <w:top w:val="single" w:sz="1" w:space="0" w:color="BBBBBB"/>
+              <w:left w:val="single" w:sz="1" w:space="0" w:color="BBBBBB"/>
+              <w:bottom w:val="single" w:sz="1" w:space="0" w:color="BBBBBB"/>
+              <w:right w:val="single" w:sz="1" w:space="0" w:color="BBBBBB"/>
+            </w:tcBorders>
+            <w:shd w:val="clear" w:color="auto" w:fill="F5F8FF"/>
+            <w:tcMar>
+              <w:top w:w="80" w:type="dxa"/>
+              <w:left w:w="120" w:type="dxa"/>
+              <w:bottom w:w="80" w:type="dxa"/>
+              <w:right w:w="120" w:type="dxa"/>
+            </w:tcMar>
+          </w:tcPr>
+          <w:p>
+            <w:r>
+              <w:rPr>
+                <w:sz w:val="18"/>
+                <w:szCs w:val="18"/>
+              </w:rPr>
+              <w:t>5.4</w:t>
+            </w:r>
+          </w:p>
+        </w:tc>
+        <w:tc>
+          <w:tcPr>
+            <w:tcW w:w="1065" w:type="dxa"/>
+            <w:tcBorders>
+              <w:top w:val="single" w:sz="1" w:space="0" w:color="BBBBBB"/>
+              <w:left w:val="single" w:sz="1" w:space="0" w:color="BBBBBB"/>
+              <w:bottom w:val="single" w:sz="1" w:space="0" w:color="BBBBBB"/>
+              <w:right w:val="single" w:sz="1" w:space="0" w:color="BBBBBB"/>
+            </w:tcBorders>
+            <w:shd w:val="clear" w:color="auto" w:fill="F5F8FF"/>
+            <w:tcMar>
+              <w:top w:w="80" w:type="dxa"/>
+              <w:left w:w="120" w:type="dxa"/>
+              <w:bottom w:w="80" w:type="dxa"/>
+              <w:right w:w="120" w:type="dxa"/>
+            </w:tcMar>
+          </w:tcPr>
+          <w:p>
+            <w:r>
+              <w:rPr>
+                <w:sz w:val="18"/>
+                <w:szCs w:val="18"/>
+              </w:rPr>
+              <w:t>B6-3</w:t>
+            </w:r>
+          </w:p>
+        </w:tc>
+        <w:tc>
+          <w:tcPr>
+            <w:tcW w:w="2542" w:type="dxa"/>
+            <w:tcBorders>
+              <w:top w:val="single" w:sz="1" w:space="0" w:color="BBBBBB"/>
+              <w:left w:val="single" w:sz="1" w:space="0" w:color="BBBBBB"/>
+              <w:bottom w:val="single" w:sz="1" w:space="0" w:color="BBBBBB"/>
+              <w:right w:val="single" w:sz="1" w:space="0" w:color="BBBBBB"/>
+            </w:tcBorders>
+            <w:shd w:val="clear" w:color="auto" w:fill="F5F8FF"/>
+            <w:tcMar>
+              <w:top w:w="80" w:type="dxa"/>
+              <w:left w:w="120" w:type="dxa"/>
+              <w:bottom w:w="80" w:type="dxa"/>
+              <w:right w:w="120" w:type="dxa"/>
+            </w:tcMar>
+          </w:tcPr>
+          <w:p>
+            <w:r>
+              <w:rPr>
+                <w:sz w:val="18"/>
+                <w:szCs w:val="18"/>
+              </w:rPr>
+              <w:t>В отчёте нет части выбранных метрик.</w:t>
+            </w:r>
+          </w:p>
+        </w:tc>
+        <w:tc>
+          <w:tcPr>
+            <w:tcW w:w="3952" w:type="dxa"/>
+            <w:tcBorders>
+              <w:top w:val="single" w:sz="1" w:space="0" w:color="BBBBBB"/>
+              <w:left w:val="single" w:sz="1" w:space="0" w:color="BBBBBB"/>
+              <w:bottom w:val="single" w:sz="1" w:space="0" w:color="BBBBBB"/>
+              <w:right w:val="single" w:sz="1" w:space="0" w:color="BBBBBB"/>
+            </w:tcBorders>
+            <w:shd w:val="clear" w:color="auto" w:fill="F5F8FF"/>
             <w:tcMar>
               <w:top w:w="80" w:type="dxa"/>
               <w:left w:w="120" w:type="dxa"/>
@@ -9461,31 +9549,8 @@
               <w:rPr>
                 <w:sz w:val="18"/>
                 <w:szCs w:val="18"/>
-                <w:lang w:val="en-US"/>
-              </w:rPr>
-              <w:t xml:space="preserve">get_report() </w:t>
-            </w:r>
-            <w:r>
-              <w:rPr>
-                <w:sz w:val="18"/>
-                <w:szCs w:val="18"/>
-              </w:rPr>
-              <w:t>итерирует</w:t>
-            </w:r>
-            <w:r>
-              <w:rPr>
-                <w:sz w:val="18"/>
-                <w:szCs w:val="18"/>
-                <w:lang w:val="en-US"/>
-              </w:rPr>
-              <w:t xml:space="preserve"> experiment.variants → VariantReportItem </w:t>
-            </w:r>
-            <w:r>
-              <w:rPr>
-                <w:sz w:val="18"/>
-                <w:szCs w:val="18"/>
-              </w:rPr>
-              <w:t>для</w:t>
+              </w:rPr>
+              <w:t>Для</w:t>
             </w:r>
             <w:r>
               <w:rPr>
@@ -9508,74 +9573,89 @@
                 <w:szCs w:val="18"/>
                 <w:lang w:val="en-US"/>
               </w:rPr>
-              <w:t>.</w:t>
-            </w:r>
-          </w:p>
-        </w:tc>
-        <w:tc>
-          <w:tcPr>
-            <w:tcW w:w="2000" w:type="dxa"/>
-            <w:tcBorders>
-              <w:top w:val="single" w:sz="1" w:space="0" w:color="BBBBBB"/>
-              <w:left w:val="single" w:sz="1" w:space="0" w:color="BBBBBB"/>
-              <w:bottom w:val="single" w:sz="1" w:space="0" w:color="BBBBBB"/>
-              <w:right w:val="single" w:sz="1" w:space="0" w:color="BBBBBB"/>
-            </w:tcBorders>
-            <w:shd w:val="clear" w:color="auto" w:fill="FFFFFF"/>
-            <w:tcMar>
-              <w:top w:w="80" w:type="dxa"/>
-              <w:left w:w="120" w:type="dxa"/>
-              <w:bottom w:w="80" w:type="dxa"/>
-              <w:right w:w="120" w:type="dxa"/>
-            </w:tcMar>
-          </w:tcPr>
-          <w:p>
-            <w:r>
-              <w:rPr>
-                <w:sz w:val="18"/>
-                <w:szCs w:val="18"/>
-              </w:rPr>
-              <w:t>GET /reports/{code} → variants[] с отдельными метриками.</w:t>
-            </w:r>
-          </w:p>
-        </w:tc>
-        <w:tc>
-          <w:tcPr>
-            <w:tcW w:w="1700" w:type="dxa"/>
-            <w:tcBorders>
-              <w:top w:val="single" w:sz="1" w:space="0" w:color="BBBBBB"/>
-              <w:left w:val="single" w:sz="1" w:space="0" w:color="BBBBBB"/>
-              <w:bottom w:val="single" w:sz="1" w:space="0" w:color="BBBBBB"/>
-              <w:right w:val="single" w:sz="1" w:space="0" w:color="BBBBBB"/>
-            </w:tcBorders>
-            <w:shd w:val="clear" w:color="auto" w:fill="FFFFFF"/>
-            <w:tcMar>
-              <w:top w:w="80" w:type="dxa"/>
-              <w:left w:w="120" w:type="dxa"/>
-              <w:bottom w:w="80" w:type="dxa"/>
-              <w:right w:w="120" w:type="dxa"/>
-            </w:tcMar>
-          </w:tcPr>
-          <w:p>
-            <w:r>
-              <w:rPr>
-                <w:sz w:val="18"/>
-                <w:szCs w:val="18"/>
-              </w:rPr>
-              <w:t>Эксперимент с 2 вариантами и событиями.</w:t>
-            </w:r>
-          </w:p>
-        </w:tc>
-        <w:tc>
-          <w:tcPr>
-            <w:tcW w:w="700" w:type="dxa"/>
-            <w:tcBorders>
-              <w:top w:val="single" w:sz="1" w:space="0" w:color="BBBBBB"/>
-              <w:left w:val="single" w:sz="1" w:space="0" w:color="BBBBBB"/>
-              <w:bottom w:val="single" w:sz="1" w:space="0" w:color="BBBBBB"/>
-              <w:right w:val="single" w:sz="1" w:space="0" w:color="BBBBBB"/>
-            </w:tcBorders>
-            <w:shd w:val="clear" w:color="auto" w:fill="FFFFFF"/>
+              <w:t xml:space="preserve"> experiment.metrics (MAIN + ADDITIONAL + GUARDRAIL) </w:t>
+            </w:r>
+            <w:r>
+              <w:rPr>
+                <w:sz w:val="18"/>
+                <w:szCs w:val="18"/>
+              </w:rPr>
+              <w:t>считается</w:t>
+            </w:r>
+            <w:r>
+              <w:rPr>
+                <w:sz w:val="18"/>
+                <w:szCs w:val="18"/>
+                <w:lang w:val="en-US"/>
+              </w:rPr>
+              <w:t xml:space="preserve"> value.</w:t>
+            </w:r>
+          </w:p>
+        </w:tc>
+        <w:tc>
+          <w:tcPr>
+            <w:tcW w:w="3202" w:type="dxa"/>
+            <w:tcBorders>
+              <w:top w:val="single" w:sz="1" w:space="0" w:color="BBBBBB"/>
+              <w:left w:val="single" w:sz="1" w:space="0" w:color="BBBBBB"/>
+              <w:bottom w:val="single" w:sz="1" w:space="0" w:color="BBBBBB"/>
+              <w:right w:val="single" w:sz="1" w:space="0" w:color="BBBBBB"/>
+            </w:tcBorders>
+            <w:shd w:val="clear" w:color="auto" w:fill="F5F8FF"/>
+            <w:tcMar>
+              <w:top w:w="80" w:type="dxa"/>
+              <w:left w:w="120" w:type="dxa"/>
+              <w:bottom w:w="80" w:type="dxa"/>
+              <w:right w:w="120" w:type="dxa"/>
+            </w:tcMar>
+          </w:tcPr>
+          <w:p>
+            <w:r>
+              <w:rPr>
+                <w:sz w:val="18"/>
+                <w:szCs w:val="18"/>
+              </w:rPr>
+              <w:t>Эксперимент с 3 метриками → 3 метрики в отчёте каждого варианта.</w:t>
+            </w:r>
+          </w:p>
+        </w:tc>
+        <w:tc>
+          <w:tcPr>
+            <w:tcW w:w="1902" w:type="dxa"/>
+            <w:tcBorders>
+              <w:top w:val="single" w:sz="1" w:space="0" w:color="BBBBBB"/>
+              <w:left w:val="single" w:sz="1" w:space="0" w:color="BBBBBB"/>
+              <w:bottom w:val="single" w:sz="1" w:space="0" w:color="BBBBBB"/>
+              <w:right w:val="single" w:sz="1" w:space="0" w:color="BBBBBB"/>
+            </w:tcBorders>
+            <w:shd w:val="clear" w:color="auto" w:fill="F5F8FF"/>
+            <w:tcMar>
+              <w:top w:w="80" w:type="dxa"/>
+              <w:left w:w="120" w:type="dxa"/>
+              <w:bottom w:w="80" w:type="dxa"/>
+              <w:right w:w="120" w:type="dxa"/>
+            </w:tcMar>
+          </w:tcPr>
+          <w:p>
+            <w:r>
+              <w:rPr>
+                <w:sz w:val="18"/>
+                <w:szCs w:val="18"/>
+              </w:rPr>
+              <w:t>Эксперимент с несколькими метриками.</w:t>
+            </w:r>
+          </w:p>
+        </w:tc>
+        <w:tc>
+          <w:tcPr>
+            <w:tcW w:w="1301" w:type="dxa"/>
+            <w:tcBorders>
+              <w:top w:val="single" w:sz="1" w:space="0" w:color="BBBBBB"/>
+              <w:left w:val="single" w:sz="1" w:space="0" w:color="BBBBBB"/>
+              <w:bottom w:val="single" w:sz="1" w:space="0" w:color="BBBBBB"/>
+              <w:right w:val="single" w:sz="1" w:space="0" w:color="BBBBBB"/>
+            </w:tcBorders>
+            <w:shd w:val="clear" w:color="auto" w:fill="F5F8FF"/>
             <w:tcMar>
               <w:top w:w="80" w:type="dxa"/>
               <w:left w:w="120" w:type="dxa"/>
@@ -9597,95 +9677,95 @@
       <w:tr>
         <w:tc>
           <w:tcPr>
-            <w:tcW w:w="1100" w:type="dxa"/>
-            <w:tcBorders>
-              <w:top w:val="single" w:sz="1" w:space="0" w:color="BBBBBB"/>
-              <w:left w:val="single" w:sz="1" w:space="0" w:color="BBBBBB"/>
-              <w:bottom w:val="single" w:sz="1" w:space="0" w:color="BBBBBB"/>
-              <w:right w:val="single" w:sz="1" w:space="0" w:color="BBBBBB"/>
-            </w:tcBorders>
-            <w:shd w:val="clear" w:color="auto" w:fill="F5F8FF"/>
-            <w:tcMar>
-              <w:top w:w="80" w:type="dxa"/>
-              <w:left w:w="120" w:type="dxa"/>
-              <w:bottom w:w="80" w:type="dxa"/>
-              <w:right w:w="120" w:type="dxa"/>
-            </w:tcMar>
-          </w:tcPr>
-          <w:p>
-            <w:r>
-              <w:rPr>
-                <w:sz w:val="18"/>
-                <w:szCs w:val="18"/>
-              </w:rPr>
-              <w:t>5.4</w:t>
-            </w:r>
-          </w:p>
-        </w:tc>
-        <w:tc>
-          <w:tcPr>
-            <w:tcW w:w="800" w:type="dxa"/>
-            <w:tcBorders>
-              <w:top w:val="single" w:sz="1" w:space="0" w:color="BBBBBB"/>
-              <w:left w:val="single" w:sz="1" w:space="0" w:color="BBBBBB"/>
-              <w:bottom w:val="single" w:sz="1" w:space="0" w:color="BBBBBB"/>
-              <w:right w:val="single" w:sz="1" w:space="0" w:color="BBBBBB"/>
-            </w:tcBorders>
-            <w:shd w:val="clear" w:color="auto" w:fill="F5F8FF"/>
-            <w:tcMar>
-              <w:top w:w="80" w:type="dxa"/>
-              <w:left w:w="120" w:type="dxa"/>
-              <w:bottom w:w="80" w:type="dxa"/>
-              <w:right w:w="120" w:type="dxa"/>
-            </w:tcMar>
-          </w:tcPr>
-          <w:p>
-            <w:r>
-              <w:rPr>
-                <w:sz w:val="18"/>
-                <w:szCs w:val="18"/>
-              </w:rPr>
-              <w:t>B6-3</w:t>
-            </w:r>
-          </w:p>
-        </w:tc>
-        <w:tc>
-          <w:tcPr>
-            <w:tcW w:w="2000" w:type="dxa"/>
-            <w:tcBorders>
-              <w:top w:val="single" w:sz="1" w:space="0" w:color="BBBBBB"/>
-              <w:left w:val="single" w:sz="1" w:space="0" w:color="BBBBBB"/>
-              <w:bottom w:val="single" w:sz="1" w:space="0" w:color="BBBBBB"/>
-              <w:right w:val="single" w:sz="1" w:space="0" w:color="BBBBBB"/>
-            </w:tcBorders>
-            <w:shd w:val="clear" w:color="auto" w:fill="F5F8FF"/>
-            <w:tcMar>
-              <w:top w:w="80" w:type="dxa"/>
-              <w:left w:w="120" w:type="dxa"/>
-              <w:bottom w:w="80" w:type="dxa"/>
-              <w:right w:w="120" w:type="dxa"/>
-            </w:tcMar>
-          </w:tcPr>
-          <w:p>
-            <w:r>
-              <w:rPr>
-                <w:sz w:val="18"/>
-                <w:szCs w:val="18"/>
-              </w:rPr>
-              <w:t>В отчёте нет части выбранных метрик.</w:t>
-            </w:r>
-          </w:p>
-        </w:tc>
-        <w:tc>
-          <w:tcPr>
-            <w:tcW w:w="2200" w:type="dxa"/>
-            <w:tcBorders>
-              <w:top w:val="single" w:sz="1" w:space="0" w:color="BBBBBB"/>
-              <w:left w:val="single" w:sz="1" w:space="0" w:color="BBBBBB"/>
-              <w:bottom w:val="single" w:sz="1" w:space="0" w:color="BBBBBB"/>
-              <w:right w:val="single" w:sz="1" w:space="0" w:color="BBBBBB"/>
-            </w:tcBorders>
-            <w:shd w:val="clear" w:color="auto" w:fill="F5F8FF"/>
+            <w:tcW w:w="969" w:type="dxa"/>
+            <w:tcBorders>
+              <w:top w:val="single" w:sz="1" w:space="0" w:color="BBBBBB"/>
+              <w:left w:val="single" w:sz="1" w:space="0" w:color="BBBBBB"/>
+              <w:bottom w:val="single" w:sz="1" w:space="0" w:color="BBBBBB"/>
+              <w:right w:val="single" w:sz="1" w:space="0" w:color="BBBBBB"/>
+            </w:tcBorders>
+            <w:shd w:val="clear" w:color="auto" w:fill="FFFFFF"/>
+            <w:tcMar>
+              <w:top w:w="80" w:type="dxa"/>
+              <w:left w:w="120" w:type="dxa"/>
+              <w:bottom w:w="80" w:type="dxa"/>
+              <w:right w:w="120" w:type="dxa"/>
+            </w:tcMar>
+          </w:tcPr>
+          <w:p>
+            <w:r>
+              <w:rPr>
+                <w:sz w:val="18"/>
+                <w:szCs w:val="18"/>
+              </w:rPr>
+              <w:t>2.6</w:t>
+            </w:r>
+          </w:p>
+        </w:tc>
+        <w:tc>
+          <w:tcPr>
+            <w:tcW w:w="1065" w:type="dxa"/>
+            <w:tcBorders>
+              <w:top w:val="single" w:sz="1" w:space="0" w:color="BBBBBB"/>
+              <w:left w:val="single" w:sz="1" w:space="0" w:color="BBBBBB"/>
+              <w:bottom w:val="single" w:sz="1" w:space="0" w:color="BBBBBB"/>
+              <w:right w:val="single" w:sz="1" w:space="0" w:color="BBBBBB"/>
+            </w:tcBorders>
+            <w:shd w:val="clear" w:color="auto" w:fill="FFFFFF"/>
+            <w:tcMar>
+              <w:top w:w="80" w:type="dxa"/>
+              <w:left w:w="120" w:type="dxa"/>
+              <w:bottom w:w="80" w:type="dxa"/>
+              <w:right w:w="120" w:type="dxa"/>
+            </w:tcMar>
+          </w:tcPr>
+          <w:p>
+            <w:r>
+              <w:rPr>
+                <w:sz w:val="18"/>
+                <w:szCs w:val="18"/>
+              </w:rPr>
+              <w:t>B6-4</w:t>
+            </w:r>
+          </w:p>
+        </w:tc>
+        <w:tc>
+          <w:tcPr>
+            <w:tcW w:w="2542" w:type="dxa"/>
+            <w:tcBorders>
+              <w:top w:val="single" w:sz="1" w:space="0" w:color="BBBBBB"/>
+              <w:left w:val="single" w:sz="1" w:space="0" w:color="BBBBBB"/>
+              <w:bottom w:val="single" w:sz="1" w:space="0" w:color="BBBBBB"/>
+              <w:right w:val="single" w:sz="1" w:space="0" w:color="BBBBBB"/>
+            </w:tcBorders>
+            <w:shd w:val="clear" w:color="auto" w:fill="FFFFFF"/>
+            <w:tcMar>
+              <w:top w:w="80" w:type="dxa"/>
+              <w:left w:w="120" w:type="dxa"/>
+              <w:bottom w:w="80" w:type="dxa"/>
+              <w:right w:w="120" w:type="dxa"/>
+            </w:tcMar>
+          </w:tcPr>
+          <w:p>
+            <w:r>
+              <w:rPr>
+                <w:sz w:val="18"/>
+                <w:szCs w:val="18"/>
+              </w:rPr>
+              <w:t>Нельзя зафиксировать исход.</w:t>
+            </w:r>
+          </w:p>
+        </w:tc>
+        <w:tc>
+          <w:tcPr>
+            <w:tcW w:w="3952" w:type="dxa"/>
+            <w:tcBorders>
+              <w:top w:val="single" w:sz="1" w:space="0" w:color="BBBBBB"/>
+              <w:left w:val="single" w:sz="1" w:space="0" w:color="BBBBBB"/>
+              <w:bottom w:val="single" w:sz="1" w:space="0" w:color="BBBBBB"/>
+              <w:right w:val="single" w:sz="1" w:space="0" w:color="BBBBBB"/>
+            </w:tcBorders>
+            <w:shd w:val="clear" w:color="auto" w:fill="FFFFFF"/>
             <w:tcMar>
               <w:top w:w="80" w:type="dxa"/>
               <w:left w:w="120" w:type="dxa"/>
@@ -9703,113 +9783,91 @@
               <w:rPr>
                 <w:sz w:val="18"/>
                 <w:szCs w:val="18"/>
-              </w:rPr>
-              <w:t>Для</w:t>
-            </w:r>
-            <w:r>
-              <w:rPr>
-                <w:sz w:val="18"/>
-                <w:szCs w:val="18"/>
-                <w:lang w:val="en-US"/>
-              </w:rPr>
-              <w:t xml:space="preserve"> </w:t>
-            </w:r>
-            <w:r>
-              <w:rPr>
-                <w:sz w:val="18"/>
-                <w:szCs w:val="18"/>
-              </w:rPr>
-              <w:t>каждого</w:t>
-            </w:r>
-            <w:r>
-              <w:rPr>
-                <w:sz w:val="18"/>
-                <w:szCs w:val="18"/>
-                <w:lang w:val="en-US"/>
-              </w:rPr>
-              <w:t xml:space="preserve"> experiment.metrics (MAIN + ADDITIONAL + GUARDRAIL) </w:t>
-            </w:r>
-            <w:r>
-              <w:rPr>
-                <w:sz w:val="18"/>
-                <w:szCs w:val="18"/>
-              </w:rPr>
-              <w:t>считается</w:t>
-            </w:r>
-            <w:r>
-              <w:rPr>
-                <w:sz w:val="18"/>
-                <w:szCs w:val="18"/>
-                <w:lang w:val="en-US"/>
-              </w:rPr>
-              <w:t xml:space="preserve"> value.</w:t>
-            </w:r>
-          </w:p>
-        </w:tc>
-        <w:tc>
-          <w:tcPr>
-            <w:tcW w:w="2000" w:type="dxa"/>
-            <w:tcBorders>
-              <w:top w:val="single" w:sz="1" w:space="0" w:color="BBBBBB"/>
-              <w:left w:val="single" w:sz="1" w:space="0" w:color="BBBBBB"/>
-              <w:bottom w:val="single" w:sz="1" w:space="0" w:color="BBBBBB"/>
-              <w:right w:val="single" w:sz="1" w:space="0" w:color="BBBBBB"/>
-            </w:tcBorders>
-            <w:shd w:val="clear" w:color="auto" w:fill="F5F8FF"/>
-            <w:tcMar>
-              <w:top w:w="80" w:type="dxa"/>
-              <w:left w:w="120" w:type="dxa"/>
-              <w:bottom w:w="80" w:type="dxa"/>
-              <w:right w:w="120" w:type="dxa"/>
-            </w:tcMar>
-          </w:tcPr>
-          <w:p>
-            <w:r>
-              <w:rPr>
-                <w:sz w:val="18"/>
-                <w:szCs w:val="18"/>
-              </w:rPr>
-              <w:t>Эксперимент с 3 метриками → 3 метрики в отчёте каждого варианта.</w:t>
-            </w:r>
-          </w:p>
-        </w:tc>
-        <w:tc>
-          <w:tcPr>
-            <w:tcW w:w="1700" w:type="dxa"/>
-            <w:tcBorders>
-              <w:top w:val="single" w:sz="1" w:space="0" w:color="BBBBBB"/>
-              <w:left w:val="single" w:sz="1" w:space="0" w:color="BBBBBB"/>
-              <w:bottom w:val="single" w:sz="1" w:space="0" w:color="BBBBBB"/>
-              <w:right w:val="single" w:sz="1" w:space="0" w:color="BBBBBB"/>
-            </w:tcBorders>
-            <w:shd w:val="clear" w:color="auto" w:fill="F5F8FF"/>
-            <w:tcMar>
-              <w:top w:w="80" w:type="dxa"/>
-              <w:left w:w="120" w:type="dxa"/>
-              <w:bottom w:w="80" w:type="dxa"/>
-              <w:right w:w="120" w:type="dxa"/>
-            </w:tcMar>
-          </w:tcPr>
-          <w:p>
-            <w:r>
-              <w:rPr>
-                <w:sz w:val="18"/>
-                <w:szCs w:val="18"/>
-              </w:rPr>
-              <w:t>Эксперимент с несколькими метриками.</w:t>
-            </w:r>
-          </w:p>
-        </w:tc>
-        <w:tc>
-          <w:tcPr>
-            <w:tcW w:w="700" w:type="dxa"/>
-            <w:tcBorders>
-              <w:top w:val="single" w:sz="1" w:space="0" w:color="BBBBBB"/>
-              <w:left w:val="single" w:sz="1" w:space="0" w:color="BBBBBB"/>
-              <w:bottom w:val="single" w:sz="1" w:space="0" w:color="BBBBBB"/>
-              <w:right w:val="single" w:sz="1" w:space="0" w:color="BBBBBB"/>
-            </w:tcBorders>
-            <w:shd w:val="clear" w:color="auto" w:fill="F5F8FF"/>
+                <w:lang w:val="en-US"/>
+              </w:rPr>
+              <w:t xml:space="preserve">POST /experiments/status/completed </w:t>
+            </w:r>
+            <w:r>
+              <w:rPr>
+                <w:sz w:val="18"/>
+                <w:szCs w:val="18"/>
+              </w:rPr>
+              <w:t>с</w:t>
+            </w:r>
+            <w:r>
+              <w:rPr>
+                <w:sz w:val="18"/>
+                <w:szCs w:val="18"/>
+                <w:lang w:val="en-US"/>
+              </w:rPr>
+              <w:t xml:space="preserve"> result: ROLLOUT/ROLLBACK/DEFAULT.</w:t>
+            </w:r>
+          </w:p>
+        </w:tc>
+        <w:tc>
+          <w:tcPr>
+            <w:tcW w:w="3202" w:type="dxa"/>
+            <w:tcBorders>
+              <w:top w:val="single" w:sz="1" w:space="0" w:color="BBBBBB"/>
+              <w:left w:val="single" w:sz="1" w:space="0" w:color="BBBBBB"/>
+              <w:bottom w:val="single" w:sz="1" w:space="0" w:color="BBBBBB"/>
+              <w:right w:val="single" w:sz="1" w:space="0" w:color="BBBBBB"/>
+            </w:tcBorders>
+            <w:shd w:val="clear" w:color="auto" w:fill="FFFFFF"/>
+            <w:tcMar>
+              <w:top w:w="80" w:type="dxa"/>
+              <w:left w:w="120" w:type="dxa"/>
+              <w:bottom w:w="80" w:type="dxa"/>
+              <w:right w:w="120" w:type="dxa"/>
+            </w:tcMar>
+          </w:tcPr>
+          <w:p>
+            <w:r>
+              <w:rPr>
+                <w:sz w:val="18"/>
+                <w:szCs w:val="18"/>
+              </w:rPr>
+              <w:t>Завершить эксперимент с result=ROLLOUT → resultVariant_id заполнен.</w:t>
+            </w:r>
+          </w:p>
+        </w:tc>
+        <w:tc>
+          <w:tcPr>
+            <w:tcW w:w="1902" w:type="dxa"/>
+            <w:tcBorders>
+              <w:top w:val="single" w:sz="1" w:space="0" w:color="BBBBBB"/>
+              <w:left w:val="single" w:sz="1" w:space="0" w:color="BBBBBB"/>
+              <w:bottom w:val="single" w:sz="1" w:space="0" w:color="BBBBBB"/>
+              <w:right w:val="single" w:sz="1" w:space="0" w:color="BBBBBB"/>
+            </w:tcBorders>
+            <w:shd w:val="clear" w:color="auto" w:fill="FFFFFF"/>
+            <w:tcMar>
+              <w:top w:w="80" w:type="dxa"/>
+              <w:left w:w="120" w:type="dxa"/>
+              <w:bottom w:w="80" w:type="dxa"/>
+              <w:right w:w="120" w:type="dxa"/>
+            </w:tcMar>
+          </w:tcPr>
+          <w:p>
+            <w:r>
+              <w:rPr>
+                <w:sz w:val="18"/>
+                <w:szCs w:val="18"/>
+              </w:rPr>
+              <w:t>Эксперимент в RUNNING с событиями.</w:t>
+            </w:r>
+          </w:p>
+        </w:tc>
+        <w:tc>
+          <w:tcPr>
+            <w:tcW w:w="1301" w:type="dxa"/>
+            <w:tcBorders>
+              <w:top w:val="single" w:sz="1" w:space="0" w:color="BBBBBB"/>
+              <w:left w:val="single" w:sz="1" w:space="0" w:color="BBBBBB"/>
+              <w:bottom w:val="single" w:sz="1" w:space="0" w:color="BBBBBB"/>
+              <w:right w:val="single" w:sz="1" w:space="0" w:color="BBBBBB"/>
+            </w:tcBorders>
+            <w:shd w:val="clear" w:color="auto" w:fill="FFFFFF"/>
             <w:tcMar>
               <w:top w:w="80" w:type="dxa"/>
               <w:left w:w="120" w:type="dxa"/>
@@ -9831,14 +9889,14 @@
       <w:tr>
         <w:tc>
           <w:tcPr>
-            <w:tcW w:w="1100" w:type="dxa"/>
-            <w:tcBorders>
-              <w:top w:val="single" w:sz="1" w:space="0" w:color="BBBBBB"/>
-              <w:left w:val="single" w:sz="1" w:space="0" w:color="BBBBBB"/>
-              <w:bottom w:val="single" w:sz="1" w:space="0" w:color="BBBBBB"/>
-              <w:right w:val="single" w:sz="1" w:space="0" w:color="BBBBBB"/>
-            </w:tcBorders>
-            <w:shd w:val="clear" w:color="auto" w:fill="FFFFFF"/>
+            <w:tcW w:w="969" w:type="dxa"/>
+            <w:tcBorders>
+              <w:top w:val="single" w:sz="1" w:space="0" w:color="BBBBBB"/>
+              <w:left w:val="single" w:sz="1" w:space="0" w:color="BBBBBB"/>
+              <w:bottom w:val="single" w:sz="1" w:space="0" w:color="BBBBBB"/>
+              <w:right w:val="single" w:sz="1" w:space="0" w:color="BBBBBB"/>
+            </w:tcBorders>
+            <w:shd w:val="clear" w:color="auto" w:fill="F5F8FF"/>
             <w:tcMar>
               <w:top w:w="80" w:type="dxa"/>
               <w:left w:w="120" w:type="dxa"/>
@@ -9858,68 +9916,68 @@
         </w:tc>
         <w:tc>
           <w:tcPr>
-            <w:tcW w:w="800" w:type="dxa"/>
-            <w:tcBorders>
-              <w:top w:val="single" w:sz="1" w:space="0" w:color="BBBBBB"/>
-              <w:left w:val="single" w:sz="1" w:space="0" w:color="BBBBBB"/>
-              <w:bottom w:val="single" w:sz="1" w:space="0" w:color="BBBBBB"/>
-              <w:right w:val="single" w:sz="1" w:space="0" w:color="BBBBBB"/>
-            </w:tcBorders>
-            <w:shd w:val="clear" w:color="auto" w:fill="FFFFFF"/>
-            <w:tcMar>
-              <w:top w:w="80" w:type="dxa"/>
-              <w:left w:w="120" w:type="dxa"/>
-              <w:bottom w:w="80" w:type="dxa"/>
-              <w:right w:w="120" w:type="dxa"/>
-            </w:tcMar>
-          </w:tcPr>
-          <w:p>
-            <w:r>
-              <w:rPr>
-                <w:sz w:val="18"/>
-                <w:szCs w:val="18"/>
-              </w:rPr>
-              <w:t>B6-4</w:t>
-            </w:r>
-          </w:p>
-        </w:tc>
-        <w:tc>
-          <w:tcPr>
-            <w:tcW w:w="2000" w:type="dxa"/>
-            <w:tcBorders>
-              <w:top w:val="single" w:sz="1" w:space="0" w:color="BBBBBB"/>
-              <w:left w:val="single" w:sz="1" w:space="0" w:color="BBBBBB"/>
-              <w:bottom w:val="single" w:sz="1" w:space="0" w:color="BBBBBB"/>
-              <w:right w:val="single" w:sz="1" w:space="0" w:color="BBBBBB"/>
-            </w:tcBorders>
-            <w:shd w:val="clear" w:color="auto" w:fill="FFFFFF"/>
-            <w:tcMar>
-              <w:top w:w="80" w:type="dxa"/>
-              <w:left w:w="120" w:type="dxa"/>
-              <w:bottom w:w="80" w:type="dxa"/>
-              <w:right w:w="120" w:type="dxa"/>
-            </w:tcMar>
-          </w:tcPr>
-          <w:p>
-            <w:r>
-              <w:rPr>
-                <w:sz w:val="18"/>
-                <w:szCs w:val="18"/>
-              </w:rPr>
-              <w:t>Нельзя зафиксировать исход.</w:t>
-            </w:r>
-          </w:p>
-        </w:tc>
-        <w:tc>
-          <w:tcPr>
-            <w:tcW w:w="2200" w:type="dxa"/>
-            <w:tcBorders>
-              <w:top w:val="single" w:sz="1" w:space="0" w:color="BBBBBB"/>
-              <w:left w:val="single" w:sz="1" w:space="0" w:color="BBBBBB"/>
-              <w:bottom w:val="single" w:sz="1" w:space="0" w:color="BBBBBB"/>
-              <w:right w:val="single" w:sz="1" w:space="0" w:color="BBBBBB"/>
-            </w:tcBorders>
-            <w:shd w:val="clear" w:color="auto" w:fill="FFFFFF"/>
+            <w:tcW w:w="1065" w:type="dxa"/>
+            <w:tcBorders>
+              <w:top w:val="single" w:sz="1" w:space="0" w:color="BBBBBB"/>
+              <w:left w:val="single" w:sz="1" w:space="0" w:color="BBBBBB"/>
+              <w:bottom w:val="single" w:sz="1" w:space="0" w:color="BBBBBB"/>
+              <w:right w:val="single" w:sz="1" w:space="0" w:color="BBBBBB"/>
+            </w:tcBorders>
+            <w:shd w:val="clear" w:color="auto" w:fill="F5F8FF"/>
+            <w:tcMar>
+              <w:top w:w="80" w:type="dxa"/>
+              <w:left w:w="120" w:type="dxa"/>
+              <w:bottom w:w="80" w:type="dxa"/>
+              <w:right w:w="120" w:type="dxa"/>
+            </w:tcMar>
+          </w:tcPr>
+          <w:p>
+            <w:r>
+              <w:rPr>
+                <w:sz w:val="18"/>
+                <w:szCs w:val="18"/>
+              </w:rPr>
+              <w:t>B6-5</w:t>
+            </w:r>
+          </w:p>
+        </w:tc>
+        <w:tc>
+          <w:tcPr>
+            <w:tcW w:w="2542" w:type="dxa"/>
+            <w:tcBorders>
+              <w:top w:val="single" w:sz="1" w:space="0" w:color="BBBBBB"/>
+              <w:left w:val="single" w:sz="1" w:space="0" w:color="BBBBBB"/>
+              <w:bottom w:val="single" w:sz="1" w:space="0" w:color="BBBBBB"/>
+              <w:right w:val="single" w:sz="1" w:space="0" w:color="BBBBBB"/>
+            </w:tcBorders>
+            <w:shd w:val="clear" w:color="auto" w:fill="F5F8FF"/>
+            <w:tcMar>
+              <w:top w:w="80" w:type="dxa"/>
+              <w:left w:w="120" w:type="dxa"/>
+              <w:bottom w:w="80" w:type="dxa"/>
+              <w:right w:w="120" w:type="dxa"/>
+            </w:tcMar>
+          </w:tcPr>
+          <w:p>
+            <w:r>
+              <w:rPr>
+                <w:sz w:val="18"/>
+                <w:szCs w:val="18"/>
+              </w:rPr>
+              <w:t>Решение сохраняется без обоснования.</w:t>
+            </w:r>
+          </w:p>
+        </w:tc>
+        <w:tc>
+          <w:tcPr>
+            <w:tcW w:w="3952" w:type="dxa"/>
+            <w:tcBorders>
+              <w:top w:val="single" w:sz="1" w:space="0" w:color="BBBBBB"/>
+              <w:left w:val="single" w:sz="1" w:space="0" w:color="BBBBBB"/>
+              <w:bottom w:val="single" w:sz="1" w:space="0" w:color="BBBBBB"/>
+              <w:right w:val="single" w:sz="1" w:space="0" w:color="BBBBBB"/>
+            </w:tcBorders>
+            <w:shd w:val="clear" w:color="auto" w:fill="F5F8FF"/>
             <w:tcMar>
               <w:top w:w="80" w:type="dxa"/>
               <w:left w:w="120" w:type="dxa"/>
@@ -9939,89 +9997,170 @@
                 <w:szCs w:val="18"/>
                 <w:lang w:val="en-US"/>
               </w:rPr>
-              <w:t xml:space="preserve">POST /experiments/status/completed </w:t>
-            </w:r>
-            <w:r>
-              <w:rPr>
-                <w:sz w:val="18"/>
-                <w:szCs w:val="18"/>
-              </w:rPr>
-              <w:t>с</w:t>
-            </w:r>
-            <w:r>
-              <w:rPr>
-                <w:sz w:val="18"/>
-                <w:szCs w:val="18"/>
-                <w:lang w:val="en-US"/>
-              </w:rPr>
-              <w:t xml:space="preserve"> result: ROLLOUT/ROLLBACK/DEFAULT.</w:t>
-            </w:r>
-          </w:p>
-        </w:tc>
-        <w:tc>
-          <w:tcPr>
-            <w:tcW w:w="2000" w:type="dxa"/>
-            <w:tcBorders>
-              <w:top w:val="single" w:sz="1" w:space="0" w:color="BBBBBB"/>
-              <w:left w:val="single" w:sz="1" w:space="0" w:color="BBBBBB"/>
-              <w:bottom w:val="single" w:sz="1" w:space="0" w:color="BBBBBB"/>
-              <w:right w:val="single" w:sz="1" w:space="0" w:color="BBBBBB"/>
-            </w:tcBorders>
-            <w:shd w:val="clear" w:color="auto" w:fill="FFFFFF"/>
-            <w:tcMar>
-              <w:top w:w="80" w:type="dxa"/>
-              <w:left w:w="120" w:type="dxa"/>
-              <w:bottom w:w="80" w:type="dxa"/>
-              <w:right w:w="120" w:type="dxa"/>
-            </w:tcMar>
-          </w:tcPr>
-          <w:p>
-            <w:r>
-              <w:rPr>
-                <w:sz w:val="18"/>
-                <w:szCs w:val="18"/>
-              </w:rPr>
-              <w:t>Завершить эксперимент с result=ROLLOUT → resultVariant_id заполнен.</w:t>
-            </w:r>
-          </w:p>
-        </w:tc>
-        <w:tc>
-          <w:tcPr>
-            <w:tcW w:w="1700" w:type="dxa"/>
-            <w:tcBorders>
-              <w:top w:val="single" w:sz="1" w:space="0" w:color="BBBBBB"/>
-              <w:left w:val="single" w:sz="1" w:space="0" w:color="BBBBBB"/>
-              <w:bottom w:val="single" w:sz="1" w:space="0" w:color="BBBBBB"/>
-              <w:right w:val="single" w:sz="1" w:space="0" w:color="BBBBBB"/>
-            </w:tcBorders>
-            <w:shd w:val="clear" w:color="auto" w:fill="FFFFFF"/>
-            <w:tcMar>
-              <w:top w:w="80" w:type="dxa"/>
-              <w:left w:w="120" w:type="dxa"/>
-              <w:bottom w:w="80" w:type="dxa"/>
-              <w:right w:w="120" w:type="dxa"/>
-            </w:tcMar>
-          </w:tcPr>
-          <w:p>
-            <w:r>
-              <w:rPr>
-                <w:sz w:val="18"/>
-                <w:szCs w:val="18"/>
-              </w:rPr>
-              <w:t>Эксперимент в RUNNING с событиями.</w:t>
-            </w:r>
-          </w:p>
-        </w:tc>
-        <w:tc>
-          <w:tcPr>
-            <w:tcW w:w="700" w:type="dxa"/>
-            <w:tcBorders>
-              <w:top w:val="single" w:sz="1" w:space="0" w:color="BBBBBB"/>
-              <w:left w:val="single" w:sz="1" w:space="0" w:color="BBBBBB"/>
-              <w:bottom w:val="single" w:sz="1" w:space="0" w:color="BBBBBB"/>
-              <w:right w:val="single" w:sz="1" w:space="0" w:color="BBBBBB"/>
-            </w:tcBorders>
-            <w:shd w:val="clear" w:color="auto" w:fill="FFFFFF"/>
+              <w:t>ExperimentSetCompletedSatusBody.comment (</w:t>
+            </w:r>
+            <w:r>
+              <w:rPr>
+                <w:sz w:val="18"/>
+                <w:szCs w:val="18"/>
+              </w:rPr>
+              <w:t>обязательное</w:t>
+            </w:r>
+            <w:r>
+              <w:rPr>
+                <w:sz w:val="18"/>
+                <w:szCs w:val="18"/>
+                <w:lang w:val="en-US"/>
+              </w:rPr>
+              <w:t xml:space="preserve"> </w:t>
+            </w:r>
+            <w:r>
+              <w:rPr>
+                <w:sz w:val="18"/>
+                <w:szCs w:val="18"/>
+              </w:rPr>
+              <w:t>поле</w:t>
+            </w:r>
+            <w:r>
+              <w:rPr>
+                <w:sz w:val="18"/>
+                <w:szCs w:val="18"/>
+                <w:lang w:val="en-US"/>
+              </w:rPr>
+              <w:t xml:space="preserve">). </w:t>
+            </w:r>
+            <w:r>
+              <w:rPr>
+                <w:sz w:val="18"/>
+                <w:szCs w:val="18"/>
+              </w:rPr>
+              <w:t>Сохраняется</w:t>
+            </w:r>
+            <w:r>
+              <w:rPr>
+                <w:sz w:val="18"/>
+                <w:szCs w:val="18"/>
+                <w:lang w:val="en-US"/>
+              </w:rPr>
+              <w:t xml:space="preserve"> </w:t>
+            </w:r>
+            <w:r>
+              <w:rPr>
+                <w:sz w:val="18"/>
+                <w:szCs w:val="18"/>
+              </w:rPr>
+              <w:t>в</w:t>
+            </w:r>
+            <w:r>
+              <w:rPr>
+                <w:sz w:val="18"/>
+                <w:szCs w:val="18"/>
+                <w:lang w:val="en-US"/>
+              </w:rPr>
+              <w:t xml:space="preserve"> Experiment.comment.</w:t>
+            </w:r>
+          </w:p>
+        </w:tc>
+        <w:tc>
+          <w:tcPr>
+            <w:tcW w:w="3202" w:type="dxa"/>
+            <w:tcBorders>
+              <w:top w:val="single" w:sz="1" w:space="0" w:color="BBBBBB"/>
+              <w:left w:val="single" w:sz="1" w:space="0" w:color="BBBBBB"/>
+              <w:bottom w:val="single" w:sz="1" w:space="0" w:color="BBBBBB"/>
+              <w:right w:val="single" w:sz="1" w:space="0" w:color="BBBBBB"/>
+            </w:tcBorders>
+            <w:shd w:val="clear" w:color="auto" w:fill="F5F8FF"/>
+            <w:tcMar>
+              <w:top w:w="80" w:type="dxa"/>
+              <w:left w:w="120" w:type="dxa"/>
+              <w:bottom w:w="80" w:type="dxa"/>
+              <w:right w:w="120" w:type="dxa"/>
+            </w:tcMar>
+          </w:tcPr>
+          <w:p>
+            <w:pPr>
+              <w:rPr>
+                <w:lang w:val="en-US"/>
+              </w:rPr>
+            </w:pPr>
+            <w:r>
+              <w:rPr>
+                <w:sz w:val="18"/>
+                <w:szCs w:val="18"/>
+                <w:lang w:val="en-US"/>
+              </w:rPr>
+              <w:t xml:space="preserve">GET /experiments/{code} → </w:t>
+            </w:r>
+            <w:r>
+              <w:rPr>
+                <w:sz w:val="18"/>
+                <w:szCs w:val="18"/>
+              </w:rPr>
+              <w:t>поле</w:t>
+            </w:r>
+            <w:r>
+              <w:rPr>
+                <w:sz w:val="18"/>
+                <w:szCs w:val="18"/>
+                <w:lang w:val="en-US"/>
+              </w:rPr>
+              <w:t xml:space="preserve"> comment </w:t>
+            </w:r>
+            <w:r>
+              <w:rPr>
+                <w:sz w:val="18"/>
+                <w:szCs w:val="18"/>
+              </w:rPr>
+              <w:t>присутствует</w:t>
+            </w:r>
+            <w:r>
+              <w:rPr>
+                <w:sz w:val="18"/>
+                <w:szCs w:val="18"/>
+                <w:lang w:val="en-US"/>
+              </w:rPr>
+              <w:t>.</w:t>
+            </w:r>
+          </w:p>
+        </w:tc>
+        <w:tc>
+          <w:tcPr>
+            <w:tcW w:w="1902" w:type="dxa"/>
+            <w:tcBorders>
+              <w:top w:val="single" w:sz="1" w:space="0" w:color="BBBBBB"/>
+              <w:left w:val="single" w:sz="1" w:space="0" w:color="BBBBBB"/>
+              <w:bottom w:val="single" w:sz="1" w:space="0" w:color="BBBBBB"/>
+              <w:right w:val="single" w:sz="1" w:space="0" w:color="BBBBBB"/>
+            </w:tcBorders>
+            <w:shd w:val="clear" w:color="auto" w:fill="F5F8FF"/>
+            <w:tcMar>
+              <w:top w:w="80" w:type="dxa"/>
+              <w:left w:w="120" w:type="dxa"/>
+              <w:bottom w:w="80" w:type="dxa"/>
+              <w:right w:w="120" w:type="dxa"/>
+            </w:tcMar>
+          </w:tcPr>
+          <w:p>
+            <w:r>
+              <w:rPr>
+                <w:sz w:val="18"/>
+                <w:szCs w:val="18"/>
+              </w:rPr>
+              <w:t>Завершённый эксперимент.</w:t>
+            </w:r>
+          </w:p>
+        </w:tc>
+        <w:tc>
+          <w:tcPr>
+            <w:tcW w:w="1301" w:type="dxa"/>
+            <w:tcBorders>
+              <w:top w:val="single" w:sz="1" w:space="0" w:color="BBBBBB"/>
+              <w:left w:val="single" w:sz="1" w:space="0" w:color="BBBBBB"/>
+              <w:bottom w:val="single" w:sz="1" w:space="0" w:color="BBBBBB"/>
+              <w:right w:val="single" w:sz="1" w:space="0" w:color="BBBBBB"/>
+            </w:tcBorders>
+            <w:shd w:val="clear" w:color="auto" w:fill="F5F8FF"/>
             <w:tcMar>
               <w:top w:w="80" w:type="dxa"/>
               <w:left w:w="120" w:type="dxa"/>
@@ -10043,95 +10182,122 @@
       <w:tr>
         <w:tc>
           <w:tcPr>
-            <w:tcW w:w="1100" w:type="dxa"/>
-            <w:tcBorders>
-              <w:top w:val="single" w:sz="1" w:space="0" w:color="BBBBBB"/>
-              <w:left w:val="single" w:sz="1" w:space="0" w:color="BBBBBB"/>
-              <w:bottom w:val="single" w:sz="1" w:space="0" w:color="BBBBBB"/>
-              <w:right w:val="single" w:sz="1" w:space="0" w:color="BBBBBB"/>
-            </w:tcBorders>
-            <w:shd w:val="clear" w:color="auto" w:fill="F5F8FF"/>
-            <w:tcMar>
-              <w:top w:w="80" w:type="dxa"/>
-              <w:left w:w="120" w:type="dxa"/>
-              <w:bottom w:w="80" w:type="dxa"/>
-              <w:right w:w="120" w:type="dxa"/>
-            </w:tcMar>
-          </w:tcPr>
-          <w:p>
-            <w:r>
-              <w:rPr>
-                <w:sz w:val="18"/>
-                <w:szCs w:val="18"/>
-              </w:rPr>
-              <w:t>2.6</w:t>
-            </w:r>
-          </w:p>
-        </w:tc>
-        <w:tc>
-          <w:tcPr>
-            <w:tcW w:w="800" w:type="dxa"/>
-            <w:tcBorders>
-              <w:top w:val="single" w:sz="1" w:space="0" w:color="BBBBBB"/>
-              <w:left w:val="single" w:sz="1" w:space="0" w:color="BBBBBB"/>
-              <w:bottom w:val="single" w:sz="1" w:space="0" w:color="BBBBBB"/>
-              <w:right w:val="single" w:sz="1" w:space="0" w:color="BBBBBB"/>
-            </w:tcBorders>
-            <w:shd w:val="clear" w:color="auto" w:fill="F5F8FF"/>
-            <w:tcMar>
-              <w:top w:w="80" w:type="dxa"/>
-              <w:left w:w="120" w:type="dxa"/>
-              <w:bottom w:w="80" w:type="dxa"/>
-              <w:right w:w="120" w:type="dxa"/>
-            </w:tcMar>
-          </w:tcPr>
-          <w:p>
-            <w:r>
-              <w:rPr>
-                <w:sz w:val="18"/>
-                <w:szCs w:val="18"/>
-              </w:rPr>
-              <w:t>B6-5</w:t>
-            </w:r>
-          </w:p>
-        </w:tc>
-        <w:tc>
-          <w:tcPr>
-            <w:tcW w:w="2000" w:type="dxa"/>
-            <w:tcBorders>
-              <w:top w:val="single" w:sz="1" w:space="0" w:color="BBBBBB"/>
-              <w:left w:val="single" w:sz="1" w:space="0" w:color="BBBBBB"/>
-              <w:bottom w:val="single" w:sz="1" w:space="0" w:color="BBBBBB"/>
-              <w:right w:val="single" w:sz="1" w:space="0" w:color="BBBBBB"/>
-            </w:tcBorders>
-            <w:shd w:val="clear" w:color="auto" w:fill="F5F8FF"/>
-            <w:tcMar>
-              <w:top w:w="80" w:type="dxa"/>
-              <w:left w:w="120" w:type="dxa"/>
-              <w:bottom w:w="80" w:type="dxa"/>
-              <w:right w:w="120" w:type="dxa"/>
-            </w:tcMar>
-          </w:tcPr>
-          <w:p>
-            <w:r>
-              <w:rPr>
-                <w:sz w:val="18"/>
-                <w:szCs w:val="18"/>
-              </w:rPr>
-              <w:t>Решение сохраняется без обоснования.</w:t>
-            </w:r>
-          </w:p>
-        </w:tc>
-        <w:tc>
-          <w:tcPr>
-            <w:tcW w:w="2200" w:type="dxa"/>
-            <w:tcBorders>
-              <w:top w:val="single" w:sz="1" w:space="0" w:color="BBBBBB"/>
-              <w:left w:val="single" w:sz="1" w:space="0" w:color="BBBBBB"/>
-              <w:bottom w:val="single" w:sz="1" w:space="0" w:color="BBBBBB"/>
-              <w:right w:val="single" w:sz="1" w:space="0" w:color="BBBBBB"/>
-            </w:tcBorders>
-            <w:shd w:val="clear" w:color="auto" w:fill="F5F8FF"/>
+            <w:tcW w:w="969" w:type="dxa"/>
+            <w:tcBorders>
+              <w:top w:val="single" w:sz="1" w:space="0" w:color="BBBBBB"/>
+              <w:left w:val="single" w:sz="1" w:space="0" w:color="BBBBBB"/>
+              <w:bottom w:val="single" w:sz="1" w:space="0" w:color="BBBBBB"/>
+              <w:right w:val="single" w:sz="1" w:space="0" w:color="BBBBBB"/>
+            </w:tcBorders>
+            <w:shd w:val="clear" w:color="auto" w:fill="FFFFFF"/>
+            <w:tcMar>
+              <w:top w:w="80" w:type="dxa"/>
+              <w:left w:w="120" w:type="dxa"/>
+              <w:bottom w:w="80" w:type="dxa"/>
+              <w:right w:w="120" w:type="dxa"/>
+            </w:tcMar>
+          </w:tcPr>
+          <w:p>
+            <w:r>
+              <w:rPr>
+                <w:sz w:val="18"/>
+                <w:szCs w:val="18"/>
+              </w:rPr>
+              <w:t>—</w:t>
+            </w:r>
+          </w:p>
+        </w:tc>
+        <w:tc>
+          <w:tcPr>
+            <w:tcW w:w="1065" w:type="dxa"/>
+            <w:tcBorders>
+              <w:top w:val="single" w:sz="1" w:space="0" w:color="BBBBBB"/>
+              <w:left w:val="single" w:sz="1" w:space="0" w:color="BBBBBB"/>
+              <w:bottom w:val="single" w:sz="1" w:space="0" w:color="BBBBBB"/>
+              <w:right w:val="single" w:sz="1" w:space="0" w:color="BBBBBB"/>
+            </w:tcBorders>
+            <w:shd w:val="clear" w:color="auto" w:fill="FFFFFF"/>
+            <w:tcMar>
+              <w:top w:w="80" w:type="dxa"/>
+              <w:left w:w="120" w:type="dxa"/>
+              <w:bottom w:w="80" w:type="dxa"/>
+              <w:right w:w="120" w:type="dxa"/>
+            </w:tcMar>
+          </w:tcPr>
+          <w:p>
+            <w:r>
+              <w:rPr>
+                <w:sz w:val="18"/>
+                <w:szCs w:val="18"/>
+              </w:rPr>
+              <w:t>B9-1</w:t>
+            </w:r>
+          </w:p>
+        </w:tc>
+        <w:tc>
+          <w:tcPr>
+            <w:tcW w:w="2542" w:type="dxa"/>
+            <w:tcBorders>
+              <w:top w:val="single" w:sz="1" w:space="0" w:color="BBBBBB"/>
+              <w:left w:val="single" w:sz="1" w:space="0" w:color="BBBBBB"/>
+              <w:bottom w:val="single" w:sz="1" w:space="0" w:color="BBBBBB"/>
+              <w:right w:val="single" w:sz="1" w:space="0" w:color="BBBBBB"/>
+            </w:tcBorders>
+            <w:shd w:val="clear" w:color="auto" w:fill="FFFFFF"/>
+            <w:tcMar>
+              <w:top w:w="80" w:type="dxa"/>
+              <w:left w:w="120" w:type="dxa"/>
+              <w:bottom w:w="80" w:type="dxa"/>
+              <w:right w:w="120" w:type="dxa"/>
+            </w:tcMar>
+          </w:tcPr>
+          <w:p>
+            <w:r>
+              <w:rPr>
+                <w:sz w:val="18"/>
+                <w:szCs w:val="18"/>
+              </w:rPr>
+              <w:t>Readiness не работает.</w:t>
+            </w:r>
+          </w:p>
+        </w:tc>
+        <w:tc>
+          <w:tcPr>
+            <w:tcW w:w="3952" w:type="dxa"/>
+            <w:tcBorders>
+              <w:top w:val="single" w:sz="1" w:space="0" w:color="BBBBBB"/>
+              <w:left w:val="single" w:sz="1" w:space="0" w:color="BBBBBB"/>
+              <w:bottom w:val="single" w:sz="1" w:space="0" w:color="BBBBBB"/>
+              <w:right w:val="single" w:sz="1" w:space="0" w:color="BBBBBB"/>
+            </w:tcBorders>
+            <w:shd w:val="clear" w:color="auto" w:fill="FFFFFF"/>
+            <w:tcMar>
+              <w:top w:w="80" w:type="dxa"/>
+              <w:left w:w="120" w:type="dxa"/>
+              <w:bottom w:w="80" w:type="dxa"/>
+              <w:right w:w="120" w:type="dxa"/>
+            </w:tcMar>
+          </w:tcPr>
+          <w:p>
+            <w:r>
+              <w:rPr>
+                <w:sz w:val="18"/>
+                <w:szCs w:val="18"/>
+              </w:rPr>
+              <w:t>/api/v1/ready проверяет SELECT 1 к БД. 200 если ОК, 503 если нет.</w:t>
+            </w:r>
+          </w:p>
+        </w:tc>
+        <w:tc>
+          <w:tcPr>
+            <w:tcW w:w="3202" w:type="dxa"/>
+            <w:tcBorders>
+              <w:top w:val="single" w:sz="1" w:space="0" w:color="BBBBBB"/>
+              <w:left w:val="single" w:sz="1" w:space="0" w:color="BBBBBB"/>
+              <w:bottom w:val="single" w:sz="1" w:space="0" w:color="BBBBBB"/>
+              <w:right w:val="single" w:sz="1" w:space="0" w:color="BBBBBB"/>
+            </w:tcBorders>
+            <w:shd w:val="clear" w:color="auto" w:fill="FFFFFF"/>
             <w:tcMar>
               <w:top w:w="80" w:type="dxa"/>
               <w:left w:w="120" w:type="dxa"/>
@@ -10151,14 +10317,14 @@
                 <w:szCs w:val="18"/>
                 <w:lang w:val="en-US"/>
               </w:rPr>
-              <w:t>ExperimentSetCompletedSatusBody.comment (</w:t>
-            </w:r>
-            <w:r>
-              <w:rPr>
-                <w:sz w:val="18"/>
-                <w:szCs w:val="18"/>
-              </w:rPr>
-              <w:t>обязательное</w:t>
+              <w:t xml:space="preserve">GET /api/v1/ready → {status: ready} </w:t>
+            </w:r>
+            <w:r>
+              <w:rPr>
+                <w:sz w:val="18"/>
+                <w:szCs w:val="18"/>
+              </w:rPr>
+              <w:t>при</w:t>
             </w:r>
             <w:r>
               <w:rPr>
@@ -10173,22 +10339,7 @@
                 <w:sz w:val="18"/>
                 <w:szCs w:val="18"/>
               </w:rPr>
-              <w:t>поле</w:t>
-            </w:r>
-            <w:r>
-              <w:rPr>
-                <w:sz w:val="18"/>
-                <w:szCs w:val="18"/>
-                <w:lang w:val="en-US"/>
-              </w:rPr>
-              <w:t xml:space="preserve">). </w:t>
-            </w:r>
-            <w:r>
-              <w:rPr>
-                <w:sz w:val="18"/>
-                <w:szCs w:val="18"/>
-              </w:rPr>
-              <w:t>Сохраняется</w:t>
+              <w:t>живой</w:t>
             </w:r>
             <w:r>
               <w:rPr>
@@ -10203,70 +10354,7 @@
                 <w:sz w:val="18"/>
                 <w:szCs w:val="18"/>
               </w:rPr>
-              <w:t>в</w:t>
-            </w:r>
-            <w:r>
-              <w:rPr>
-                <w:sz w:val="18"/>
-                <w:szCs w:val="18"/>
-                <w:lang w:val="en-US"/>
-              </w:rPr>
-              <w:t xml:space="preserve"> Experiment.comment.</w:t>
-            </w:r>
-          </w:p>
-        </w:tc>
-        <w:tc>
-          <w:tcPr>
-            <w:tcW w:w="2000" w:type="dxa"/>
-            <w:tcBorders>
-              <w:top w:val="single" w:sz="1" w:space="0" w:color="BBBBBB"/>
-              <w:left w:val="single" w:sz="1" w:space="0" w:color="BBBBBB"/>
-              <w:bottom w:val="single" w:sz="1" w:space="0" w:color="BBBBBB"/>
-              <w:right w:val="single" w:sz="1" w:space="0" w:color="BBBBBB"/>
-            </w:tcBorders>
-            <w:shd w:val="clear" w:color="auto" w:fill="F5F8FF"/>
-            <w:tcMar>
-              <w:top w:w="80" w:type="dxa"/>
-              <w:left w:w="120" w:type="dxa"/>
-              <w:bottom w:w="80" w:type="dxa"/>
-              <w:right w:w="120" w:type="dxa"/>
-            </w:tcMar>
-          </w:tcPr>
-          <w:p>
-            <w:pPr>
-              <w:rPr>
-                <w:lang w:val="en-US"/>
-              </w:rPr>
-            </w:pPr>
-            <w:r>
-              <w:rPr>
-                <w:sz w:val="18"/>
-                <w:szCs w:val="18"/>
-                <w:lang w:val="en-US"/>
-              </w:rPr>
-              <w:t xml:space="preserve">GET /experiments/{code} → </w:t>
-            </w:r>
-            <w:r>
-              <w:rPr>
-                <w:sz w:val="18"/>
-                <w:szCs w:val="18"/>
-              </w:rPr>
-              <w:t>поле</w:t>
-            </w:r>
-            <w:r>
-              <w:rPr>
-                <w:sz w:val="18"/>
-                <w:szCs w:val="18"/>
-                <w:lang w:val="en-US"/>
-              </w:rPr>
-              <w:t xml:space="preserve"> comment </w:t>
-            </w:r>
-            <w:r>
-              <w:rPr>
-                <w:sz w:val="18"/>
-                <w:szCs w:val="18"/>
-              </w:rPr>
-              <w:t>присутствует</w:t>
+              <w:t>БД</w:t>
             </w:r>
             <w:r>
               <w:rPr>
@@ -10280,41 +10368,41 @@
         </w:tc>
         <w:tc>
           <w:tcPr>
-            <w:tcW w:w="1700" w:type="dxa"/>
-            <w:tcBorders>
-              <w:top w:val="single" w:sz="1" w:space="0" w:color="BBBBBB"/>
-              <w:left w:val="single" w:sz="1" w:space="0" w:color="BBBBBB"/>
-              <w:bottom w:val="single" w:sz="1" w:space="0" w:color="BBBBBB"/>
-              <w:right w:val="single" w:sz="1" w:space="0" w:color="BBBBBB"/>
-            </w:tcBorders>
-            <w:shd w:val="clear" w:color="auto" w:fill="F5F8FF"/>
-            <w:tcMar>
-              <w:top w:w="80" w:type="dxa"/>
-              <w:left w:w="120" w:type="dxa"/>
-              <w:bottom w:w="80" w:type="dxa"/>
-              <w:right w:w="120" w:type="dxa"/>
-            </w:tcMar>
-          </w:tcPr>
-          <w:p>
-            <w:r>
-              <w:rPr>
-                <w:sz w:val="18"/>
-                <w:szCs w:val="18"/>
-              </w:rPr>
-              <w:t>Завершённый эксперимент.</w:t>
-            </w:r>
-          </w:p>
-        </w:tc>
-        <w:tc>
-          <w:tcPr>
-            <w:tcW w:w="700" w:type="dxa"/>
-            <w:tcBorders>
-              <w:top w:val="single" w:sz="1" w:space="0" w:color="BBBBBB"/>
-              <w:left w:val="single" w:sz="1" w:space="0" w:color="BBBBBB"/>
-              <w:bottom w:val="single" w:sz="1" w:space="0" w:color="BBBBBB"/>
-              <w:right w:val="single" w:sz="1" w:space="0" w:color="BBBBBB"/>
-            </w:tcBorders>
-            <w:shd w:val="clear" w:color="auto" w:fill="F5F8FF"/>
+            <w:tcW w:w="1902" w:type="dxa"/>
+            <w:tcBorders>
+              <w:top w:val="single" w:sz="1" w:space="0" w:color="BBBBBB"/>
+              <w:left w:val="single" w:sz="1" w:space="0" w:color="BBBBBB"/>
+              <w:bottom w:val="single" w:sz="1" w:space="0" w:color="BBBBBB"/>
+              <w:right w:val="single" w:sz="1" w:space="0" w:color="BBBBBB"/>
+            </w:tcBorders>
+            <w:shd w:val="clear" w:color="auto" w:fill="FFFFFF"/>
+            <w:tcMar>
+              <w:top w:w="80" w:type="dxa"/>
+              <w:left w:w="120" w:type="dxa"/>
+              <w:bottom w:w="80" w:type="dxa"/>
+              <w:right w:w="120" w:type="dxa"/>
+            </w:tcMar>
+          </w:tcPr>
+          <w:p>
+            <w:r>
+              <w:rPr>
+                <w:sz w:val="18"/>
+                <w:szCs w:val="18"/>
+              </w:rPr>
+              <w:t>Запущенная система.</w:t>
+            </w:r>
+          </w:p>
+        </w:tc>
+        <w:tc>
+          <w:tcPr>
+            <w:tcW w:w="1301" w:type="dxa"/>
+            <w:tcBorders>
+              <w:top w:val="single" w:sz="1" w:space="0" w:color="BBBBBB"/>
+              <w:left w:val="single" w:sz="1" w:space="0" w:color="BBBBBB"/>
+              <w:bottom w:val="single" w:sz="1" w:space="0" w:color="BBBBBB"/>
+              <w:right w:val="single" w:sz="1" w:space="0" w:color="BBBBBB"/>
+            </w:tcBorders>
+            <w:shd w:val="clear" w:color="auto" w:fill="FFFFFF"/>
             <w:tcMar>
               <w:top w:w="80" w:type="dxa"/>
               <w:left w:w="120" w:type="dxa"/>
@@ -10336,14 +10424,14 @@
       <w:tr>
         <w:tc>
           <w:tcPr>
-            <w:tcW w:w="1100" w:type="dxa"/>
-            <w:tcBorders>
-              <w:top w:val="single" w:sz="1" w:space="0" w:color="BBBBBB"/>
-              <w:left w:val="single" w:sz="1" w:space="0" w:color="BBBBBB"/>
-              <w:bottom w:val="single" w:sz="1" w:space="0" w:color="BBBBBB"/>
-              <w:right w:val="single" w:sz="1" w:space="0" w:color="BBBBBB"/>
-            </w:tcBorders>
-            <w:shd w:val="clear" w:color="auto" w:fill="FFFFFF"/>
+            <w:tcW w:w="969" w:type="dxa"/>
+            <w:tcBorders>
+              <w:top w:val="single" w:sz="1" w:space="0" w:color="BBBBBB"/>
+              <w:left w:val="single" w:sz="1" w:space="0" w:color="BBBBBB"/>
+              <w:bottom w:val="single" w:sz="1" w:space="0" w:color="BBBBBB"/>
+              <w:right w:val="single" w:sz="1" w:space="0" w:color="BBBBBB"/>
+            </w:tcBorders>
+            <w:shd w:val="clear" w:color="auto" w:fill="F5F8FF"/>
             <w:tcMar>
               <w:top w:w="80" w:type="dxa"/>
               <w:left w:w="120" w:type="dxa"/>
@@ -10363,173 +10451,122 @@
         </w:tc>
         <w:tc>
           <w:tcPr>
-            <w:tcW w:w="800" w:type="dxa"/>
-            <w:tcBorders>
-              <w:top w:val="single" w:sz="1" w:space="0" w:color="BBBBBB"/>
-              <w:left w:val="single" w:sz="1" w:space="0" w:color="BBBBBB"/>
-              <w:bottom w:val="single" w:sz="1" w:space="0" w:color="BBBBBB"/>
-              <w:right w:val="single" w:sz="1" w:space="0" w:color="BBBBBB"/>
-            </w:tcBorders>
-            <w:shd w:val="clear" w:color="auto" w:fill="FFFFFF"/>
-            <w:tcMar>
-              <w:top w:w="80" w:type="dxa"/>
-              <w:left w:w="120" w:type="dxa"/>
-              <w:bottom w:w="80" w:type="dxa"/>
-              <w:right w:w="120" w:type="dxa"/>
-            </w:tcMar>
-          </w:tcPr>
-          <w:p>
-            <w:r>
-              <w:rPr>
-                <w:sz w:val="18"/>
-                <w:szCs w:val="18"/>
-              </w:rPr>
-              <w:t>B9-1</w:t>
-            </w:r>
-          </w:p>
-        </w:tc>
-        <w:tc>
-          <w:tcPr>
-            <w:tcW w:w="2000" w:type="dxa"/>
-            <w:tcBorders>
-              <w:top w:val="single" w:sz="1" w:space="0" w:color="BBBBBB"/>
-              <w:left w:val="single" w:sz="1" w:space="0" w:color="BBBBBB"/>
-              <w:bottom w:val="single" w:sz="1" w:space="0" w:color="BBBBBB"/>
-              <w:right w:val="single" w:sz="1" w:space="0" w:color="BBBBBB"/>
-            </w:tcBorders>
-            <w:shd w:val="clear" w:color="auto" w:fill="FFFFFF"/>
-            <w:tcMar>
-              <w:top w:w="80" w:type="dxa"/>
-              <w:left w:w="120" w:type="dxa"/>
-              <w:bottom w:w="80" w:type="dxa"/>
-              <w:right w:w="120" w:type="dxa"/>
-            </w:tcMar>
-          </w:tcPr>
-          <w:p>
-            <w:r>
-              <w:rPr>
-                <w:sz w:val="18"/>
-                <w:szCs w:val="18"/>
-              </w:rPr>
-              <w:t>Readiness не работает.</w:t>
-            </w:r>
-          </w:p>
-        </w:tc>
-        <w:tc>
-          <w:tcPr>
-            <w:tcW w:w="2200" w:type="dxa"/>
-            <w:tcBorders>
-              <w:top w:val="single" w:sz="1" w:space="0" w:color="BBBBBB"/>
-              <w:left w:val="single" w:sz="1" w:space="0" w:color="BBBBBB"/>
-              <w:bottom w:val="single" w:sz="1" w:space="0" w:color="BBBBBB"/>
-              <w:right w:val="single" w:sz="1" w:space="0" w:color="BBBBBB"/>
-            </w:tcBorders>
-            <w:shd w:val="clear" w:color="auto" w:fill="FFFFFF"/>
-            <w:tcMar>
-              <w:top w:w="80" w:type="dxa"/>
-              <w:left w:w="120" w:type="dxa"/>
-              <w:bottom w:w="80" w:type="dxa"/>
-              <w:right w:w="120" w:type="dxa"/>
-            </w:tcMar>
-          </w:tcPr>
-          <w:p>
-            <w:r>
-              <w:rPr>
-                <w:sz w:val="18"/>
-                <w:szCs w:val="18"/>
-              </w:rPr>
-              <w:t>/api/v1/ready проверяет SELECT 1 к БД. 200 если ОК, 503 если нет.</w:t>
-            </w:r>
-          </w:p>
-        </w:tc>
-        <w:tc>
-          <w:tcPr>
-            <w:tcW w:w="2000" w:type="dxa"/>
-            <w:tcBorders>
-              <w:top w:val="single" w:sz="1" w:space="0" w:color="BBBBBB"/>
-              <w:left w:val="single" w:sz="1" w:space="0" w:color="BBBBBB"/>
-              <w:bottom w:val="single" w:sz="1" w:space="0" w:color="BBBBBB"/>
-              <w:right w:val="single" w:sz="1" w:space="0" w:color="BBBBBB"/>
-            </w:tcBorders>
-            <w:shd w:val="clear" w:color="auto" w:fill="FFFFFF"/>
-            <w:tcMar>
-              <w:top w:w="80" w:type="dxa"/>
-              <w:left w:w="120" w:type="dxa"/>
-              <w:bottom w:w="80" w:type="dxa"/>
-              <w:right w:w="120" w:type="dxa"/>
-            </w:tcMar>
-          </w:tcPr>
-          <w:p>
-            <w:pPr>
-              <w:rPr>
-                <w:lang w:val="en-US"/>
-              </w:rPr>
-            </w:pPr>
-            <w:r>
-              <w:rPr>
-                <w:sz w:val="18"/>
-                <w:szCs w:val="18"/>
-                <w:lang w:val="en-US"/>
-              </w:rPr>
-              <w:t xml:space="preserve">GET /api/v1/ready → {status: ready} </w:t>
-            </w:r>
-            <w:r>
-              <w:rPr>
-                <w:sz w:val="18"/>
-                <w:szCs w:val="18"/>
-              </w:rPr>
-              <w:t>при</w:t>
-            </w:r>
-            <w:r>
-              <w:rPr>
-                <w:sz w:val="18"/>
-                <w:szCs w:val="18"/>
-                <w:lang w:val="en-US"/>
-              </w:rPr>
-              <w:t xml:space="preserve"> </w:t>
-            </w:r>
-            <w:r>
-              <w:rPr>
-                <w:sz w:val="18"/>
-                <w:szCs w:val="18"/>
-              </w:rPr>
-              <w:t>живой</w:t>
-            </w:r>
-            <w:r>
-              <w:rPr>
-                <w:sz w:val="18"/>
-                <w:szCs w:val="18"/>
-                <w:lang w:val="en-US"/>
-              </w:rPr>
-              <w:t xml:space="preserve"> </w:t>
-            </w:r>
-            <w:r>
-              <w:rPr>
-                <w:sz w:val="18"/>
-                <w:szCs w:val="18"/>
-              </w:rPr>
-              <w:t>БД</w:t>
-            </w:r>
-            <w:r>
-              <w:rPr>
-                <w:sz w:val="18"/>
-                <w:szCs w:val="18"/>
-                <w:lang w:val="en-US"/>
-              </w:rPr>
-              <w:t>.</w:t>
-            </w:r>
-          </w:p>
-        </w:tc>
-        <w:tc>
-          <w:tcPr>
-            <w:tcW w:w="1700" w:type="dxa"/>
-            <w:tcBorders>
-              <w:top w:val="single" w:sz="1" w:space="0" w:color="BBBBBB"/>
-              <w:left w:val="single" w:sz="1" w:space="0" w:color="BBBBBB"/>
-              <w:bottom w:val="single" w:sz="1" w:space="0" w:color="BBBBBB"/>
-              <w:right w:val="single" w:sz="1" w:space="0" w:color="BBBBBB"/>
-            </w:tcBorders>
-            <w:shd w:val="clear" w:color="auto" w:fill="FFFFFF"/>
+            <w:tcW w:w="1065" w:type="dxa"/>
+            <w:tcBorders>
+              <w:top w:val="single" w:sz="1" w:space="0" w:color="BBBBBB"/>
+              <w:left w:val="single" w:sz="1" w:space="0" w:color="BBBBBB"/>
+              <w:bottom w:val="single" w:sz="1" w:space="0" w:color="BBBBBB"/>
+              <w:right w:val="single" w:sz="1" w:space="0" w:color="BBBBBB"/>
+            </w:tcBorders>
+            <w:shd w:val="clear" w:color="auto" w:fill="F5F8FF"/>
+            <w:tcMar>
+              <w:top w:w="80" w:type="dxa"/>
+              <w:left w:w="120" w:type="dxa"/>
+              <w:bottom w:w="80" w:type="dxa"/>
+              <w:right w:w="120" w:type="dxa"/>
+            </w:tcMar>
+          </w:tcPr>
+          <w:p>
+            <w:r>
+              <w:rPr>
+                <w:sz w:val="18"/>
+                <w:szCs w:val="18"/>
+              </w:rPr>
+              <w:t>B9-2</w:t>
+            </w:r>
+          </w:p>
+        </w:tc>
+        <w:tc>
+          <w:tcPr>
+            <w:tcW w:w="2542" w:type="dxa"/>
+            <w:tcBorders>
+              <w:top w:val="single" w:sz="1" w:space="0" w:color="BBBBBB"/>
+              <w:left w:val="single" w:sz="1" w:space="0" w:color="BBBBBB"/>
+              <w:bottom w:val="single" w:sz="1" w:space="0" w:color="BBBBBB"/>
+              <w:right w:val="single" w:sz="1" w:space="0" w:color="BBBBBB"/>
+            </w:tcBorders>
+            <w:shd w:val="clear" w:color="auto" w:fill="F5F8FF"/>
+            <w:tcMar>
+              <w:top w:w="80" w:type="dxa"/>
+              <w:left w:w="120" w:type="dxa"/>
+              <w:bottom w:w="80" w:type="dxa"/>
+              <w:right w:w="120" w:type="dxa"/>
+            </w:tcMar>
+          </w:tcPr>
+          <w:p>
+            <w:r>
+              <w:rPr>
+                <w:sz w:val="18"/>
+                <w:szCs w:val="18"/>
+              </w:rPr>
+              <w:t>Liveness не работает.</w:t>
+            </w:r>
+          </w:p>
+        </w:tc>
+        <w:tc>
+          <w:tcPr>
+            <w:tcW w:w="3952" w:type="dxa"/>
+            <w:tcBorders>
+              <w:top w:val="single" w:sz="1" w:space="0" w:color="BBBBBB"/>
+              <w:left w:val="single" w:sz="1" w:space="0" w:color="BBBBBB"/>
+              <w:bottom w:val="single" w:sz="1" w:space="0" w:color="BBBBBB"/>
+              <w:right w:val="single" w:sz="1" w:space="0" w:color="BBBBBB"/>
+            </w:tcBorders>
+            <w:shd w:val="clear" w:color="auto" w:fill="F5F8FF"/>
+            <w:tcMar>
+              <w:top w:w="80" w:type="dxa"/>
+              <w:left w:w="120" w:type="dxa"/>
+              <w:bottom w:w="80" w:type="dxa"/>
+              <w:right w:w="120" w:type="dxa"/>
+            </w:tcMar>
+          </w:tcPr>
+          <w:p>
+            <w:r>
+              <w:rPr>
+                <w:sz w:val="18"/>
+                <w:szCs w:val="18"/>
+              </w:rPr>
+              <w:t>/api/v1/health → {status: healthy} всегда при живом процессе.</w:t>
+            </w:r>
+          </w:p>
+        </w:tc>
+        <w:tc>
+          <w:tcPr>
+            <w:tcW w:w="3202" w:type="dxa"/>
+            <w:tcBorders>
+              <w:top w:val="single" w:sz="1" w:space="0" w:color="BBBBBB"/>
+              <w:left w:val="single" w:sz="1" w:space="0" w:color="BBBBBB"/>
+              <w:bottom w:val="single" w:sz="1" w:space="0" w:color="BBBBBB"/>
+              <w:right w:val="single" w:sz="1" w:space="0" w:color="BBBBBB"/>
+            </w:tcBorders>
+            <w:shd w:val="clear" w:color="auto" w:fill="F5F8FF"/>
+            <w:tcMar>
+              <w:top w:w="80" w:type="dxa"/>
+              <w:left w:w="120" w:type="dxa"/>
+              <w:bottom w:w="80" w:type="dxa"/>
+              <w:right w:w="120" w:type="dxa"/>
+            </w:tcMar>
+          </w:tcPr>
+          <w:p>
+            <w:r>
+              <w:rPr>
+                <w:sz w:val="18"/>
+                <w:szCs w:val="18"/>
+              </w:rPr>
+              <w:t>GET /api/v1/health → 200.</w:t>
+            </w:r>
+          </w:p>
+        </w:tc>
+        <w:tc>
+          <w:tcPr>
+            <w:tcW w:w="1902" w:type="dxa"/>
+            <w:tcBorders>
+              <w:top w:val="single" w:sz="1" w:space="0" w:color="BBBBBB"/>
+              <w:left w:val="single" w:sz="1" w:space="0" w:color="BBBBBB"/>
+              <w:bottom w:val="single" w:sz="1" w:space="0" w:color="BBBBBB"/>
+              <w:right w:val="single" w:sz="1" w:space="0" w:color="BBBBBB"/>
+            </w:tcBorders>
+            <w:shd w:val="clear" w:color="auto" w:fill="F5F8FF"/>
             <w:tcMar>
               <w:top w:w="80" w:type="dxa"/>
               <w:left w:w="120" w:type="dxa"/>
@@ -10549,14 +10586,14 @@
         </w:tc>
         <w:tc>
           <w:tcPr>
-            <w:tcW w:w="700" w:type="dxa"/>
-            <w:tcBorders>
-              <w:top w:val="single" w:sz="1" w:space="0" w:color="BBBBBB"/>
-              <w:left w:val="single" w:sz="1" w:space="0" w:color="BBBBBB"/>
-              <w:bottom w:val="single" w:sz="1" w:space="0" w:color="BBBBBB"/>
-              <w:right w:val="single" w:sz="1" w:space="0" w:color="BBBBBB"/>
-            </w:tcBorders>
-            <w:shd w:val="clear" w:color="auto" w:fill="FFFFFF"/>
+            <w:tcW w:w="1301" w:type="dxa"/>
+            <w:tcBorders>
+              <w:top w:val="single" w:sz="1" w:space="0" w:color="BBBBBB"/>
+              <w:left w:val="single" w:sz="1" w:space="0" w:color="BBBBBB"/>
+              <w:bottom w:val="single" w:sz="1" w:space="0" w:color="BBBBBB"/>
+              <w:right w:val="single" w:sz="1" w:space="0" w:color="BBBBBB"/>
+            </w:tcBorders>
+            <w:shd w:val="clear" w:color="auto" w:fill="F5F8FF"/>
             <w:tcMar>
               <w:top w:w="80" w:type="dxa"/>
               <w:left w:w="120" w:type="dxa"/>
@@ -10578,14 +10615,14 @@
       <w:tr>
         <w:tc>
           <w:tcPr>
-            <w:tcW w:w="1100" w:type="dxa"/>
-            <w:tcBorders>
-              <w:top w:val="single" w:sz="1" w:space="0" w:color="BBBBBB"/>
-              <w:left w:val="single" w:sz="1" w:space="0" w:color="BBBBBB"/>
-              <w:bottom w:val="single" w:sz="1" w:space="0" w:color="BBBBBB"/>
-              <w:right w:val="single" w:sz="1" w:space="0" w:color="BBBBBB"/>
-            </w:tcBorders>
-            <w:shd w:val="clear" w:color="auto" w:fill="F5F8FF"/>
+            <w:tcW w:w="969" w:type="dxa"/>
+            <w:tcBorders>
+              <w:top w:val="single" w:sz="1" w:space="0" w:color="BBBBBB"/>
+              <w:left w:val="single" w:sz="1" w:space="0" w:color="BBBBBB"/>
+              <w:bottom w:val="single" w:sz="1" w:space="0" w:color="BBBBBB"/>
+              <w:right w:val="single" w:sz="1" w:space="0" w:color="BBBBBB"/>
+            </w:tcBorders>
+            <w:shd w:val="clear" w:color="auto" w:fill="FFFFFF"/>
             <w:tcMar>
               <w:top w:w="80" w:type="dxa"/>
               <w:left w:w="120" w:type="dxa"/>
@@ -10605,171 +10642,121 @@
         </w:tc>
         <w:tc>
           <w:tcPr>
-            <w:tcW w:w="800" w:type="dxa"/>
-            <w:tcBorders>
-              <w:top w:val="single" w:sz="1" w:space="0" w:color="BBBBBB"/>
-              <w:left w:val="single" w:sz="1" w:space="0" w:color="BBBBBB"/>
-              <w:bottom w:val="single" w:sz="1" w:space="0" w:color="BBBBBB"/>
-              <w:right w:val="single" w:sz="1" w:space="0" w:color="BBBBBB"/>
-            </w:tcBorders>
-            <w:shd w:val="clear" w:color="auto" w:fill="F5F8FF"/>
-            <w:tcMar>
-              <w:top w:w="80" w:type="dxa"/>
-              <w:left w:w="120" w:type="dxa"/>
-              <w:bottom w:w="80" w:type="dxa"/>
-              <w:right w:w="120" w:type="dxa"/>
-            </w:tcMar>
-          </w:tcPr>
-          <w:p>
-            <w:r>
-              <w:rPr>
-                <w:sz w:val="18"/>
-                <w:szCs w:val="18"/>
-              </w:rPr>
-              <w:t>B9-2</w:t>
-            </w:r>
-          </w:p>
-        </w:tc>
-        <w:tc>
-          <w:tcPr>
-            <w:tcW w:w="2000" w:type="dxa"/>
-            <w:tcBorders>
-              <w:top w:val="single" w:sz="1" w:space="0" w:color="BBBBBB"/>
-              <w:left w:val="single" w:sz="1" w:space="0" w:color="BBBBBB"/>
-              <w:bottom w:val="single" w:sz="1" w:space="0" w:color="BBBBBB"/>
-              <w:right w:val="single" w:sz="1" w:space="0" w:color="BBBBBB"/>
-            </w:tcBorders>
-            <w:shd w:val="clear" w:color="auto" w:fill="F5F8FF"/>
-            <w:tcMar>
-              <w:top w:w="80" w:type="dxa"/>
-              <w:left w:w="120" w:type="dxa"/>
-              <w:bottom w:w="80" w:type="dxa"/>
-              <w:right w:w="120" w:type="dxa"/>
-            </w:tcMar>
-          </w:tcPr>
-          <w:p>
-            <w:r>
-              <w:rPr>
-                <w:sz w:val="18"/>
-                <w:szCs w:val="18"/>
-              </w:rPr>
-              <w:t>Liveness не работает.</w:t>
-            </w:r>
-          </w:p>
-        </w:tc>
-        <w:tc>
-          <w:tcPr>
-            <w:tcW w:w="2200" w:type="dxa"/>
-            <w:tcBorders>
-              <w:top w:val="single" w:sz="1" w:space="0" w:color="BBBBBB"/>
-              <w:left w:val="single" w:sz="1" w:space="0" w:color="BBBBBB"/>
-              <w:bottom w:val="single" w:sz="1" w:space="0" w:color="BBBBBB"/>
-              <w:right w:val="single" w:sz="1" w:space="0" w:color="BBBBBB"/>
-            </w:tcBorders>
-            <w:shd w:val="clear" w:color="auto" w:fill="F5F8FF"/>
-            <w:tcMar>
-              <w:top w:w="80" w:type="dxa"/>
-              <w:left w:w="120" w:type="dxa"/>
-              <w:bottom w:w="80" w:type="dxa"/>
-              <w:right w:w="120" w:type="dxa"/>
-            </w:tcMar>
-          </w:tcPr>
-          <w:p>
-            <w:r>
-              <w:rPr>
-                <w:sz w:val="18"/>
-                <w:szCs w:val="18"/>
-              </w:rPr>
-              <w:t>/api/v1/health → {status: healthy} всегда при живом процессе.</w:t>
-            </w:r>
-          </w:p>
-        </w:tc>
-        <w:tc>
-          <w:tcPr>
-            <w:tcW w:w="2000" w:type="dxa"/>
-            <w:tcBorders>
-              <w:top w:val="single" w:sz="1" w:space="0" w:color="BBBBBB"/>
-              <w:left w:val="single" w:sz="1" w:space="0" w:color="BBBBBB"/>
-              <w:bottom w:val="single" w:sz="1" w:space="0" w:color="BBBBBB"/>
-              <w:right w:val="single" w:sz="1" w:space="0" w:color="BBBBBB"/>
-            </w:tcBorders>
-            <w:shd w:val="clear" w:color="auto" w:fill="F5F8FF"/>
-            <w:tcMar>
-              <w:top w:w="80" w:type="dxa"/>
-              <w:left w:w="120" w:type="dxa"/>
-              <w:bottom w:w="80" w:type="dxa"/>
-              <w:right w:w="120" w:type="dxa"/>
-            </w:tcMar>
-          </w:tcPr>
-          <w:p>
-            <w:r>
-              <w:rPr>
-                <w:sz w:val="18"/>
-                <w:szCs w:val="18"/>
-              </w:rPr>
-              <w:t>GET /api/v1/health → 200.</w:t>
-            </w:r>
-          </w:p>
-        </w:tc>
-        <w:tc>
-          <w:tcPr>
-            <w:tcW w:w="1700" w:type="dxa"/>
-            <w:tcBorders>
-              <w:top w:val="single" w:sz="1" w:space="0" w:color="BBBBBB"/>
-              <w:left w:val="single" w:sz="1" w:space="0" w:color="BBBBBB"/>
-              <w:bottom w:val="single" w:sz="1" w:space="0" w:color="BBBBBB"/>
-              <w:right w:val="single" w:sz="1" w:space="0" w:color="BBBBBB"/>
-            </w:tcBorders>
-            <w:shd w:val="clear" w:color="auto" w:fill="F5F8FF"/>
-            <w:tcMar>
-              <w:top w:w="80" w:type="dxa"/>
-              <w:left w:w="120" w:type="dxa"/>
-              <w:bottom w:w="80" w:type="dxa"/>
-              <w:right w:w="120" w:type="dxa"/>
-            </w:tcMar>
-          </w:tcPr>
-          <w:p>
-            <w:r>
-              <w:rPr>
-                <w:sz w:val="18"/>
-                <w:szCs w:val="18"/>
-              </w:rPr>
-              <w:t>Запущенная система.</w:t>
-            </w:r>
-          </w:p>
-        </w:tc>
-        <w:tc>
-          <w:tcPr>
-            <w:tcW w:w="700" w:type="dxa"/>
-            <w:tcBorders>
-              <w:top w:val="single" w:sz="1" w:space="0" w:color="BBBBBB"/>
-              <w:left w:val="single" w:sz="1" w:space="0" w:color="BBBBBB"/>
-              <w:bottom w:val="single" w:sz="1" w:space="0" w:color="BBBBBB"/>
-              <w:right w:val="single" w:sz="1" w:space="0" w:color="BBBBBB"/>
-            </w:tcBorders>
-            <w:shd w:val="clear" w:color="auto" w:fill="F5F8FF"/>
-            <w:tcMar>
-              <w:top w:w="80" w:type="dxa"/>
-              <w:left w:w="120" w:type="dxa"/>
-              <w:bottom w:w="80" w:type="dxa"/>
-              <w:right w:w="120" w:type="dxa"/>
-            </w:tcMar>
-          </w:tcPr>
-          <w:p>
-            <w:r>
-              <w:rPr>
-                <w:sz w:val="18"/>
-                <w:szCs w:val="18"/>
-              </w:rPr>
-              <w:t>✅</w:t>
-            </w:r>
-          </w:p>
-        </w:tc>
-      </w:tr>
-      <w:tr>
-        <w:tc>
-          <w:tcPr>
-            <w:tcW w:w="1100" w:type="dxa"/>
+            <w:tcW w:w="1065" w:type="dxa"/>
+            <w:tcBorders>
+              <w:top w:val="single" w:sz="1" w:space="0" w:color="BBBBBB"/>
+              <w:left w:val="single" w:sz="1" w:space="0" w:color="BBBBBB"/>
+              <w:bottom w:val="single" w:sz="1" w:space="0" w:color="BBBBBB"/>
+              <w:right w:val="single" w:sz="1" w:space="0" w:color="BBBBBB"/>
+            </w:tcBorders>
+            <w:shd w:val="clear" w:color="auto" w:fill="FFFFFF"/>
+            <w:tcMar>
+              <w:top w:w="80" w:type="dxa"/>
+              <w:left w:w="120" w:type="dxa"/>
+              <w:bottom w:w="80" w:type="dxa"/>
+              <w:right w:w="120" w:type="dxa"/>
+            </w:tcMar>
+          </w:tcPr>
+          <w:p>
+            <w:r>
+              <w:rPr>
+                <w:sz w:val="18"/>
+                <w:szCs w:val="18"/>
+              </w:rPr>
+              <w:t>B10-1/2</w:t>
+            </w:r>
+          </w:p>
+        </w:tc>
+        <w:tc>
+          <w:tcPr>
+            <w:tcW w:w="2542" w:type="dxa"/>
+            <w:tcBorders>
+              <w:top w:val="single" w:sz="1" w:space="0" w:color="BBBBBB"/>
+              <w:left w:val="single" w:sz="1" w:space="0" w:color="BBBBBB"/>
+              <w:bottom w:val="single" w:sz="1" w:space="0" w:color="BBBBBB"/>
+              <w:right w:val="single" w:sz="1" w:space="0" w:color="BBBBBB"/>
+            </w:tcBorders>
+            <w:shd w:val="clear" w:color="auto" w:fill="FFFFFF"/>
+            <w:tcMar>
+              <w:top w:w="80" w:type="dxa"/>
+              <w:left w:w="120" w:type="dxa"/>
+              <w:bottom w:w="80" w:type="dxa"/>
+              <w:right w:w="120" w:type="dxa"/>
+            </w:tcMar>
+          </w:tcPr>
+          <w:p>
+            <w:r>
+              <w:rPr>
+                <w:sz w:val="18"/>
+                <w:szCs w:val="18"/>
+              </w:rPr>
+              <w:t>Нет линтинга/форматирования.</w:t>
+            </w:r>
+          </w:p>
+        </w:tc>
+        <w:tc>
+          <w:tcPr>
+            <w:tcW w:w="3952" w:type="dxa"/>
+            <w:tcBorders>
+              <w:top w:val="single" w:sz="1" w:space="0" w:color="BBBBBB"/>
+              <w:left w:val="single" w:sz="1" w:space="0" w:color="BBBBBB"/>
+              <w:bottom w:val="single" w:sz="1" w:space="0" w:color="BBBBBB"/>
+              <w:right w:val="single" w:sz="1" w:space="0" w:color="BBBBBB"/>
+            </w:tcBorders>
+            <w:shd w:val="clear" w:color="auto" w:fill="FFFFFF"/>
+            <w:tcMar>
+              <w:top w:w="80" w:type="dxa"/>
+              <w:left w:w="120" w:type="dxa"/>
+              <w:bottom w:w="80" w:type="dxa"/>
+              <w:right w:w="120" w:type="dxa"/>
+            </w:tcMar>
+          </w:tcPr>
+          <w:p>
+            <w:r>
+              <w:rPr>
+                <w:sz w:val="18"/>
+                <w:szCs w:val="18"/>
+              </w:rPr>
+              <w:t>ruff.toml с 15+ плагинами. Команды: ruff check . / ruff format .</w:t>
+            </w:r>
+          </w:p>
+        </w:tc>
+        <w:tc>
+          <w:tcPr>
+            <w:tcW w:w="3202" w:type="dxa"/>
+            <w:tcBorders>
+              <w:top w:val="single" w:sz="1" w:space="0" w:color="BBBBBB"/>
+              <w:left w:val="single" w:sz="1" w:space="0" w:color="BBBBBB"/>
+              <w:bottom w:val="single" w:sz="1" w:space="0" w:color="BBBBBB"/>
+              <w:right w:val="single" w:sz="1" w:space="0" w:color="BBBBBB"/>
+            </w:tcBorders>
+            <w:shd w:val="clear" w:color="auto" w:fill="FFFFFF"/>
+            <w:tcMar>
+              <w:top w:w="80" w:type="dxa"/>
+              <w:left w:w="120" w:type="dxa"/>
+              <w:bottom w:w="80" w:type="dxa"/>
+              <w:right w:w="120" w:type="dxa"/>
+            </w:tcMar>
+          </w:tcPr>
+          <w:p>
+            <w:pPr>
+              <w:rPr>
+                <w:lang w:val="en-US"/>
+              </w:rPr>
+            </w:pPr>
+            <w:r>
+              <w:rPr>
+                <w:sz w:val="18"/>
+                <w:szCs w:val="18"/>
+                <w:lang w:val="en-US"/>
+              </w:rPr>
+              <w:t>cd src &amp;&amp; ruff check . &amp;&amp; ruff format . --check</w:t>
+            </w:r>
+          </w:p>
+        </w:tc>
+        <w:tc>
+          <w:tcPr>
+            <w:tcW w:w="1902" w:type="dxa"/>
             <w:tcBorders>
               <w:top w:val="single" w:sz="1" w:space="0" w:color="BBBBBB"/>
               <w:left w:val="single" w:sz="1" w:space="0" w:color="BBBBBB"/>
@@ -10796,148 +10783,7 @@
         </w:tc>
         <w:tc>
           <w:tcPr>
-            <w:tcW w:w="800" w:type="dxa"/>
-            <w:tcBorders>
-              <w:top w:val="single" w:sz="1" w:space="0" w:color="BBBBBB"/>
-              <w:left w:val="single" w:sz="1" w:space="0" w:color="BBBBBB"/>
-              <w:bottom w:val="single" w:sz="1" w:space="0" w:color="BBBBBB"/>
-              <w:right w:val="single" w:sz="1" w:space="0" w:color="BBBBBB"/>
-            </w:tcBorders>
-            <w:shd w:val="clear" w:color="auto" w:fill="FFFFFF"/>
-            <w:tcMar>
-              <w:top w:w="80" w:type="dxa"/>
-              <w:left w:w="120" w:type="dxa"/>
-              <w:bottom w:w="80" w:type="dxa"/>
-              <w:right w:w="120" w:type="dxa"/>
-            </w:tcMar>
-          </w:tcPr>
-          <w:p>
-            <w:r>
-              <w:rPr>
-                <w:sz w:val="18"/>
-                <w:szCs w:val="18"/>
-              </w:rPr>
-              <w:t>B10-1/2</w:t>
-            </w:r>
-          </w:p>
-        </w:tc>
-        <w:tc>
-          <w:tcPr>
-            <w:tcW w:w="2000" w:type="dxa"/>
-            <w:tcBorders>
-              <w:top w:val="single" w:sz="1" w:space="0" w:color="BBBBBB"/>
-              <w:left w:val="single" w:sz="1" w:space="0" w:color="BBBBBB"/>
-              <w:bottom w:val="single" w:sz="1" w:space="0" w:color="BBBBBB"/>
-              <w:right w:val="single" w:sz="1" w:space="0" w:color="BBBBBB"/>
-            </w:tcBorders>
-            <w:shd w:val="clear" w:color="auto" w:fill="FFFFFF"/>
-            <w:tcMar>
-              <w:top w:w="80" w:type="dxa"/>
-              <w:left w:w="120" w:type="dxa"/>
-              <w:bottom w:w="80" w:type="dxa"/>
-              <w:right w:w="120" w:type="dxa"/>
-            </w:tcMar>
-          </w:tcPr>
-          <w:p>
-            <w:r>
-              <w:rPr>
-                <w:sz w:val="18"/>
-                <w:szCs w:val="18"/>
-              </w:rPr>
-              <w:t>Нет линтинга/форматирования.</w:t>
-            </w:r>
-          </w:p>
-        </w:tc>
-        <w:tc>
-          <w:tcPr>
-            <w:tcW w:w="2200" w:type="dxa"/>
-            <w:tcBorders>
-              <w:top w:val="single" w:sz="1" w:space="0" w:color="BBBBBB"/>
-              <w:left w:val="single" w:sz="1" w:space="0" w:color="BBBBBB"/>
-              <w:bottom w:val="single" w:sz="1" w:space="0" w:color="BBBBBB"/>
-              <w:right w:val="single" w:sz="1" w:space="0" w:color="BBBBBB"/>
-            </w:tcBorders>
-            <w:shd w:val="clear" w:color="auto" w:fill="FFFFFF"/>
-            <w:tcMar>
-              <w:top w:w="80" w:type="dxa"/>
-              <w:left w:w="120" w:type="dxa"/>
-              <w:bottom w:w="80" w:type="dxa"/>
-              <w:right w:w="120" w:type="dxa"/>
-            </w:tcMar>
-          </w:tcPr>
-          <w:p>
-            <w:r>
-              <w:rPr>
-                <w:sz w:val="18"/>
-                <w:szCs w:val="18"/>
-              </w:rPr>
-              <w:t>ruff.toml с 15+ плагинами. Команды: ruff check . / ruff format .</w:t>
-            </w:r>
-          </w:p>
-        </w:tc>
-        <w:tc>
-          <w:tcPr>
-            <w:tcW w:w="2000" w:type="dxa"/>
-            <w:tcBorders>
-              <w:top w:val="single" w:sz="1" w:space="0" w:color="BBBBBB"/>
-              <w:left w:val="single" w:sz="1" w:space="0" w:color="BBBBBB"/>
-              <w:bottom w:val="single" w:sz="1" w:space="0" w:color="BBBBBB"/>
-              <w:right w:val="single" w:sz="1" w:space="0" w:color="BBBBBB"/>
-            </w:tcBorders>
-            <w:shd w:val="clear" w:color="auto" w:fill="FFFFFF"/>
-            <w:tcMar>
-              <w:top w:w="80" w:type="dxa"/>
-              <w:left w:w="120" w:type="dxa"/>
-              <w:bottom w:w="80" w:type="dxa"/>
-              <w:right w:w="120" w:type="dxa"/>
-            </w:tcMar>
-          </w:tcPr>
-          <w:p>
-            <w:pPr>
-              <w:rPr>
-                <w:lang w:val="en-US"/>
-              </w:rPr>
-            </w:pPr>
-            <w:r>
-              <w:rPr>
-                <w:sz w:val="18"/>
-                <w:szCs w:val="18"/>
-                <w:lang w:val="en-US"/>
-              </w:rPr>
-              <w:t>cd src &amp;&amp; ruff check . &amp;&amp; ruff format . --check</w:t>
-            </w:r>
-          </w:p>
-        </w:tc>
-        <w:tc>
-          <w:tcPr>
-            <w:tcW w:w="1700" w:type="dxa"/>
-            <w:tcBorders>
-              <w:top w:val="single" w:sz="1" w:space="0" w:color="BBBBBB"/>
-              <w:left w:val="single" w:sz="1" w:space="0" w:color="BBBBBB"/>
-              <w:bottom w:val="single" w:sz="1" w:space="0" w:color="BBBBBB"/>
-              <w:right w:val="single" w:sz="1" w:space="0" w:color="BBBBBB"/>
-            </w:tcBorders>
-            <w:shd w:val="clear" w:color="auto" w:fill="FFFFFF"/>
-            <w:tcMar>
-              <w:top w:w="80" w:type="dxa"/>
-              <w:left w:w="120" w:type="dxa"/>
-              <w:bottom w:w="80" w:type="dxa"/>
-              <w:right w:w="120" w:type="dxa"/>
-            </w:tcMar>
-          </w:tcPr>
-          <w:p>
-            <w:r>
-              <w:rPr>
-                <w:sz w:val="18"/>
-                <w:szCs w:val="18"/>
-              </w:rPr>
-              <w:t>—</w:t>
-            </w:r>
-          </w:p>
-        </w:tc>
-        <w:tc>
-          <w:tcPr>
-            <w:tcW w:w="700" w:type="dxa"/>
+            <w:tcW w:w="1301" w:type="dxa"/>
             <w:tcBorders>
               <w:top w:val="single" w:sz="1" w:space="0" w:color="BBBBBB"/>
               <w:left w:val="single" w:sz="1" w:space="0" w:color="BBBBBB"/>
@@ -10988,7 +10834,6 @@
     </w:p>
     <w:p>
       <w:r>
-        <w:lastRenderedPageBreak/>
         <w:t>Обоснование: Гарантирует stickiness (один пользователь всегда видит один вариант), детерминизм и отсутствие race conditions при параллельных запросах.</w:t>
       </w:r>
     </w:p>
@@ -11013,6 +10858,7 @@
     </w:p>
     <w:p>
       <w:r>
+        <w:lastRenderedPageBreak/>
         <w:t>Обоснование: Полный аудит истории, GET /experiments/history/{code} возвращает все версии.</w:t>
       </w:r>
     </w:p>
@@ -11163,7 +11009,6 @@
                 <w:sz w:val="18"/>
                 <w:szCs w:val="18"/>
               </w:rPr>
-              <w:lastRenderedPageBreak/>
               <w:t>Ограничение</w:t>
             </w:r>
           </w:p>
@@ -11576,6 +11421,7 @@
                 <w:sz w:val="18"/>
                 <w:szCs w:val="18"/>
               </w:rPr>
+              <w:lastRenderedPageBreak/>
               <w:t>P95_LATENCY — не является настоящим персентилем</w:t>
             </w:r>
           </w:p>
@@ -13132,7 +12978,6 @@
                 <w:sz w:val="18"/>
                 <w:szCs w:val="18"/>
               </w:rPr>
-              <w:lastRenderedPageBreak/>
               <w:t>PostgreSQL 15</w:t>
             </w:r>
           </w:p>
@@ -13278,6 +13123,7 @@
                 <w:sz w:val="18"/>
                 <w:szCs w:val="18"/>
               </w:rPr>
+              <w:lastRenderedPageBreak/>
               <w:t>Компонент</w:t>
             </w:r>
           </w:p>
